--- a/CAMBRIDGE/bitacora/B_Bitacora_Completa.docx
+++ b/CAMBRIDGE/bitacora/B_Bitacora_Completa.docx
@@ -2935,13 +2935,7 @@
         <w:rPr>
           <w:rFonts w:ascii="Arial" w:hAnsi="Arial" w:cs="Arial"/>
         </w:rPr>
-        <w:t xml:space="preserve"> </w:t>
-      </w:r>
-      <w:r>
-        <w:rPr>
-          <w:rFonts w:ascii="Arial" w:hAnsi="Arial" w:cs="Arial"/>
-        </w:rPr>
-        <w:t>(Monte Carlo Simulations)</w:t>
+        <w:t xml:space="preserve"> (Monte Carlo Simulations)</w:t>
       </w:r>
     </w:p>
     <w:p>
@@ -3041,6 +3035,496 @@
           <w:rFonts w:ascii="Arial" w:hAnsi="Arial" w:cs="Arial"/>
         </w:rPr>
       </w:pPr>
+    </w:p>
+    <w:p>
+      <w:pPr>
+        <w:pStyle w:val="NoSpacing"/>
+        <w:rPr>
+          <w:rFonts w:ascii="Arial" w:hAnsi="Arial" w:cs="Arial"/>
+        </w:rPr>
+      </w:pPr>
+    </w:p>
+    <w:p>
+      <w:pPr>
+        <w:pStyle w:val="NoSpacing"/>
+        <w:rPr>
+          <w:rFonts w:ascii="Arial" w:hAnsi="Arial" w:cs="Arial"/>
+        </w:rPr>
+      </w:pPr>
+    </w:p>
+    <w:p>
+      <w:pPr>
+        <w:pStyle w:val="NoSpacing"/>
+        <w:jc w:val="right"/>
+        <w:rPr>
+          <w:rFonts w:ascii="Arial" w:hAnsi="Arial" w:cs="Arial"/>
+          <w:b/>
+          <w:bCs/>
+        </w:rPr>
+      </w:pPr>
+      <w:r>
+        <w:rPr>
+          <w:rFonts w:ascii="Arial" w:hAnsi="Arial" w:cs="Arial"/>
+          <w:b/>
+          <w:bCs/>
+        </w:rPr>
+        <w:t>13/09/2026</w:t>
+      </w:r>
+      <w:r>
+        <w:rPr>
+          <w:rFonts w:ascii="Arial" w:hAnsi="Arial" w:cs="Arial"/>
+          <w:b/>
+          <w:bCs/>
+        </w:rPr>
+        <w:t xml:space="preserve"> (Domingo)</w:t>
+      </w:r>
+    </w:p>
+    <w:p>
+      <w:pPr>
+        <w:pStyle w:val="NoSpacing"/>
+        <w:rPr>
+          <w:rFonts w:ascii="Arial" w:hAnsi="Arial" w:cs="Arial"/>
+          <w:b/>
+          <w:bCs/>
+        </w:rPr>
+      </w:pPr>
+    </w:p>
+    <w:p>
+      <w:pPr>
+        <w:pStyle w:val="NoSpacing"/>
+        <w:rPr>
+          <w:rFonts w:ascii="Arial" w:hAnsi="Arial" w:cs="Arial"/>
+        </w:rPr>
+      </w:pPr>
+    </w:p>
+    <w:p>
+      <w:pPr>
+        <w:pStyle w:val="NoSpacing"/>
+        <w:rPr>
+          <w:rFonts w:ascii="Arial" w:hAnsi="Arial" w:cs="Arial"/>
+        </w:rPr>
+      </w:pPr>
+      <w:r>
+        <w:rPr>
+          <w:rFonts w:ascii="Arial" w:hAnsi="Arial" w:cs="Arial"/>
+        </w:rPr>
+        <w:t>Respecto a mi tesis:</w:t>
+      </w:r>
+    </w:p>
+    <w:p>
+      <w:pPr>
+        <w:pStyle w:val="NoSpacing"/>
+        <w:rPr>
+          <w:rFonts w:ascii="Arial" w:hAnsi="Arial" w:cs="Arial"/>
+        </w:rPr>
+      </w:pPr>
+      <w:r>
+        <w:rPr>
+          <w:rFonts w:ascii="Arial" w:hAnsi="Arial" w:cs="Arial"/>
+        </w:rPr>
+        <w:t>Mostrar mi simulador y mi setup experimental</w:t>
+      </w:r>
+    </w:p>
+    <w:p>
+      <w:pPr>
+        <w:pStyle w:val="NoSpacing"/>
+        <w:rPr>
+          <w:rFonts w:ascii="Arial" w:hAnsi="Arial" w:cs="Arial"/>
+        </w:rPr>
+      </w:pPr>
+      <w:r>
+        <w:rPr>
+          <w:rFonts w:ascii="Arial" w:hAnsi="Arial" w:cs="Arial"/>
+        </w:rPr>
+        <w:t>Deberia de haber un selector de testbeds y ahí añadir el testbed de LISV, Cambridge</w:t>
+      </w:r>
+      <w:r>
+        <w:rPr>
+          <w:rFonts w:ascii="Arial" w:hAnsi="Arial" w:cs="Arial"/>
+        </w:rPr>
+        <w:t>.</w:t>
+      </w:r>
+    </w:p>
+    <w:p>
+      <w:pPr>
+        <w:pStyle w:val="NoSpacing"/>
+        <w:rPr>
+          <w:rFonts w:ascii="Arial" w:hAnsi="Arial" w:cs="Arial"/>
+        </w:rPr>
+      </w:pPr>
+      <w:r>
+        <w:rPr>
+          <w:rFonts w:ascii="Arial" w:hAnsi="Arial" w:cs="Arial"/>
+        </w:rPr>
+        <w:t>Hay que tomar una decisión de como modelo mi transmisor Beamsteering: (a) fiel al testbed (mecanico) (b) conceptual haciendo que cambie el angulo de reorientación</w:t>
+      </w:r>
+    </w:p>
+    <w:p>
+      <w:pPr>
+        <w:pStyle w:val="NoSpacing"/>
+        <w:rPr>
+          <w:rFonts w:ascii="Arial" w:hAnsi="Arial" w:cs="Arial"/>
+        </w:rPr>
+      </w:pPr>
+    </w:p>
+    <w:p>
+      <w:pPr>
+        <w:pStyle w:val="NoSpacing"/>
+        <w:rPr>
+          <w:rFonts w:ascii="Arial" w:hAnsi="Arial" w:cs="Arial"/>
+        </w:rPr>
+      </w:pPr>
+      <w:r>
+        <w:rPr>
+          <w:rFonts w:ascii="Arial" w:hAnsi="Arial" w:cs="Arial"/>
+        </w:rPr>
+        <w:t>Añadir un t</w:t>
+      </w:r>
+      <w:r>
+        <w:rPr>
+          <w:rFonts w:ascii="Arial" w:hAnsi="Arial" w:cs="Arial"/>
+        </w:rPr>
+        <w:t>ransmisor</w:t>
+      </w:r>
+      <w:r>
+        <w:rPr>
+          <w:rFonts w:ascii="Arial" w:hAnsi="Arial" w:cs="Arial"/>
+        </w:rPr>
+        <w:t xml:space="preserve"> conceptual (beam-steered source)</w:t>
+      </w:r>
+      <w:r>
+        <w:rPr>
+          <w:rFonts w:ascii="Arial" w:hAnsi="Arial" w:cs="Arial"/>
+        </w:rPr>
+        <w:t>:</w:t>
+      </w:r>
+    </w:p>
+    <w:p>
+      <w:pPr>
+        <w:pStyle w:val="NoSpacing"/>
+        <w:numPr>
+          <w:ilvl w:val="0"/>
+          <w:numId w:val="1"/>
+        </w:numPr>
+        <w:rPr>
+          <w:rFonts w:ascii="Arial" w:hAnsi="Arial" w:cs="Arial"/>
+        </w:rPr>
+      </w:pPr>
+      <w:r>
+        <w:rPr>
+          <w:rFonts w:ascii="Arial" w:hAnsi="Arial" w:cs="Arial"/>
+        </w:rPr>
+        <w:t>Pienso mostrar el beamsteering conceptual. Es decir que el beam del AP transmisor sea reorientable idealmente.</w:t>
+      </w:r>
+    </w:p>
+    <w:p>
+      <w:pPr>
+        <w:pStyle w:val="NoSpacing"/>
+        <w:numPr>
+          <w:ilvl w:val="0"/>
+          <w:numId w:val="1"/>
+        </w:numPr>
+        <w:rPr>
+          <w:rFonts w:ascii="Arial" w:hAnsi="Arial" w:cs="Arial"/>
+        </w:rPr>
+      </w:pPr>
+      <w:r>
+        <w:rPr>
+          <w:rFonts w:ascii="Arial" w:hAnsi="Arial" w:cs="Arial"/>
+        </w:rPr>
+        <w:t xml:space="preserve">Cambia de color el borde a un color </w:t>
+      </w:r>
+      <w:r>
+        <w:rPr>
+          <w:rFonts w:ascii="Arial" w:hAnsi="Arial" w:cs="Arial"/>
+        </w:rPr>
+        <w:t>gris oscuro</w:t>
+      </w:r>
+      <w:r>
+        <w:rPr>
+          <w:rFonts w:ascii="Arial" w:hAnsi="Arial" w:cs="Arial"/>
+        </w:rPr>
+        <w:t>, cosa que se entienda que es diferente</w:t>
+      </w:r>
+      <w:r>
+        <w:rPr>
+          <w:rFonts w:ascii="Arial" w:hAnsi="Arial" w:cs="Arial"/>
+        </w:rPr>
+        <w:t>.</w:t>
+      </w:r>
+    </w:p>
+    <w:p>
+      <w:pPr>
+        <w:pStyle w:val="NoSpacing"/>
+        <w:numPr>
+          <w:ilvl w:val="0"/>
+          <w:numId w:val="1"/>
+        </w:numPr>
+        <w:rPr>
+          <w:rFonts w:ascii="Arial" w:hAnsi="Arial" w:cs="Arial"/>
+        </w:rPr>
+      </w:pPr>
+      <w:r>
+        <w:rPr>
+          <w:rFonts w:ascii="Arial" w:hAnsi="Arial" w:cs="Arial"/>
+        </w:rPr>
+        <w:t>Se debe poder configurar con [azimuth, elevation (respecto a -z)] la dirección de la orientación del source, asi también como su rapidez de moverse. La trayectoria de movimiento es en espacio angular, es decir que se mueve en azimuth y elevación a la vez a fin de llegar a su destino.</w:t>
+      </w:r>
+    </w:p>
+    <w:p>
+      <w:pPr>
+        <w:pStyle w:val="NoSpacing"/>
+        <w:numPr>
+          <w:ilvl w:val="0"/>
+          <w:numId w:val="1"/>
+        </w:numPr>
+        <w:rPr>
+          <w:rFonts w:ascii="Arial" w:hAnsi="Arial" w:cs="Arial"/>
+        </w:rPr>
+      </w:pPr>
+      <w:r>
+        <w:rPr>
+          <w:rFonts w:ascii="Arial" w:hAnsi="Arial" w:cs="Arial"/>
+        </w:rPr>
+        <w:t xml:space="preserve">Tambien debe de añadirse el modo de </w:t>
+      </w:r>
+      <w:r>
+        <w:rPr>
+          <w:rFonts w:ascii="Arial" w:hAnsi="Arial" w:cs="Arial"/>
+        </w:rPr>
+        <w:t>captura, donde uno configura diferentes [azimuth, elevacion] asi como en el drone, con un boton de captura tambien donde se verá al transmisor hacer la secuencia de registro.</w:t>
+      </w:r>
+    </w:p>
+    <w:p>
+      <w:pPr>
+        <w:pStyle w:val="NoSpacing"/>
+        <w:rPr>
+          <w:rFonts w:ascii="Arial" w:hAnsi="Arial" w:cs="Arial"/>
+        </w:rPr>
+      </w:pPr>
+    </w:p>
+    <w:p>
+      <w:pPr>
+        <w:pStyle w:val="NoSpacing"/>
+        <w:rPr>
+          <w:rFonts w:ascii="Arial" w:hAnsi="Arial" w:cs="Arial"/>
+        </w:rPr>
+      </w:pPr>
+      <w:r>
+        <w:rPr>
+          <w:rFonts w:ascii="Arial" w:hAnsi="Arial" w:cs="Arial"/>
+        </w:rPr>
+        <w:t>Receptores:</w:t>
+      </w:r>
+    </w:p>
+    <w:p>
+      <w:pPr>
+        <w:pStyle w:val="NoSpacing"/>
+        <w:numPr>
+          <w:ilvl w:val="0"/>
+          <w:numId w:val="1"/>
+        </w:numPr>
+        <w:rPr>
+          <w:rFonts w:ascii="Arial" w:hAnsi="Arial" w:cs="Arial"/>
+        </w:rPr>
+      </w:pPr>
+      <w:r>
+        <w:rPr>
+          <w:rFonts w:ascii="Arial" w:hAnsi="Arial" w:cs="Arial"/>
+        </w:rPr>
+        <w:t>Añadir la opción de tener más receptores.</w:t>
+      </w:r>
+    </w:p>
+    <w:p>
+      <w:pPr>
+        <w:pStyle w:val="NoSpacing"/>
+        <w:numPr>
+          <w:ilvl w:val="0"/>
+          <w:numId w:val="1"/>
+        </w:numPr>
+        <w:rPr>
+          <w:rFonts w:ascii="Arial" w:hAnsi="Arial" w:cs="Arial"/>
+        </w:rPr>
+      </w:pPr>
+      <w:r>
+        <w:rPr>
+          <w:rFonts w:ascii="Arial" w:hAnsi="Arial" w:cs="Arial"/>
+        </w:rPr>
+        <w:t>Añade un pequeño robot movil  tipo AGV pero pequeño. Con un PD montado en el centro del robot.</w:t>
+      </w:r>
+    </w:p>
+    <w:p>
+      <w:pPr>
+        <w:pStyle w:val="NoSpacing"/>
+        <w:numPr>
+          <w:ilvl w:val="0"/>
+          <w:numId w:val="1"/>
+        </w:numPr>
+        <w:rPr>
+          <w:rFonts w:ascii="Arial" w:hAnsi="Arial" w:cs="Arial"/>
+        </w:rPr>
+      </w:pPr>
+      <w:r>
+        <w:rPr>
+          <w:rFonts w:ascii="Arial" w:hAnsi="Arial" w:cs="Arial"/>
+        </w:rPr>
+        <w:t>Añade el modelo de mesa y uno puede definir su tamaño y moverlo. Tambien añade la opción de añadir un pequeño florero.</w:t>
+      </w:r>
+    </w:p>
+    <w:p>
+      <w:pPr>
+        <w:pStyle w:val="NoSpacing"/>
+        <w:rPr>
+          <w:rFonts w:ascii="Arial" w:hAnsi="Arial" w:cs="Arial"/>
+        </w:rPr>
+      </w:pPr>
+    </w:p>
+    <w:p>
+      <w:pPr>
+        <w:pStyle w:val="NoSpacing"/>
+        <w:rPr>
+          <w:rFonts w:ascii="Arial" w:hAnsi="Arial" w:cs="Arial"/>
+        </w:rPr>
+      </w:pPr>
+      <w:r>
+        <w:rPr>
+          <w:rFonts w:ascii="Arial" w:hAnsi="Arial" w:cs="Arial"/>
+        </w:rPr>
+        <w:t>Testbed:</w:t>
+      </w:r>
+    </w:p>
+    <w:p>
+      <w:pPr>
+        <w:pStyle w:val="NoSpacing"/>
+        <w:numPr>
+          <w:ilvl w:val="0"/>
+          <w:numId w:val="1"/>
+        </w:numPr>
+        <w:rPr>
+          <w:rFonts w:ascii="Arial" w:hAnsi="Arial" w:cs="Arial"/>
+        </w:rPr>
+      </w:pPr>
+      <w:r>
+        <w:rPr>
+          <w:rFonts w:ascii="Arial" w:hAnsi="Arial" w:cs="Arial"/>
+        </w:rPr>
+        <w:t xml:space="preserve">Debe de haber un selector de testbed. </w:t>
+      </w:r>
+      <w:r>
+        <w:rPr>
+          <w:rFonts w:ascii="Arial" w:hAnsi="Arial" w:cs="Arial"/>
+        </w:rPr>
+        <w:t xml:space="preserve">Eso no bloquea nada, pero si configura por defecto diversos parametros. </w:t>
+      </w:r>
+      <w:r>
+        <w:rPr>
+          <w:rFonts w:ascii="Arial" w:hAnsi="Arial" w:cs="Arial"/>
+        </w:rPr>
+        <w:t>Inicialmente pienso en 3 opciones</w:t>
+      </w:r>
+      <w:r>
+        <w:rPr>
+          <w:rFonts w:ascii="Arial" w:hAnsi="Arial" w:cs="Arial"/>
+        </w:rPr>
+        <w:t>:</w:t>
+      </w:r>
+    </w:p>
+    <w:p>
+      <w:pPr>
+        <w:pStyle w:val="NoSpacing"/>
+        <w:numPr>
+          <w:ilvl w:val="1"/>
+          <w:numId w:val="1"/>
+        </w:numPr>
+        <w:rPr>
+          <w:rFonts w:ascii="Arial" w:hAnsi="Arial" w:cs="Arial"/>
+        </w:rPr>
+      </w:pPr>
+      <w:r>
+        <w:rPr>
+          <w:rFonts w:ascii="Arial" w:hAnsi="Arial" w:cs="Arial"/>
+        </w:rPr>
+        <w:t>Completamente libre.</w:t>
+      </w:r>
+    </w:p>
+    <w:p>
+      <w:pPr>
+        <w:pStyle w:val="NoSpacing"/>
+        <w:numPr>
+          <w:ilvl w:val="1"/>
+          <w:numId w:val="1"/>
+        </w:numPr>
+        <w:rPr>
+          <w:rFonts w:ascii="Arial" w:hAnsi="Arial" w:cs="Arial"/>
+        </w:rPr>
+      </w:pPr>
+      <w:r>
+        <w:rPr>
+          <w:rFonts w:ascii="Arial" w:hAnsi="Arial" w:cs="Arial"/>
+        </w:rPr>
+        <w:t>“Paris-Saclay” y ahí por defecto se tendrá beam-steered source en el centro del room (3x3x2.5), los receptores se caracterizarán por tener solo un PD sin ninguna rotación. Pienso que sería interesante 4 User Equipments</w:t>
+      </w:r>
+      <w:r>
+        <w:rPr>
+          <w:rFonts w:ascii="Arial" w:hAnsi="Arial" w:cs="Arial"/>
+        </w:rPr>
+        <w:t xml:space="preserve"> por defecto: 2 UAV, 1 AGV, 2 PD estaticos encima de una mesa. Los PD estáticos serían el modelo que ya hiciste del cilindro con el PD en el centro. En este caso ninguno de los receptores rotará, cuando se hace el scan, será en el transmisor. </w:t>
+      </w:r>
+    </w:p>
+    <w:p>
+      <w:pPr>
+        <w:pStyle w:val="NoSpacing"/>
+        <w:numPr>
+          <w:ilvl w:val="1"/>
+          <w:numId w:val="1"/>
+        </w:numPr>
+        <w:rPr>
+          <w:rFonts w:ascii="Arial" w:hAnsi="Arial" w:cs="Arial"/>
+        </w:rPr>
+      </w:pPr>
+      <w:r>
+        <w:rPr>
+          <w:rFonts w:ascii="Arial" w:hAnsi="Arial" w:cs="Arial"/>
+        </w:rPr>
+        <w:t>testbed de CAMBRIDGE</w:t>
+      </w:r>
+      <w:r>
+        <w:rPr>
+          <w:rFonts w:ascii="Arial" w:hAnsi="Arial" w:cs="Arial"/>
+        </w:rPr>
+        <w:t>:</w:t>
+      </w:r>
+      <w:r>
+        <w:rPr>
+          <w:rFonts w:ascii="Arial" w:hAnsi="Arial" w:cs="Arial"/>
+        </w:rPr>
+        <w:t xml:space="preserve"> se debe de tener 1 solo LED estático.</w:t>
+      </w:r>
+      <w:r>
+        <w:rPr>
+          <w:rFonts w:ascii="Arial" w:hAnsi="Arial" w:cs="Arial"/>
+        </w:rPr>
+        <w:t xml:space="preserve"> Y ahí si 3 UAV haciendo el scan cada cierto tiempo para recuperar su posición.</w:t>
+      </w:r>
+    </w:p>
+    <w:p>
+      <w:pPr>
+        <w:pStyle w:val="NoSpacing"/>
+        <w:numPr>
+          <w:ilvl w:val="0"/>
+          <w:numId w:val="1"/>
+        </w:numPr>
+        <w:rPr>
+          <w:rFonts w:ascii="Arial" w:hAnsi="Arial" w:cs="Arial"/>
+        </w:rPr>
+      </w:pPr>
+      <w:r>
+        <w:rPr>
+          <w:rFonts w:ascii="Arial" w:hAnsi="Arial" w:cs="Arial"/>
+        </w:rPr>
+        <w:lastRenderedPageBreak/>
+        <w:t>Revisa que todos los paraemtros sean configurables y además debe haber un boton al final para guardar esa configuración, porque quiero ajustar todo visualmente y despues guardarlo; de ese modo esa scena la proxima vez que la seleccione tomará los parametros que guarde.</w:t>
+      </w:r>
     </w:p>
     <w:sectPr>
       <w:pgSz w:w="11906" w:h="16838" w:code="9"/>
@@ -3146,7 +3630,7 @@
   <w:abstractNum w:abstractNumId="1" w15:restartNumberingAfterBreak="0">
     <w:nsid w:val="7B123478"/>
     <w:multiLevelType w:val="hybridMultilevel"/>
-    <w:tmpl w:val="B43023A0"/>
+    <w:tmpl w:val="73E24356"/>
     <w:lvl w:ilvl="0" w:tplc="F426DA3C">
       <w:numFmt w:val="bullet"/>
       <w:lvlText w:val="-"/>
@@ -3158,16 +3642,16 @@
         <w:rFonts w:ascii="Arial" w:eastAsiaTheme="minorHAnsi" w:hAnsi="Arial" w:cs="Arial" w:hint="default"/>
       </w:rPr>
     </w:lvl>
-    <w:lvl w:ilvl="1" w:tplc="280A0003">
+    <w:lvl w:ilvl="1" w:tplc="BB50660A">
       <w:start w:val="1"/>
-      <w:numFmt w:val="bullet"/>
-      <w:lvlText w:val="o"/>
+      <w:numFmt w:val="decimal"/>
+      <w:lvlText w:val="%2"/>
       <w:lvlJc w:val="left"/>
       <w:pPr>
         <w:ind w:left="1440" w:hanging="360"/>
       </w:pPr>
       <w:rPr>
-        <w:rFonts w:ascii="Courier New" w:hAnsi="Courier New" w:cs="Courier New" w:hint="default"/>
+        <w:rFonts w:ascii="Arial" w:eastAsiaTheme="minorHAnsi" w:hAnsi="Arial" w:cs="Arial"/>
       </w:rPr>
     </w:lvl>
     <w:lvl w:ilvl="2" w:tplc="280A0005">
@@ -3870,6 +4354,7 @@
   <w:style w:type="character" w:default="1" w:styleId="DefaultParagraphFont">
     <w:name w:val="Default Paragraph Font"/>
     <w:uiPriority w:val="1"/>
+    <w:semiHidden/>
     <w:unhideWhenUsed/>
   </w:style>
   <w:style w:type="table" w:default="1" w:styleId="TableNormal">

--- a/CAMBRIDGE/bitacora/B_Bitacora_Completa.docx
+++ b/CAMBRIDGE/bitacora/B_Bitacora_Completa.docx
@@ -3525,6 +3525,109 @@
         <w:lastRenderedPageBreak/>
         <w:t>Revisa que todos los paraemtros sean configurables y además debe haber un boton al final para guardar esa configuración, porque quiero ajustar todo visualmente y despues guardarlo; de ese modo esa scena la proxima vez que la seleccione tomará los parametros que guarde.</w:t>
       </w:r>
+    </w:p>
+    <w:p>
+      <w:pPr>
+        <w:pStyle w:val="NoSpacing"/>
+        <w:rPr>
+          <w:rFonts w:ascii="Arial" w:hAnsi="Arial" w:cs="Arial"/>
+        </w:rPr>
+      </w:pPr>
+    </w:p>
+    <w:p>
+      <w:pPr>
+        <w:pStyle w:val="NoSpacing"/>
+        <w:rPr>
+          <w:rFonts w:ascii="Arial" w:hAnsi="Arial" w:cs="Arial"/>
+        </w:rPr>
+      </w:pPr>
+    </w:p>
+    <w:p>
+      <w:pPr>
+        <w:pStyle w:val="NoSpacing"/>
+        <w:jc w:val="right"/>
+        <w:rPr>
+          <w:rFonts w:ascii="Arial" w:hAnsi="Arial" w:cs="Arial"/>
+          <w:b/>
+          <w:bCs/>
+        </w:rPr>
+      </w:pPr>
+      <w:r>
+        <w:rPr>
+          <w:rFonts w:ascii="Arial" w:hAnsi="Arial" w:cs="Arial"/>
+          <w:b/>
+          <w:bCs/>
+        </w:rPr>
+        <w:t>14/09/2026</w:t>
+      </w:r>
+    </w:p>
+    <w:p>
+      <w:pPr>
+        <w:pStyle w:val="NoSpacing"/>
+        <w:rPr>
+          <w:rFonts w:ascii="Arial" w:hAnsi="Arial" w:cs="Arial"/>
+          <w:b/>
+          <w:bCs/>
+        </w:rPr>
+      </w:pPr>
+    </w:p>
+    <w:p>
+      <w:pPr>
+        <w:pStyle w:val="NoSpacing"/>
+        <w:rPr>
+          <w:rFonts w:ascii="Arial" w:hAnsi="Arial" w:cs="Arial"/>
+          <w:b/>
+          <w:bCs/>
+          <w:color w:val="4C94D8" w:themeColor="text2" w:themeTint="80"/>
+        </w:rPr>
+      </w:pPr>
+      <w:r>
+        <w:rPr>
+          <w:rFonts w:ascii="Arial" w:hAnsi="Arial" w:cs="Arial"/>
+          <w:b/>
+          <w:bCs/>
+          <w:color w:val="4C94D8" w:themeColor="text2" w:themeTint="80"/>
+        </w:rPr>
+        <w:t>Estimación en el receptor mediante reorientaciones</w:t>
+      </w:r>
+    </w:p>
+    <w:p>
+      <w:pPr>
+        <w:pStyle w:val="NoSpacing"/>
+        <w:rPr>
+          <w:rFonts w:ascii="Arial" w:hAnsi="Arial" w:cs="Arial"/>
+          <w:b/>
+          <w:bCs/>
+        </w:rPr>
+      </w:pPr>
+    </w:p>
+    <w:p>
+      <w:pPr>
+        <w:pStyle w:val="NoSpacing"/>
+        <w:rPr>
+          <w:rFonts w:ascii="Arial" w:hAnsi="Arial" w:cs="Arial"/>
+          <w:b/>
+          <w:bCs/>
+        </w:rPr>
+      </w:pPr>
+    </w:p>
+    <w:p>
+      <w:pPr>
+        <w:pStyle w:val="NoSpacing"/>
+        <w:rPr>
+          <w:rFonts w:ascii="Arial" w:hAnsi="Arial" w:cs="Arial"/>
+          <w:b/>
+          <w:bCs/>
+        </w:rPr>
+      </w:pPr>
+    </w:p>
+    <w:p>
+      <w:pPr>
+        <w:pStyle w:val="NoSpacing"/>
+        <w:rPr>
+          <w:rFonts w:ascii="Arial" w:hAnsi="Arial" w:cs="Arial"/>
+        </w:rPr>
+      </w:pPr>
     </w:p>
     <w:sectPr>
       <w:pgSz w:w="11906" w:h="16838" w:code="9"/>

--- a/CAMBRIDGE/bitacora/B_Bitacora_Completa.docx
+++ b/CAMBRIDGE/bitacora/B_Bitacora_Completa.docx
@@ -3606,18 +3606,3304 @@
         <w:pStyle w:val="NoSpacing"/>
         <w:rPr>
           <w:rFonts w:ascii="Arial" w:hAnsi="Arial" w:cs="Arial"/>
+        </w:rPr>
+      </w:pPr>
+      <w:r>
+        <w:rPr>
+          <w:rFonts w:ascii="Arial" w:hAnsi="Arial" w:cs="Arial"/>
+        </w:rPr>
+        <w:t>Despues del analisis hay preguntas que saltan:</w:t>
+      </w:r>
+    </w:p>
+    <w:p>
+      <w:pPr>
+        <w:pStyle w:val="NoSpacing"/>
+        <w:numPr>
+          <w:ilvl w:val="0"/>
+          <w:numId w:val="1"/>
+        </w:numPr>
+        <w:rPr>
+          <w:rFonts w:ascii="Arial" w:hAnsi="Arial" w:cs="Arial"/>
+        </w:rPr>
+      </w:pPr>
+      <w:r>
+        <w:rPr>
+          <w:rFonts w:ascii="Arial" w:hAnsi="Arial" w:cs="Arial"/>
+        </w:rPr>
+        <w:t>Si se calibra en un punto con una constante C que envuelva Pt, Apd, etc. Serviría o se requiere conocer discretamente cada parametro?</w:t>
+      </w:r>
+    </w:p>
+    <w:p>
+      <w:pPr>
+        <w:pStyle w:val="NoSpacing"/>
+        <w:numPr>
+          <w:ilvl w:val="0"/>
+          <w:numId w:val="1"/>
+        </w:numPr>
+        <w:rPr>
+          <w:rFonts w:ascii="Arial" w:hAnsi="Arial" w:cs="Arial"/>
+        </w:rPr>
+      </w:pPr>
+      <w:r>
+        <w:rPr>
+          <w:rFonts w:ascii="Arial" w:hAnsi="Arial" w:cs="Arial"/>
+        </w:rPr>
+        <w:t>El tema de la asumsion de que se conoce la normal en el marco de referencia global es algo grande, se puede hacer algo con eso?</w:t>
+      </w:r>
+    </w:p>
+    <w:p>
+      <w:pPr>
+        <w:pStyle w:val="NoSpacing"/>
+        <w:numPr>
+          <w:ilvl w:val="0"/>
+          <w:numId w:val="1"/>
+        </w:numPr>
+        <w:rPr>
+          <w:rFonts w:ascii="Arial" w:hAnsi="Arial" w:cs="Arial"/>
+        </w:rPr>
+      </w:pPr>
+      <w:r>
+        <w:rPr>
+          <w:rFonts w:ascii="Arial" w:hAnsi="Arial" w:cs="Arial"/>
+        </w:rPr>
+        <w:t>La respuesta del PD realmente es cosenoidal o debe modelarse?</w:t>
+      </w:r>
+    </w:p>
+    <w:p>
+      <w:pPr>
+        <w:pStyle w:val="NoSpacing"/>
+        <w:numPr>
+          <w:ilvl w:val="0"/>
+          <w:numId w:val="1"/>
+        </w:numPr>
+        <w:rPr>
+          <w:rFonts w:ascii="Arial" w:hAnsi="Arial" w:cs="Arial"/>
+        </w:rPr>
+      </w:pPr>
+      <w:r>
+        <w:rPr>
+          <w:rFonts w:ascii="Arial" w:hAnsi="Arial" w:cs="Arial"/>
+        </w:rPr>
+        <w:t xml:space="preserve">Se requiere la varianza optica? ¡! </w:t>
+      </w:r>
+    </w:p>
+    <w:p>
+      <w:pPr>
+        <w:pStyle w:val="NoSpacing"/>
+        <w:numPr>
+          <w:ilvl w:val="0"/>
+          <w:numId w:val="1"/>
+        </w:numPr>
+        <w:rPr>
+          <w:rFonts w:ascii="Arial" w:hAnsi="Arial" w:cs="Arial"/>
+        </w:rPr>
+      </w:pPr>
+      <w:r>
+        <w:rPr>
+          <w:rFonts w:ascii="Arial" w:hAnsi="Arial" w:cs="Arial"/>
+        </w:rPr>
+        <w:t>Errores ignorados: IMU, calibracion, patron angular, asentamiento mecanico.</w:t>
+      </w:r>
+    </w:p>
+    <w:p>
+      <w:pPr>
+        <w:pStyle w:val="NoSpacing"/>
+        <w:rPr>
+          <w:rFonts w:ascii="Arial" w:hAnsi="Arial" w:cs="Arial"/>
+        </w:rPr>
+      </w:pPr>
+    </w:p>
+    <w:p>
+      <w:pPr>
+        <w:pStyle w:val="NoSpacing"/>
+        <w:rPr>
+          <w:rFonts w:ascii="Arial" w:hAnsi="Arial" w:cs="Arial"/>
+        </w:rPr>
+      </w:pPr>
+    </w:p>
+    <w:p>
+      <w:pPr>
+        <w:pStyle w:val="NoSpacing"/>
+        <w:rPr>
+          <w:rFonts w:ascii="Arial" w:hAnsi="Arial" w:cs="Arial"/>
+        </w:rPr>
+      </w:pPr>
+    </w:p>
+    <w:p>
+      <w:pPr>
+        <w:pStyle w:val="NoSpacing"/>
+        <w:rPr>
+          <w:rFonts w:ascii="Arial" w:hAnsi="Arial" w:cs="Arial"/>
+        </w:rPr>
+      </w:pPr>
+      <w:r>
+        <w:rPr>
+          <w:rFonts w:ascii="Arial" w:hAnsi="Arial" w:cs="Arial"/>
+        </w:rPr>
+        <w:t xml:space="preserve">¿ como se calcula el coverage? </w:t>
+      </w:r>
+    </w:p>
+    <w:p>
+      <w:pPr>
+        <w:pStyle w:val="NoSpacing"/>
+        <w:rPr>
+          <w:rFonts w:ascii="Arial" w:hAnsi="Arial" w:cs="Arial"/>
+        </w:rPr>
+      </w:pPr>
+      <w:r>
+        <w:rPr>
+          <w:rFonts w:ascii="Arial" w:hAnsi="Arial" w:cs="Arial"/>
+        </w:rPr>
+        <w:t>¿ todo es con el PEB o se usa algun estimador ponderador?</w:t>
+      </w:r>
+    </w:p>
+    <w:p>
+      <w:pPr>
+        <w:pStyle w:val="NoSpacing"/>
+        <w:rPr>
+          <w:rFonts w:ascii="Arial" w:hAnsi="Arial" w:cs="Arial"/>
+        </w:rPr>
+      </w:pPr>
+      <w:r>
+        <w:rPr>
+          <w:rFonts w:ascii="Arial" w:hAnsi="Arial" w:cs="Arial"/>
+        </w:rPr>
+        <w:t>¿ Como aumentar el numero de K aumenta la covertura?</w:t>
+      </w:r>
+    </w:p>
+    <w:p>
+      <w:pPr>
+        <w:pStyle w:val="NoSpacing"/>
+        <w:rPr>
+          <w:rFonts w:ascii="Arial" w:hAnsi="Arial" w:cs="Arial"/>
+        </w:rPr>
+      </w:pPr>
+      <w:r>
+        <w:rPr>
+          <w:rFonts w:ascii="Arial" w:hAnsi="Arial" w:cs="Arial"/>
+        </w:rPr>
+        <w:t>En la figura PEB_vs_K esperaria que al aumentar K se disminuiria PEB pero según veo casi se queda igual practicamente.</w:t>
+      </w:r>
+    </w:p>
+    <w:p>
+      <w:pPr>
+        <w:pStyle w:val="NoSpacing"/>
+        <w:rPr>
+          <w:rFonts w:ascii="Arial" w:hAnsi="Arial" w:cs="Arial"/>
+        </w:rPr>
+      </w:pPr>
+    </w:p>
+    <w:p>
+      <w:pPr>
+        <w:pStyle w:val="NoSpacing"/>
+        <w:rPr>
+          <w:rFonts w:ascii="Arial" w:hAnsi="Arial" w:cs="Arial"/>
+        </w:rPr>
+      </w:pPr>
+    </w:p>
+    <w:p>
+      <w:pPr>
+        <w:pStyle w:val="NoSpacing"/>
+        <w:rPr>
+          <w:rFonts w:ascii="Arial" w:hAnsi="Arial" w:cs="Arial"/>
+        </w:rPr>
+      </w:pPr>
+      <w:r>
+        <w:rPr>
+          <w:rFonts w:ascii="Arial" w:hAnsi="Arial" w:cs="Arial"/>
+        </w:rPr>
+        <w:t>Que otras graficas faltan?</w:t>
+      </w:r>
+    </w:p>
+    <w:p>
+      <w:pPr>
+        <w:pStyle w:val="NoSpacing"/>
+        <w:rPr>
+          <w:rFonts w:ascii="Arial" w:hAnsi="Arial" w:cs="Arial"/>
+        </w:rPr>
+      </w:pPr>
+    </w:p>
+    <w:p>
+      <w:pPr>
+        <w:pStyle w:val="NoSpacing"/>
+        <w:rPr>
+          <w:rFonts w:ascii="Arial" w:hAnsi="Arial" w:cs="Arial"/>
+        </w:rPr>
+      </w:pPr>
+    </w:p>
+    <w:p>
+      <w:pPr>
+        <w:pStyle w:val="NoSpacing"/>
+        <w:rPr>
+          <w:rFonts w:ascii="Arial" w:hAnsi="Arial" w:cs="Arial"/>
+        </w:rPr>
+      </w:pPr>
+      <w:r>
+        <w:rPr>
+          <w:rFonts w:ascii="Arial" w:hAnsi="Arial" w:cs="Arial"/>
+          <w:u w:val="single"/>
+        </w:rPr>
+        <w:t xml:space="preserve">Actualmente contamos con esto: </w:t>
+      </w:r>
+      <w:r>
+        <w:rPr>
+          <w:rFonts w:ascii="Arial" w:hAnsi="Arial" w:cs="Arial"/>
+          <w:u w:val="single"/>
+        </w:rPr>
+        <w:br/>
+      </w:r>
+      <w:r>
+        <w:rPr>
+          <w:rFonts w:ascii="Arial" w:hAnsi="Arial" w:cs="Arial"/>
+        </w:rPr>
+        <w:br/>
+      </w:r>
+      <w:hyperlink r:id="rId17" w:history="1">
+        <w:r>
+          <w:rPr>
+            <w:rStyle w:val="Hyperlink"/>
+            <w:rFonts w:ascii="Arial" w:hAnsi="Arial" w:cs="Arial"/>
+          </w:rPr>
+          <w:t>https://www.thorlabs.com/motorized-tilt-and-rotation-stage-with-integrated-controller?tabName=Overview</w:t>
+        </w:r>
+      </w:hyperlink>
+      <w:r>
+        <w:rPr>
+          <w:rFonts w:ascii="Arial" w:hAnsi="Arial" w:cs="Arial"/>
+        </w:rPr>
+        <w:br/>
+      </w:r>
+    </w:p>
+    <w:p>
+      <w:pPr>
+        <w:pStyle w:val="NoSpacing"/>
+        <w:rPr>
+          <w:rFonts w:ascii="Arial" w:hAnsi="Arial" w:cs="Arial"/>
+        </w:rPr>
+      </w:pPr>
+      <w:r>
+        <w:lastRenderedPageBreak/>
+        <w:drawing>
+          <wp:inline distT="0" distB="0" distL="0" distR="0" wp14:anchorId="09328262" wp14:editId="1CC3E5DE">
+            <wp:extent cx="5278120" cy="3265805"/>
+            <wp:effectExtent l="0" t="0" r="0" b="0"/>
+            <wp:docPr id="1421609624" name="Picture 3" descr="&#10;       Figure 1.1&amp;nbsp;&amp;nbsp;Rotation and Tilt Motion Illustration&#10;    "/>
+            <wp:cNvGraphicFramePr>
+              <a:graphicFrameLocks xmlns:a="http://schemas.openxmlformats.org/drawingml/2006/main" noChangeAspect="1"/>
+            </wp:cNvGraphicFramePr>
+            <a:graphic xmlns:a="http://schemas.openxmlformats.org/drawingml/2006/main">
+              <a:graphicData uri="http://schemas.openxmlformats.org/drawingml/2006/picture">
+                <pic:pic xmlns:pic="http://schemas.openxmlformats.org/drawingml/2006/picture">
+                  <pic:nvPicPr>
+                    <pic:cNvPr id="0" name="Picture 5" descr="&#10;       Figure 1.1&amp;nbsp;&amp;nbsp;Rotation and Tilt Motion Illustration&#10;    "/>
+                    <pic:cNvPicPr>
+                      <a:picLocks noChangeAspect="1" noChangeArrowheads="1"/>
+                    </pic:cNvPicPr>
+                  </pic:nvPicPr>
+                  <pic:blipFill>
+                    <a:blip r:embed="rId18">
+                      <a:extLst>
+                        <a:ext uri="{28A0092B-C50C-407E-A947-70E740481C1C}">
+                          <a14:useLocalDpi xmlns:a14="http://schemas.microsoft.com/office/drawing/2010/main" val="0"/>
+                        </a:ext>
+                      </a:extLst>
+                    </a:blip>
+                    <a:srcRect/>
+                    <a:stretch>
+                      <a:fillRect/>
+                    </a:stretch>
+                  </pic:blipFill>
+                  <pic:spPr bwMode="auto">
+                    <a:xfrm>
+                      <a:off x="0" y="0"/>
+                      <a:ext cx="5278120" cy="3265805"/>
+                    </a:xfrm>
+                    <a:prstGeom prst="rect">
+                      <a:avLst/>
+                    </a:prstGeom>
+                    <a:noFill/>
+                    <a:ln>
+                      <a:noFill/>
+                    </a:ln>
+                  </pic:spPr>
+                </pic:pic>
+              </a:graphicData>
+            </a:graphic>
+          </wp:inline>
+        </w:drawing>
+      </w:r>
+    </w:p>
+    <w:p>
+      <w:pPr>
+        <w:pStyle w:val="NoSpacing"/>
+        <w:rPr>
+          <w:rFonts w:ascii="Arial" w:hAnsi="Arial" w:cs="Arial"/>
+        </w:rPr>
+      </w:pPr>
+    </w:p>
+    <w:p>
+      <w:pPr>
+        <w:pStyle w:val="NoSpacing"/>
+        <w:rPr>
+          <w:rFonts w:ascii="Arial" w:hAnsi="Arial" w:cs="Arial"/>
+        </w:rPr>
+      </w:pPr>
+      <w:r>
+        <w:rPr>
+          <w:rFonts w:ascii="Arial" w:hAnsi="Arial" w:cs="Arial"/>
+        </w:rPr>
+        <w:t>Que nos brinda un tilt limitado de como máximo 3°.</w:t>
+      </w:r>
+    </w:p>
+    <w:p>
+      <w:pPr>
+        <w:pStyle w:val="NoSpacing"/>
+        <w:rPr>
+          <w:rFonts w:ascii="Arial" w:hAnsi="Arial" w:cs="Arial"/>
+        </w:rPr>
+      </w:pPr>
+    </w:p>
+    <w:p>
+      <w:pPr>
+        <w:pStyle w:val="NoSpacing"/>
+        <w:rPr>
+          <w:rFonts w:ascii="Arial" w:hAnsi="Arial" w:cs="Arial"/>
+        </w:rPr>
+      </w:pPr>
+    </w:p>
+    <w:p>
+      <w:pPr>
+        <w:pStyle w:val="NoSpacing"/>
+        <w:rPr>
+          <w:rFonts w:ascii="Arial" w:hAnsi="Arial" w:cs="Arial"/>
+          <w:u w:val="single"/>
+        </w:rPr>
+      </w:pPr>
+      <w:r>
+        <w:rPr>
+          <w:rFonts w:ascii="Arial" w:hAnsi="Arial" w:cs="Arial"/>
+          <w:u w:val="single"/>
+        </w:rPr>
+        <w:t>Solicitud en la reunión con Iman:</w:t>
+      </w:r>
+    </w:p>
+    <w:p>
+      <w:pPr>
+        <w:pStyle w:val="NoSpacing"/>
+        <w:numPr>
+          <w:ilvl w:val="0"/>
+          <w:numId w:val="1"/>
+        </w:numPr>
+        <w:rPr>
+          <w:rFonts w:ascii="Arial" w:hAnsi="Arial" w:cs="Arial"/>
+        </w:rPr>
+      </w:pPr>
+      <w:r>
+        <w:rPr>
+          <w:rFonts w:ascii="Arial" w:hAnsi="Arial" w:cs="Arial"/>
+        </w:rPr>
+        <w:t>Requiero caracterizar nuestro entorno para saber que tan lejos estamos de la teoría. Y asumpsiones.</w:t>
+      </w:r>
+    </w:p>
+    <w:p>
+      <w:pPr>
+        <w:pStyle w:val="NoSpacing"/>
+        <w:numPr>
+          <w:ilvl w:val="0"/>
+          <w:numId w:val="1"/>
+        </w:numPr>
+        <w:rPr>
+          <w:rFonts w:ascii="Arial" w:hAnsi="Arial" w:cs="Arial"/>
+        </w:rPr>
+      </w:pPr>
+      <w:r>
+        <w:rPr>
+          <w:rFonts w:ascii="Arial" w:hAnsi="Arial" w:cs="Arial"/>
+        </w:rPr>
+        <w:t>Para aumentar el tilt se requiere acoplar a un sistema que lo varie. Una opción es “GNM1/M” de Thordlabs:</w:t>
+      </w:r>
+      <w:r>
+        <w:rPr>
+          <w:rFonts w:ascii="Arial" w:hAnsi="Arial" w:cs="Arial"/>
+        </w:rPr>
+        <w:t xml:space="preserve"> </w:t>
+      </w:r>
+      <w:hyperlink r:id="rId19" w:history="1">
+        <w:r>
+          <w:rPr>
+            <w:rStyle w:val="Hyperlink"/>
+            <w:rFonts w:ascii="Arial" w:hAnsi="Arial" w:cs="Arial"/>
+          </w:rPr>
+          <w:t>https://www.thorlabs.com/long-travel-motorized-goniometers-with-integrated-controller-stepper-motor?pn=GNM1%2FM&amp;aID=81640132dc97af44b3bb961fef46eb0a&amp;aC=1&amp;aE=1&amp;aN=1&amp;tabName=Overview</w:t>
+        </w:r>
+      </w:hyperlink>
+    </w:p>
+    <w:p>
+      <w:pPr>
+        <w:pStyle w:val="NoSpacing"/>
+        <w:rPr>
+          <w:rFonts w:ascii="Arial" w:hAnsi="Arial" w:cs="Arial"/>
+        </w:rPr>
+      </w:pPr>
+    </w:p>
+    <w:p>
+      <w:pPr>
+        <w:pStyle w:val="NoSpacing"/>
+        <w:rPr>
+          <w:rFonts w:ascii="Arial" w:hAnsi="Arial" w:cs="Arial"/>
+        </w:rPr>
+      </w:pPr>
+      <w:r>
+        <w:lastRenderedPageBreak/>
+        <w:drawing>
+          <wp:inline distT="0" distB="0" distL="0" distR="0" wp14:anchorId="0E25B775" wp14:editId="0E6AF11C">
+            <wp:extent cx="5278120" cy="3938270"/>
+            <wp:effectExtent l="0" t="0" r="0" b="5080"/>
+            <wp:docPr id="1615472754" name="Picture 1" descr="&#10;      Figure 2.1&amp;nbsp;&amp;nbsp;Load Capacity Illustration&#10;    "/>
+            <wp:cNvGraphicFramePr>
+              <a:graphicFrameLocks xmlns:a="http://schemas.openxmlformats.org/drawingml/2006/main" noChangeAspect="1"/>
+            </wp:cNvGraphicFramePr>
+            <a:graphic xmlns:a="http://schemas.openxmlformats.org/drawingml/2006/main">
+              <a:graphicData uri="http://schemas.openxmlformats.org/drawingml/2006/picture">
+                <pic:pic xmlns:pic="http://schemas.openxmlformats.org/drawingml/2006/picture">
+                  <pic:nvPicPr>
+                    <pic:cNvPr id="0" name="Picture 1" descr="&#10;      Figure 2.1&amp;nbsp;&amp;nbsp;Load Capacity Illustration&#10;    "/>
+                    <pic:cNvPicPr>
+                      <a:picLocks noChangeAspect="1" noChangeArrowheads="1"/>
+                    </pic:cNvPicPr>
+                  </pic:nvPicPr>
+                  <pic:blipFill>
+                    <a:blip r:embed="rId20">
+                      <a:extLst>
+                        <a:ext uri="{28A0092B-C50C-407E-A947-70E740481C1C}">
+                          <a14:useLocalDpi xmlns:a14="http://schemas.microsoft.com/office/drawing/2010/main" val="0"/>
+                        </a:ext>
+                      </a:extLst>
+                    </a:blip>
+                    <a:srcRect/>
+                    <a:stretch>
+                      <a:fillRect/>
+                    </a:stretch>
+                  </pic:blipFill>
+                  <pic:spPr bwMode="auto">
+                    <a:xfrm>
+                      <a:off x="0" y="0"/>
+                      <a:ext cx="5278120" cy="3938270"/>
+                    </a:xfrm>
+                    <a:prstGeom prst="rect">
+                      <a:avLst/>
+                    </a:prstGeom>
+                    <a:noFill/>
+                    <a:ln>
+                      <a:noFill/>
+                    </a:ln>
+                  </pic:spPr>
+                </pic:pic>
+              </a:graphicData>
+            </a:graphic>
+          </wp:inline>
+        </w:drawing>
+      </w:r>
+    </w:p>
+    <w:p>
+      <w:pPr>
+        <w:pStyle w:val="NoSpacing"/>
+        <w:ind w:firstLine="708"/>
+        <w:rPr>
+          <w:rFonts w:ascii="Arial" w:hAnsi="Arial" w:cs="Arial"/>
+        </w:rPr>
+      </w:pPr>
+      <w:r>
+        <w:rPr>
+          <w:rFonts w:ascii="Arial" w:hAnsi="Arial" w:cs="Arial"/>
+        </w:rPr>
+        <w:t xml:space="preserve">Pero el precio es de </w:t>
+      </w:r>
+      <w:r>
+        <w:rPr>
+          <w:rFonts w:ascii="Arial" w:hAnsi="Arial" w:cs="Arial"/>
+        </w:rPr>
+        <w:t>£4,536.80</w:t>
+      </w:r>
+      <w:r>
+        <w:rPr>
+          <w:rFonts w:ascii="Arial" w:hAnsi="Arial" w:cs="Arial"/>
+        </w:rPr>
+        <w:t>.</w:t>
+      </w:r>
+    </w:p>
+    <w:p>
+      <w:pPr>
+        <w:pStyle w:val="NoSpacing"/>
+        <w:ind w:firstLine="708"/>
+        <w:rPr>
+          <w:rFonts w:ascii="Arial" w:hAnsi="Arial" w:cs="Arial"/>
+        </w:rPr>
+      </w:pPr>
+    </w:p>
+    <w:p>
+      <w:pPr>
+        <w:pStyle w:val="NoSpacing"/>
+        <w:numPr>
+          <w:ilvl w:val="0"/>
+          <w:numId w:val="1"/>
+        </w:numPr>
+        <w:rPr>
+          <w:rFonts w:ascii="Arial" w:hAnsi="Arial" w:cs="Arial"/>
+        </w:rPr>
+      </w:pPr>
+      <w:r>
+        <w:rPr>
+          <w:rFonts w:ascii="Arial" w:hAnsi="Arial" w:cs="Arial"/>
+        </w:rPr>
+        <w:t xml:space="preserve">Otra opción para cambiar el tilt es : </w:t>
+      </w:r>
+      <w:hyperlink r:id="rId21" w:history="1">
+        <w:r>
+          <w:rPr>
+            <w:rStyle w:val="Hyperlink"/>
+            <w:rFonts w:ascii="Arial" w:hAnsi="Arial" w:cs="Arial"/>
+          </w:rPr>
+          <w:t>https://www.thorlabs.com/articulating-platforms?pn=AP180%2FM&amp;aID=b2c6ec49ffe2b8fbb2cebe62ad74f303&amp;aC=1&amp;aE=1&amp;aN=1&amp;tabName=Overview</w:t>
+        </w:r>
+      </w:hyperlink>
+    </w:p>
+    <w:p>
+      <w:pPr>
+        <w:pStyle w:val="NoSpacing"/>
+        <w:ind w:left="720"/>
+        <w:rPr>
+          <w:rFonts w:ascii="Arial" w:hAnsi="Arial" w:cs="Arial"/>
+        </w:rPr>
+      </w:pPr>
+      <w:r>
+        <w:rPr>
+          <w:rFonts w:ascii="Arial" w:hAnsi="Arial" w:cs="Arial"/>
+        </w:rPr>
+        <w:t xml:space="preserve">El precio es de </w:t>
+      </w:r>
+      <w:r>
+        <w:rPr>
+          <w:rFonts w:ascii="Arial" w:hAnsi="Arial" w:cs="Arial"/>
+        </w:rPr>
+        <w:t>£</w:t>
+      </w:r>
+      <w:r>
+        <w:t xml:space="preserve"> </w:t>
+      </w:r>
+      <w:r>
+        <w:rPr>
+          <w:rFonts w:ascii="Arial" w:hAnsi="Arial" w:cs="Arial"/>
+        </w:rPr>
+        <w:t>176.93</w:t>
+      </w:r>
+    </w:p>
+    <w:p>
+      <w:pPr>
+        <w:pStyle w:val="NoSpacing"/>
+        <w:rPr>
+          <w:rFonts w:ascii="Arial" w:hAnsi="Arial" w:cs="Arial"/>
+        </w:rPr>
+      </w:pPr>
+    </w:p>
+    <w:p>
+      <w:pPr>
+        <w:pStyle w:val="NoSpacing"/>
+        <w:ind w:left="720"/>
+        <w:rPr>
+          <w:rFonts w:ascii="Arial" w:hAnsi="Arial" w:cs="Arial"/>
+        </w:rPr>
+      </w:pPr>
+      <w:r>
+        <w:lastRenderedPageBreak/>
+        <w:drawing>
+          <wp:inline distT="0" distB="0" distL="0" distR="0" wp14:anchorId="75262880" wp14:editId="5C556285">
+            <wp:extent cx="4552950" cy="4552950"/>
+            <wp:effectExtent l="0" t="0" r="0" b="0"/>
+            <wp:docPr id="247311234" name="Picture 2" descr="&#10;       Figure G2.2&amp;nbsp;&amp;nbsp;An engraved scale indicates 15&amp;deg; increments as well as the appropriate linchpin slot to use for each angle.&#10;    "/>
+            <wp:cNvGraphicFramePr>
+              <a:graphicFrameLocks xmlns:a="http://schemas.openxmlformats.org/drawingml/2006/main" noChangeAspect="1"/>
+            </wp:cNvGraphicFramePr>
+            <a:graphic xmlns:a="http://schemas.openxmlformats.org/drawingml/2006/main">
+              <a:graphicData uri="http://schemas.openxmlformats.org/drawingml/2006/picture">
+                <pic:pic xmlns:pic="http://schemas.openxmlformats.org/drawingml/2006/picture">
+                  <pic:nvPicPr>
+                    <pic:cNvPr id="0" name="Picture 3" descr="&#10;       Figure G2.2&amp;nbsp;&amp;nbsp;An engraved scale indicates 15&amp;deg; increments as well as the appropriate linchpin slot to use for each angle.&#10;    "/>
+                    <pic:cNvPicPr>
+                      <a:picLocks noChangeAspect="1" noChangeArrowheads="1"/>
+                    </pic:cNvPicPr>
+                  </pic:nvPicPr>
+                  <pic:blipFill>
+                    <a:blip r:embed="rId22">
+                      <a:extLst>
+                        <a:ext uri="{28A0092B-C50C-407E-A947-70E740481C1C}">
+                          <a14:useLocalDpi xmlns:a14="http://schemas.microsoft.com/office/drawing/2010/main" val="0"/>
+                        </a:ext>
+                      </a:extLst>
+                    </a:blip>
+                    <a:srcRect/>
+                    <a:stretch>
+                      <a:fillRect/>
+                    </a:stretch>
+                  </pic:blipFill>
+                  <pic:spPr bwMode="auto">
+                    <a:xfrm>
+                      <a:off x="0" y="0"/>
+                      <a:ext cx="4552950" cy="4552950"/>
+                    </a:xfrm>
+                    <a:prstGeom prst="rect">
+                      <a:avLst/>
+                    </a:prstGeom>
+                    <a:noFill/>
+                    <a:ln>
+                      <a:noFill/>
+                    </a:ln>
+                  </pic:spPr>
+                </pic:pic>
+              </a:graphicData>
+            </a:graphic>
+          </wp:inline>
+        </w:drawing>
+      </w:r>
+    </w:p>
+    <w:p>
+      <w:pPr>
+        <w:pStyle w:val="NoSpacing"/>
+        <w:rPr>
+          <w:rFonts w:ascii="Arial" w:hAnsi="Arial" w:cs="Arial"/>
           <w:b/>
           <w:bCs/>
         </w:rPr>
       </w:pPr>
-    </w:p>
-    <w:p>
-      <w:pPr>
-        <w:pStyle w:val="NoSpacing"/>
+      <w:r>
         <w:rPr>
           <w:rFonts w:ascii="Arial" w:hAnsi="Arial" w:cs="Arial"/>
           <w:b/>
           <w:bCs/>
+        </w:rPr>
+        <w:t>Resultados</w:t>
+      </w:r>
+    </w:p>
+    <w:p>
+      <w:pPr>
+        <w:pStyle w:val="NoSpacing"/>
+        <w:rPr>
+          <w:rFonts w:ascii="Arial" w:hAnsi="Arial" w:cs="Arial"/>
+          <w:b/>
+          <w:bCs/>
+        </w:rPr>
+      </w:pPr>
+    </w:p>
+    <w:p>
+      <w:pPr>
+        <w:pStyle w:val="NoSpacing"/>
+        <w:rPr>
+          <w:rFonts w:ascii="Arial" w:hAnsi="Arial" w:cs="Arial"/>
+        </w:rPr>
+      </w:pPr>
+      <w:r>
+        <w:rPr>
+          <w:rFonts w:ascii="Arial" w:hAnsi="Arial" w:cs="Arial"/>
+        </w:rPr>
+        <w:t>Considerando :</w:t>
+      </w:r>
+    </w:p>
+    <w:p>
+      <w:pPr>
+        <w:pStyle w:val="NoSpacing"/>
+        <w:rPr>
+          <w:rFonts w:ascii="Arial" w:hAnsi="Arial" w:cs="Arial"/>
+        </w:rPr>
+      </w:pPr>
+      <w:r>
+        <w:rPr>
+          <w:rFonts w:ascii="Arial" w:hAnsi="Arial" w:cs="Arial"/>
+        </w:rPr>
+        <w:t>Room : 2.4m x 2.4m x 2m</w:t>
+      </w:r>
+    </w:p>
+    <w:p>
+      <w:pPr>
+        <w:pStyle w:val="NoSpacing"/>
+        <w:rPr>
+          <w:rFonts w:ascii="Arial" w:hAnsi="Arial" w:cs="Arial"/>
+        </w:rPr>
+      </w:pPr>
+    </w:p>
+    <w:p>
+      <w:pPr>
+        <w:pStyle w:val="NoSpacing"/>
+        <w:rPr>
+          <w:rFonts w:ascii="Arial" w:hAnsi="Arial" w:cs="Arial"/>
+        </w:rPr>
+      </w:pPr>
+      <w:r>
+        <w:rPr>
+          <w:rFonts w:ascii="Arial" w:hAnsi="Arial" w:cs="Arial"/>
+        </w:rPr>
+        <w:drawing>
+          <wp:inline distT="0" distB="0" distL="0" distR="0" wp14:anchorId="56A36048" wp14:editId="54B19441">
+            <wp:extent cx="5278120" cy="2785745"/>
+            <wp:effectExtent l="0" t="0" r="0" b="0"/>
+            <wp:docPr id="1790464400" name="Picture 1"/>
+            <wp:cNvGraphicFramePr>
+              <a:graphicFrameLocks xmlns:a="http://schemas.openxmlformats.org/drawingml/2006/main" noChangeAspect="1"/>
+            </wp:cNvGraphicFramePr>
+            <a:graphic xmlns:a="http://schemas.openxmlformats.org/drawingml/2006/main">
+              <a:graphicData uri="http://schemas.openxmlformats.org/drawingml/2006/picture">
+                <pic:pic xmlns:pic="http://schemas.openxmlformats.org/drawingml/2006/picture">
+                  <pic:nvPicPr>
+                    <pic:cNvPr id="1790464400" name=""/>
+                    <pic:cNvPicPr/>
+                  </pic:nvPicPr>
+                  <pic:blipFill>
+                    <a:blip r:embed="rId23"/>
+                    <a:stretch>
+                      <a:fillRect/>
+                    </a:stretch>
+                  </pic:blipFill>
+                  <pic:spPr>
+                    <a:xfrm>
+                      <a:off x="0" y="0"/>
+                      <a:ext cx="5278120" cy="2785745"/>
+                    </a:xfrm>
+                    <a:prstGeom prst="rect">
+                      <a:avLst/>
+                    </a:prstGeom>
+                  </pic:spPr>
+                </pic:pic>
+              </a:graphicData>
+            </a:graphic>
+          </wp:inline>
+        </w:drawing>
+      </w:r>
+    </w:p>
+    <w:p>
+      <w:pPr>
+        <w:pStyle w:val="NoSpacing"/>
+        <w:jc w:val="both"/>
+        <w:rPr>
+          <w:rFonts w:ascii="Arial" w:hAnsi="Arial" w:cs="Arial"/>
+        </w:rPr>
+      </w:pPr>
+      <w:r>
+        <w:rPr>
+          <w:rFonts w:ascii="Arial" w:hAnsi="Arial" w:cs="Arial"/>
+        </w:rPr>
+        <w:t>Cobertura</w:t>
+      </w:r>
+      <w:r>
+        <w:rPr>
+          <w:rFonts w:ascii="Arial" w:hAnsi="Arial" w:cs="Arial"/>
+        </w:rPr>
+        <w:t xml:space="preserve"> </w:t>
+      </w:r>
+      <w:r>
+        <w:rPr>
+          <w:rFonts w:ascii="Arial" w:hAnsi="Arial" w:cs="Arial"/>
+        </w:rPr>
+        <w:t>3D</w:t>
+      </w:r>
+      <w:r>
+        <w:rPr>
+          <w:rFonts w:ascii="Arial" w:hAnsi="Arial" w:cs="Arial"/>
+        </w:rPr>
+        <w:t xml:space="preserve"> </w:t>
+      </w:r>
+      <w:r>
+        <w:rPr>
+          <w:rFonts w:ascii="Arial" w:hAnsi="Arial" w:cs="Arial"/>
+        </w:rPr>
+        <w:t>del conjunto</w:t>
+      </w:r>
+      <w:r>
+        <w:rPr>
+          <w:rFonts w:ascii="Arial" w:hAnsi="Arial" w:cs="Arial"/>
+        </w:rPr>
+        <w:t xml:space="preserve"> </w:t>
+      </w:r>
+      <w:r>
+        <w:rPr>
+          <w:rFonts w:ascii="Arial" w:hAnsi="Arial" w:cs="Arial"/>
+        </w:rPr>
+        <w:t>de</w:t>
+      </w:r>
+      <w:r>
+        <w:rPr>
+          <w:rFonts w:ascii="Arial" w:hAnsi="Arial" w:cs="Arial"/>
+        </w:rPr>
+        <w:t xml:space="preserve"> </w:t>
+      </w:r>
+      <w:r>
+        <w:rPr>
+          <w:rFonts w:ascii="Arial" w:hAnsi="Arial" w:cs="Arial"/>
+        </w:rPr>
+        <w:t>K=9</w:t>
+      </w:r>
+      <w:r>
+        <w:rPr>
+          <w:rFonts w:ascii="Arial" w:hAnsi="Arial" w:cs="Arial"/>
+        </w:rPr>
+        <w:t xml:space="preserve"> </w:t>
+      </w:r>
+      <w:r>
+        <w:rPr>
+          <w:rFonts w:ascii="Arial" w:hAnsi="Arial" w:cs="Arial"/>
+        </w:rPr>
+        <w:t>normales</w:t>
+      </w:r>
+      <w:r>
+        <w:rPr>
+          <w:rFonts w:ascii="Arial" w:hAnsi="Arial" w:cs="Arial"/>
+        </w:rPr>
+        <w:t xml:space="preserve"> </w:t>
+      </w:r>
+      <w:r>
+        <w:rPr>
+          <w:rFonts w:ascii="Arial" w:hAnsi="Arial" w:cs="Arial"/>
+        </w:rPr>
+        <w:t>y</w:t>
+      </w:r>
+      <w:r>
+        <w:rPr>
+          <w:rFonts w:ascii="Arial" w:hAnsi="Arial" w:cs="Arial"/>
+        </w:rPr>
+        <w:t xml:space="preserve"> l</w:t>
+      </w:r>
+      <w:r>
+        <w:rPr>
+          <w:rFonts w:ascii="Arial" w:hAnsi="Arial" w:cs="Arial"/>
+        </w:rPr>
+        <w:t>ímite</w:t>
+      </w:r>
+      <w:r>
+        <w:rPr>
+          <w:rFonts w:ascii="Arial" w:hAnsi="Arial" w:cs="Arial"/>
+        </w:rPr>
+        <w:t xml:space="preserve"> </w:t>
+      </w:r>
+      <w:r>
+        <w:rPr>
+          <w:rFonts w:ascii="Arial" w:hAnsi="Arial" w:cs="Arial"/>
+        </w:rPr>
+        <w:t>geométrico</w:t>
+      </w:r>
+      <w:r>
+        <w:rPr>
+          <w:rFonts w:ascii="Arial" w:hAnsi="Arial" w:cs="Arial"/>
+        </w:rPr>
+        <w:t xml:space="preserve"> </w:t>
+      </w:r>
+      <w:r>
+        <w:rPr>
+          <w:rFonts w:ascii="Arial" w:hAnsi="Arial" w:cs="Arial"/>
+        </w:rPr>
+        <w:t>optimista</w:t>
+      </w:r>
+      <w:r>
+        <w:rPr>
+          <w:rFonts w:ascii="Arial" w:hAnsi="Arial" w:cs="Arial"/>
+        </w:rPr>
+        <w:t xml:space="preserve"> </w:t>
+      </w:r>
+      <w:r>
+        <w:rPr>
+          <w:rFonts w:ascii="Arial" w:hAnsi="Arial" w:cs="Arial"/>
+        </w:rPr>
+        <w:t>con</w:t>
+      </w:r>
+      <w:r>
+        <w:rPr>
+          <w:rFonts w:ascii="Arial" w:hAnsi="Arial" w:cs="Arial"/>
+        </w:rPr>
+        <w:t xml:space="preserve"> </w:t>
+      </w:r>
+      <w:r>
+        <w:rPr>
+          <w:rFonts w:ascii="Arial" w:hAnsi="Arial" w:cs="Arial"/>
+        </w:rPr>
+        <w:t xml:space="preserve">los mismos </w:t>
+      </w:r>
+      <w:r>
+        <w:rPr>
+          <w:rFonts w:ascii="Arial" w:hAnsi="Arial" w:cs="Arial"/>
+        </w:rPr>
+        <w:t>l</w:t>
+      </w:r>
+      <w:r>
+        <w:rPr>
+          <w:rFonts w:ascii="Arial" w:hAnsi="Arial" w:cs="Arial"/>
+        </w:rPr>
+        <w:t>ímites</w:t>
+      </w:r>
+      <w:r>
+        <w:rPr>
+          <w:rFonts w:ascii="Arial" w:hAnsi="Arial" w:cs="Arial"/>
+        </w:rPr>
+        <w:t xml:space="preserve"> </w:t>
+      </w:r>
+      <w:r>
+        <w:rPr>
+          <w:rFonts w:ascii="Arial" w:hAnsi="Arial" w:cs="Arial"/>
+        </w:rPr>
+        <w:t>angulares.</w:t>
+      </w:r>
+      <w:r>
+        <w:rPr>
+          <w:rFonts w:ascii="Arial" w:hAnsi="Arial" w:cs="Arial"/>
+        </w:rPr>
+        <w:t xml:space="preserve"> </w:t>
+      </w:r>
+      <w:r>
+        <w:rPr>
+          <w:rFonts w:ascii="Arial" w:hAnsi="Arial" w:cs="Arial"/>
+        </w:rPr>
+        <w:t>La</w:t>
+      </w:r>
+      <w:r>
+        <w:rPr>
+          <w:rFonts w:ascii="Arial" w:hAnsi="Arial" w:cs="Arial"/>
+        </w:rPr>
+        <w:t xml:space="preserve"> </w:t>
+      </w:r>
+      <w:r>
+        <w:rPr>
+          <w:rFonts w:ascii="Arial" w:hAnsi="Arial" w:cs="Arial"/>
+        </w:rPr>
+        <w:t>diferencia</w:t>
+      </w:r>
+      <w:r>
+        <w:rPr>
+          <w:rFonts w:ascii="Arial" w:hAnsi="Arial" w:cs="Arial"/>
+        </w:rPr>
+        <w:t xml:space="preserve"> </w:t>
+      </w:r>
+      <w:r>
+        <w:rPr>
+          <w:rFonts w:ascii="Arial" w:hAnsi="Arial" w:cs="Arial"/>
+        </w:rPr>
+        <w:t>muestra</w:t>
+      </w:r>
+      <w:r>
+        <w:rPr>
+          <w:rFonts w:ascii="Arial" w:hAnsi="Arial" w:cs="Arial"/>
+        </w:rPr>
+        <w:t xml:space="preserve"> </w:t>
+      </w:r>
+      <w:r>
+        <w:rPr>
+          <w:rFonts w:ascii="Arial" w:hAnsi="Arial" w:cs="Arial"/>
+        </w:rPr>
+        <w:t>cuánto</w:t>
+      </w:r>
+      <w:r>
+        <w:rPr>
+          <w:rFonts w:ascii="Arial" w:hAnsi="Arial" w:cs="Arial"/>
+        </w:rPr>
+        <w:t xml:space="preserve"> </w:t>
+      </w:r>
+      <w:r>
+        <w:rPr>
+          <w:rFonts w:ascii="Arial" w:hAnsi="Arial" w:cs="Arial"/>
+        </w:rPr>
+        <w:t>queda</w:t>
+      </w:r>
+      <w:r>
+        <w:rPr>
+          <w:rFonts w:ascii="Arial" w:hAnsi="Arial" w:cs="Arial"/>
+        </w:rPr>
+        <w:t xml:space="preserve"> </w:t>
+      </w:r>
+      <w:r>
+        <w:rPr>
+          <w:rFonts w:ascii="Arial" w:hAnsi="Arial" w:cs="Arial"/>
+        </w:rPr>
+        <w:t>por</w:t>
+      </w:r>
+      <w:r>
+        <w:rPr>
+          <w:rFonts w:ascii="Arial" w:hAnsi="Arial" w:cs="Arial"/>
+        </w:rPr>
+        <w:t xml:space="preserve"> </w:t>
+      </w:r>
+      <w:r>
+        <w:rPr>
+          <w:rFonts w:ascii="Arial" w:hAnsi="Arial" w:cs="Arial"/>
+        </w:rPr>
+        <w:t>perder</w:t>
+      </w:r>
+      <w:r>
+        <w:rPr>
+          <w:rFonts w:ascii="Arial" w:hAnsi="Arial" w:cs="Arial"/>
+        </w:rPr>
+        <w:t xml:space="preserve"> </w:t>
+      </w:r>
+      <w:r>
+        <w:rPr>
+          <w:rFonts w:ascii="Arial" w:hAnsi="Arial" w:cs="Arial"/>
+        </w:rPr>
+        <w:t>debido</w:t>
+      </w:r>
+      <w:r>
+        <w:rPr>
+          <w:rFonts w:ascii="Arial" w:hAnsi="Arial" w:cs="Arial"/>
+        </w:rPr>
+        <w:t xml:space="preserve"> </w:t>
+      </w:r>
+      <w:r>
+        <w:rPr>
+          <w:rFonts w:ascii="Arial" w:hAnsi="Arial" w:cs="Arial"/>
+        </w:rPr>
+        <w:t>a</w:t>
+      </w:r>
+      <w:r>
+        <w:rPr>
+          <w:rFonts w:ascii="Arial" w:hAnsi="Arial" w:cs="Arial"/>
+        </w:rPr>
+        <w:t xml:space="preserve"> </w:t>
+      </w:r>
+      <w:r>
+        <w:rPr>
+          <w:rFonts w:ascii="Arial" w:hAnsi="Arial" w:cs="Arial"/>
+        </w:rPr>
+        <w:t>un</w:t>
+      </w:r>
+      <w:r>
+        <w:rPr>
+          <w:rFonts w:ascii="Arial" w:hAnsi="Arial" w:cs="Arial"/>
+        </w:rPr>
+        <w:t xml:space="preserve"> </w:t>
+      </w:r>
+      <w:r>
+        <w:rPr>
+          <w:rFonts w:ascii="Arial" w:hAnsi="Arial" w:cs="Arial"/>
+        </w:rPr>
+        <w:t>conjunto finito</w:t>
+      </w:r>
+      <w:r>
+        <w:rPr>
+          <w:rFonts w:ascii="Arial" w:hAnsi="Arial" w:cs="Arial"/>
+        </w:rPr>
+        <w:t xml:space="preserve"> </w:t>
+      </w:r>
+      <w:r>
+        <w:rPr>
+          <w:rFonts w:ascii="Arial" w:hAnsi="Arial" w:cs="Arial"/>
+        </w:rPr>
+        <w:t>de</w:t>
+      </w:r>
+      <w:r>
+        <w:rPr>
+          <w:rFonts w:ascii="Arial" w:hAnsi="Arial" w:cs="Arial"/>
+        </w:rPr>
+        <w:t xml:space="preserve"> </w:t>
+      </w:r>
+      <w:r>
+        <w:rPr>
+          <w:rFonts w:ascii="Arial" w:hAnsi="Arial" w:cs="Arial"/>
+        </w:rPr>
+        <w:t>orientaciones.</w:t>
+      </w:r>
+      <w:r>
+        <w:rPr>
+          <w:rFonts w:ascii="Arial" w:hAnsi="Arial" w:cs="Arial"/>
+        </w:rPr>
+        <w:t xml:space="preserve"> </w:t>
+      </w:r>
+      <w:r>
+        <w:rPr>
+          <w:rFonts w:ascii="Arial" w:hAnsi="Arial" w:cs="Arial"/>
+        </w:rPr>
+        <w:t>Con</w:t>
+      </w:r>
+      <w:r>
+        <w:rPr>
+          <w:rFonts w:ascii="Arial" w:hAnsi="Arial" w:cs="Arial"/>
+        </w:rPr>
+        <w:t xml:space="preserve"> </w:t>
+      </w:r>
+      <w:r>
+        <w:rPr>
+          <w:rFonts w:ascii="Arial" w:hAnsi="Arial" w:cs="Arial"/>
+        </w:rPr>
+        <w:t>tilt</w:t>
+      </w:r>
+      <w:r>
+        <w:rPr>
+          <w:rFonts w:ascii="Arial" w:hAnsi="Arial" w:cs="Arial"/>
+        </w:rPr>
+        <w:t xml:space="preserve"> </w:t>
+      </w:r>
+      <w:r>
+        <w:rPr>
+          <w:rFonts w:ascii="Arial" w:hAnsi="Arial" w:cs="Arial"/>
+        </w:rPr>
+        <w:t>cero</w:t>
+      </w:r>
+      <w:r>
+        <w:rPr>
+          <w:rFonts w:ascii="Arial" w:hAnsi="Arial" w:cs="Arial"/>
+        </w:rPr>
+        <w:t xml:space="preserve"> </w:t>
+      </w:r>
+      <w:r>
+        <w:rPr>
+          <w:rFonts w:ascii="Arial" w:hAnsi="Arial" w:cs="Arial"/>
+        </w:rPr>
+        <w:t>ninguna</w:t>
+      </w:r>
+      <w:r>
+        <w:rPr>
+          <w:rFonts w:ascii="Arial" w:hAnsi="Arial" w:cs="Arial"/>
+        </w:rPr>
+        <w:t xml:space="preserve"> </w:t>
+      </w:r>
+      <w:r>
+        <w:rPr>
+          <w:rFonts w:ascii="Arial" w:hAnsi="Arial" w:cs="Arial"/>
+        </w:rPr>
+        <w:t>cantidad</w:t>
+      </w:r>
+      <w:r>
+        <w:rPr>
+          <w:rFonts w:ascii="Arial" w:hAnsi="Arial" w:cs="Arial"/>
+        </w:rPr>
+        <w:t xml:space="preserve"> </w:t>
+      </w:r>
+      <w:r>
+        <w:rPr>
+          <w:rFonts w:ascii="Arial" w:hAnsi="Arial" w:cs="Arial"/>
+        </w:rPr>
+        <w:t>de</w:t>
+      </w:r>
+      <w:r>
+        <w:rPr>
+          <w:rFonts w:ascii="Arial" w:hAnsi="Arial" w:cs="Arial"/>
+        </w:rPr>
+        <w:t xml:space="preserve"> </w:t>
+      </w:r>
+      <w:r>
+        <w:rPr>
+          <w:rFonts w:ascii="Arial" w:hAnsi="Arial" w:cs="Arial"/>
+        </w:rPr>
+        <w:t>muestras</w:t>
+      </w:r>
+      <w:r>
+        <w:rPr>
+          <w:rFonts w:ascii="Arial" w:hAnsi="Arial" w:cs="Arial"/>
+        </w:rPr>
+        <w:t xml:space="preserve"> </w:t>
+      </w:r>
+      <w:r>
+        <w:rPr>
+          <w:rFonts w:ascii="Arial" w:hAnsi="Arial" w:cs="Arial"/>
+        </w:rPr>
+        <w:t>identifica</w:t>
+      </w:r>
+      <w:r>
+        <w:rPr>
+          <w:rFonts w:ascii="Arial" w:hAnsi="Arial" w:cs="Arial"/>
+        </w:rPr>
+        <w:t xml:space="preserve"> </w:t>
+      </w:r>
+      <w:r>
+        <w:rPr>
+          <w:rFonts w:ascii="Arial" w:hAnsi="Arial" w:cs="Arial"/>
+        </w:rPr>
+        <w:t>tres</w:t>
+      </w:r>
+      <w:r>
+        <w:rPr>
+          <w:rFonts w:ascii="Arial" w:hAnsi="Arial" w:cs="Arial"/>
+        </w:rPr>
+        <w:t xml:space="preserve"> </w:t>
+      </w:r>
+      <w:r>
+        <w:rPr>
+          <w:rFonts w:ascii="Arial" w:hAnsi="Arial" w:cs="Arial"/>
+        </w:rPr>
+        <w:t>coordenadas.</w:t>
+      </w:r>
+    </w:p>
+    <w:p>
+      <w:pPr>
+        <w:pStyle w:val="NoSpacing"/>
+        <w:rPr>
+          <w:rFonts w:ascii="Arial" w:hAnsi="Arial" w:cs="Arial"/>
+        </w:rPr>
+      </w:pPr>
+    </w:p>
+    <w:p>
+      <w:pPr>
+        <w:pStyle w:val="NoSpacing"/>
+        <w:rPr>
+          <w:rFonts w:ascii="Arial" w:hAnsi="Arial" w:cs="Arial"/>
+        </w:rPr>
+      </w:pPr>
+    </w:p>
+    <w:p>
+      <w:pPr>
+        <w:pStyle w:val="NoSpacing"/>
+        <w:rPr>
+          <w:rFonts w:ascii="Arial" w:hAnsi="Arial" w:cs="Arial"/>
+        </w:rPr>
+      </w:pPr>
+    </w:p>
+    <w:p>
+      <w:pPr>
+        <w:pStyle w:val="NoSpacing"/>
+        <w:rPr>
+          <w:rFonts w:ascii="Arial" w:hAnsi="Arial" w:cs="Arial"/>
+        </w:rPr>
+      </w:pPr>
+    </w:p>
+    <w:p>
+      <w:pPr>
+        <w:pStyle w:val="NoSpacing"/>
+        <w:rPr>
+          <w:rFonts w:ascii="Arial" w:hAnsi="Arial" w:cs="Arial"/>
+        </w:rPr>
+      </w:pPr>
+      <w:r>
+        <w:rPr>
+          <w:rFonts w:ascii="Arial" w:hAnsi="Arial" w:cs="Arial"/>
+        </w:rPr>
+        <w:t>Para 3 diferentes Half_power_angle del LED: 30, 45 , 60</w:t>
+      </w:r>
+    </w:p>
+    <w:p>
+      <w:pPr>
+        <w:pStyle w:val="NoSpacing"/>
+        <w:rPr>
+          <w:rFonts w:ascii="Arial" w:hAnsi="Arial" w:cs="Arial"/>
+        </w:rPr>
+      </w:pPr>
+    </w:p>
+    <w:p>
+      <w:pPr>
+        <w:pStyle w:val="NoSpacing"/>
+        <w:jc w:val="center"/>
+        <w:rPr>
+          <w:rFonts w:ascii="Arial" w:hAnsi="Arial" w:cs="Arial"/>
+          <w:b/>
+          <w:bCs/>
+        </w:rPr>
+      </w:pPr>
+      <w:r>
+        <w:rPr>
+          <w:rFonts w:ascii="Arial" w:hAnsi="Arial" w:cs="Arial"/>
+          <w:b/>
+          <w:bCs/>
+        </w:rPr>
+        <w:t>Numero de reorientaciones K : 9</w:t>
+      </w:r>
+    </w:p>
+    <w:p>
+      <w:pPr>
+        <w:pStyle w:val="NoSpacing"/>
+        <w:rPr>
+          <w:rFonts w:ascii="Arial" w:hAnsi="Arial" w:cs="Arial"/>
+        </w:rPr>
+      </w:pPr>
+    </w:p>
+    <w:p>
+      <w:pPr>
+        <w:pStyle w:val="NoSpacing"/>
+        <w:rPr>
+          <w:rFonts w:ascii="Arial" w:hAnsi="Arial" w:cs="Arial"/>
+        </w:rPr>
+      </w:pPr>
+      <w:r>
+        <w:rPr>
+          <w:rFonts w:ascii="Arial" w:hAnsi="Arial" w:cs="Arial"/>
+        </w:rPr>
+        <w:drawing>
+          <wp:inline distT="0" distB="0" distL="0" distR="0" wp14:anchorId="7648C135" wp14:editId="5094DE04">
+            <wp:extent cx="5276850" cy="3435350"/>
+            <wp:effectExtent l="0" t="0" r="0" b="0"/>
+            <wp:docPr id="1756868647" name="Picture 4"/>
+            <wp:cNvGraphicFramePr>
+              <a:graphicFrameLocks xmlns:a="http://schemas.openxmlformats.org/drawingml/2006/main" noChangeAspect="1"/>
+            </wp:cNvGraphicFramePr>
+            <a:graphic xmlns:a="http://schemas.openxmlformats.org/drawingml/2006/main">
+              <a:graphicData uri="http://schemas.openxmlformats.org/drawingml/2006/picture">
+                <pic:pic xmlns:pic="http://schemas.openxmlformats.org/drawingml/2006/picture">
+                  <pic:nvPicPr>
+                    <pic:cNvPr id="0" name="Picture 7"/>
+                    <pic:cNvPicPr>
+                      <a:picLocks noChangeAspect="1" noChangeArrowheads="1"/>
+                    </pic:cNvPicPr>
+                  </pic:nvPicPr>
+                  <pic:blipFill>
+                    <a:blip r:embed="rId24" cstate="print">
+                      <a:extLst>
+                        <a:ext uri="{28A0092B-C50C-407E-A947-70E740481C1C}">
+                          <a14:useLocalDpi xmlns:a14="http://schemas.microsoft.com/office/drawing/2010/main" val="0"/>
+                        </a:ext>
+                      </a:extLst>
+                    </a:blip>
+                    <a:srcRect/>
+                    <a:stretch>
+                      <a:fillRect/>
+                    </a:stretch>
+                  </pic:blipFill>
+                  <pic:spPr bwMode="auto">
+                    <a:xfrm>
+                      <a:off x="0" y="0"/>
+                      <a:ext cx="5276850" cy="3435350"/>
+                    </a:xfrm>
+                    <a:prstGeom prst="rect">
+                      <a:avLst/>
+                    </a:prstGeom>
+                    <a:noFill/>
+                    <a:ln>
+                      <a:noFill/>
+                    </a:ln>
+                  </pic:spPr>
+                </pic:pic>
+              </a:graphicData>
+            </a:graphic>
+          </wp:inline>
+        </w:drawing>
+      </w:r>
+    </w:p>
+    <w:p>
+      <w:pPr>
+        <w:pStyle w:val="NoSpacing"/>
+        <w:rPr>
+          <w:rFonts w:ascii="Arial" w:hAnsi="Arial" w:cs="Arial"/>
+        </w:rPr>
+      </w:pPr>
+    </w:p>
+    <w:p>
+      <w:pPr>
+        <w:pStyle w:val="NoSpacing"/>
+        <w:rPr>
+          <w:rFonts w:ascii="Arial" w:hAnsi="Arial" w:cs="Arial"/>
+        </w:rPr>
+      </w:pPr>
+      <w:r>
+        <w:rPr>
+          <w:rFonts w:ascii="Arial" w:hAnsi="Arial" w:cs="Arial"/>
+        </w:rPr>
+        <w:lastRenderedPageBreak/>
+        <w:drawing>
+          <wp:inline distT="0" distB="0" distL="0" distR="0" wp14:anchorId="21479A99" wp14:editId="65142323">
+            <wp:extent cx="5276850" cy="3435350"/>
+            <wp:effectExtent l="0" t="0" r="0" b="0"/>
+            <wp:docPr id="259885698" name="Picture 5"/>
+            <wp:cNvGraphicFramePr>
+              <a:graphicFrameLocks xmlns:a="http://schemas.openxmlformats.org/drawingml/2006/main" noChangeAspect="1"/>
+            </wp:cNvGraphicFramePr>
+            <a:graphic xmlns:a="http://schemas.openxmlformats.org/drawingml/2006/main">
+              <a:graphicData uri="http://schemas.openxmlformats.org/drawingml/2006/picture">
+                <pic:pic xmlns:pic="http://schemas.openxmlformats.org/drawingml/2006/picture">
+                  <pic:nvPicPr>
+                    <pic:cNvPr id="0" name="Picture 8"/>
+                    <pic:cNvPicPr>
+                      <a:picLocks noChangeAspect="1" noChangeArrowheads="1"/>
+                    </pic:cNvPicPr>
+                  </pic:nvPicPr>
+                  <pic:blipFill>
+                    <a:blip r:embed="rId25" cstate="print">
+                      <a:extLst>
+                        <a:ext uri="{28A0092B-C50C-407E-A947-70E740481C1C}">
+                          <a14:useLocalDpi xmlns:a14="http://schemas.microsoft.com/office/drawing/2010/main" val="0"/>
+                        </a:ext>
+                      </a:extLst>
+                    </a:blip>
+                    <a:srcRect/>
+                    <a:stretch>
+                      <a:fillRect/>
+                    </a:stretch>
+                  </pic:blipFill>
+                  <pic:spPr bwMode="auto">
+                    <a:xfrm>
+                      <a:off x="0" y="0"/>
+                      <a:ext cx="5276850" cy="3435350"/>
+                    </a:xfrm>
+                    <a:prstGeom prst="rect">
+                      <a:avLst/>
+                    </a:prstGeom>
+                    <a:noFill/>
+                    <a:ln>
+                      <a:noFill/>
+                    </a:ln>
+                  </pic:spPr>
+                </pic:pic>
+              </a:graphicData>
+            </a:graphic>
+          </wp:inline>
+        </w:drawing>
+      </w:r>
+      <w:r>
+        <w:rPr>
+          <w:rFonts w:ascii="Arial" w:hAnsi="Arial" w:cs="Arial"/>
+        </w:rPr>
+        <w:drawing>
+          <wp:inline distT="0" distB="0" distL="0" distR="0" wp14:anchorId="32D39659" wp14:editId="2E85FBA8">
+            <wp:extent cx="5276850" cy="3435350"/>
+            <wp:effectExtent l="0" t="0" r="0" b="0"/>
+            <wp:docPr id="2005903876" name="Picture 6"/>
+            <wp:cNvGraphicFramePr>
+              <a:graphicFrameLocks xmlns:a="http://schemas.openxmlformats.org/drawingml/2006/main" noChangeAspect="1"/>
+            </wp:cNvGraphicFramePr>
+            <a:graphic xmlns:a="http://schemas.openxmlformats.org/drawingml/2006/main">
+              <a:graphicData uri="http://schemas.openxmlformats.org/drawingml/2006/picture">
+                <pic:pic xmlns:pic="http://schemas.openxmlformats.org/drawingml/2006/picture">
+                  <pic:nvPicPr>
+                    <pic:cNvPr id="0" name="Picture 9"/>
+                    <pic:cNvPicPr>
+                      <a:picLocks noChangeAspect="1" noChangeArrowheads="1"/>
+                    </pic:cNvPicPr>
+                  </pic:nvPicPr>
+                  <pic:blipFill>
+                    <a:blip r:embed="rId26" cstate="print">
+                      <a:extLst>
+                        <a:ext uri="{28A0092B-C50C-407E-A947-70E740481C1C}">
+                          <a14:useLocalDpi xmlns:a14="http://schemas.microsoft.com/office/drawing/2010/main" val="0"/>
+                        </a:ext>
+                      </a:extLst>
+                    </a:blip>
+                    <a:srcRect/>
+                    <a:stretch>
+                      <a:fillRect/>
+                    </a:stretch>
+                  </pic:blipFill>
+                  <pic:spPr bwMode="auto">
+                    <a:xfrm>
+                      <a:off x="0" y="0"/>
+                      <a:ext cx="5276850" cy="3435350"/>
+                    </a:xfrm>
+                    <a:prstGeom prst="rect">
+                      <a:avLst/>
+                    </a:prstGeom>
+                    <a:noFill/>
+                    <a:ln>
+                      <a:noFill/>
+                    </a:ln>
+                  </pic:spPr>
+                </pic:pic>
+              </a:graphicData>
+            </a:graphic>
+          </wp:inline>
+        </w:drawing>
+      </w:r>
+    </w:p>
+    <w:p>
+      <w:pPr>
+        <w:pStyle w:val="NoSpacing"/>
+        <w:rPr>
+          <w:rFonts w:ascii="Arial" w:hAnsi="Arial" w:cs="Arial"/>
+        </w:rPr>
+      </w:pPr>
+    </w:p>
+    <w:p>
+      <w:pPr>
+        <w:pStyle w:val="NoSpacing"/>
+        <w:rPr>
+          <w:rFonts w:ascii="Arial" w:hAnsi="Arial" w:cs="Arial"/>
+        </w:rPr>
+      </w:pPr>
+      <w:r>
+        <w:rPr>
+          <w:rFonts w:ascii="Arial" w:hAnsi="Arial" w:cs="Arial"/>
+        </w:rPr>
+        <w:t>Para nuestro caso, seria recomendable un Half_power_angle de LED de 60°.</w:t>
+      </w:r>
+    </w:p>
+    <w:p>
+      <w:pPr>
+        <w:pStyle w:val="NoSpacing"/>
+        <w:rPr>
+          <w:rFonts w:ascii="Arial" w:hAnsi="Arial" w:cs="Arial"/>
+        </w:rPr>
+      </w:pPr>
+      <w:r>
+        <w:rPr>
+          <w:rFonts w:ascii="Arial" w:hAnsi="Arial" w:cs="Arial"/>
+        </w:rPr>
+        <w:t>El FOV del PD deberia ser alto, se observa que un FOV mayor disminuye el error.</w:t>
+      </w:r>
+    </w:p>
+    <w:p>
+      <w:pPr>
+        <w:pStyle w:val="NoSpacing"/>
+        <w:rPr>
+          <w:rFonts w:ascii="Arial" w:hAnsi="Arial" w:cs="Arial"/>
+        </w:rPr>
+      </w:pPr>
+      <w:r>
+        <w:rPr>
+          <w:rFonts w:ascii="Arial" w:hAnsi="Arial" w:cs="Arial"/>
+        </w:rPr>
+        <w:t>Para el Half_power_angle de 60° y FOV de 60° el error minimo es de 1cm</w:t>
+      </w:r>
+      <w:r>
+        <w:rPr>
+          <w:rFonts w:ascii="Arial" w:hAnsi="Arial" w:cs="Arial"/>
+        </w:rPr>
+        <w:t xml:space="preserve"> y se encuentra entre 25° y 40°.</w:t>
+      </w:r>
+    </w:p>
+    <w:p>
+      <w:pPr>
+        <w:pStyle w:val="NoSpacing"/>
+        <w:rPr>
+          <w:rFonts w:ascii="Arial" w:hAnsi="Arial" w:cs="Arial"/>
+        </w:rPr>
+      </w:pPr>
+      <w:r>
+        <w:rPr>
+          <w:rFonts w:ascii="Arial" w:hAnsi="Arial" w:cs="Arial"/>
+        </w:rPr>
+        <w:t>La cobertura es importante, esta depende principalmente del FOV.</w:t>
+      </w:r>
+    </w:p>
+    <w:p>
+      <w:pPr>
+        <w:pStyle w:val="NoSpacing"/>
+        <w:rPr>
+          <w:rFonts w:ascii="Arial" w:hAnsi="Arial" w:cs="Arial"/>
+        </w:rPr>
+      </w:pPr>
+      <w:r>
+        <w:rPr>
+          <w:rFonts w:ascii="Arial" w:hAnsi="Arial" w:cs="Arial"/>
+        </w:rPr>
+        <w:t>Otro escenario: Considerando Half_power_angle de 60° y FOV de 85°, con solo 3° de tilt se llega a 4cm de error.</w:t>
+      </w:r>
+    </w:p>
+    <w:p>
+      <w:pPr>
+        <w:pStyle w:val="NoSpacing"/>
+        <w:rPr>
+          <w:rFonts w:ascii="Arial" w:hAnsi="Arial" w:cs="Arial"/>
+        </w:rPr>
+      </w:pPr>
+    </w:p>
+    <w:p>
+      <w:pPr>
+        <w:pStyle w:val="NoSpacing"/>
+        <w:rPr>
+          <w:rFonts w:ascii="Arial" w:hAnsi="Arial" w:cs="Arial"/>
+        </w:rPr>
+      </w:pPr>
+    </w:p>
+    <w:p>
+      <w:pPr>
+        <w:pStyle w:val="NoSpacing"/>
+        <w:rPr>
+          <w:rFonts w:ascii="Arial" w:hAnsi="Arial" w:cs="Arial"/>
+        </w:rPr>
+      </w:pPr>
+    </w:p>
+    <w:p>
+      <w:pPr>
+        <w:pStyle w:val="NoSpacing"/>
+        <w:rPr>
+          <w:rFonts w:ascii="Arial" w:hAnsi="Arial" w:cs="Arial"/>
+        </w:rPr>
+      </w:pPr>
+    </w:p>
+    <w:p>
+      <w:pPr>
+        <w:pStyle w:val="NoSpacing"/>
+        <w:jc w:val="center"/>
+        <w:rPr>
+          <w:rFonts w:ascii="Arial" w:hAnsi="Arial" w:cs="Arial"/>
+          <w:b/>
+          <w:bCs/>
+        </w:rPr>
+      </w:pPr>
+      <w:r>
+        <w:rPr>
+          <w:rFonts w:ascii="Arial" w:hAnsi="Arial" w:cs="Arial"/>
+          <w:b/>
+          <w:bCs/>
+        </w:rPr>
+        <w:lastRenderedPageBreak/>
+        <w:t xml:space="preserve">Numero de reorientaciones K : </w:t>
+      </w:r>
+      <w:r>
+        <w:rPr>
+          <w:rFonts w:ascii="Arial" w:hAnsi="Arial" w:cs="Arial"/>
+          <w:b/>
+          <w:bCs/>
+        </w:rPr>
+        <w:t>3</w:t>
+      </w:r>
+      <w:r>
+        <w:rPr>
+          <w:rFonts w:ascii="Arial" w:hAnsi="Arial" w:cs="Arial"/>
+          <w:b/>
+          <w:bCs/>
+        </w:rPr>
+        <w:drawing>
+          <wp:inline distT="0" distB="0" distL="0" distR="0" wp14:anchorId="441FC624" wp14:editId="41A75C92">
+            <wp:extent cx="5273675" cy="3422015"/>
+            <wp:effectExtent l="0" t="0" r="3175" b="6985"/>
+            <wp:docPr id="122928486" name="Picture 8"/>
+            <wp:cNvGraphicFramePr>
+              <a:graphicFrameLocks xmlns:a="http://schemas.openxmlformats.org/drawingml/2006/main" noChangeAspect="1"/>
+            </wp:cNvGraphicFramePr>
+            <a:graphic xmlns:a="http://schemas.openxmlformats.org/drawingml/2006/main">
+              <a:graphicData uri="http://schemas.openxmlformats.org/drawingml/2006/picture">
+                <pic:pic xmlns:pic="http://schemas.openxmlformats.org/drawingml/2006/picture">
+                  <pic:nvPicPr>
+                    <pic:cNvPr id="0" name="Picture 11"/>
+                    <pic:cNvPicPr>
+                      <a:picLocks noChangeAspect="1" noChangeArrowheads="1"/>
+                    </pic:cNvPicPr>
+                  </pic:nvPicPr>
+                  <pic:blipFill>
+                    <a:blip r:embed="rId27" cstate="print">
+                      <a:extLst>
+                        <a:ext uri="{28A0092B-C50C-407E-A947-70E740481C1C}">
+                          <a14:useLocalDpi xmlns:a14="http://schemas.microsoft.com/office/drawing/2010/main" val="0"/>
+                        </a:ext>
+                      </a:extLst>
+                    </a:blip>
+                    <a:srcRect/>
+                    <a:stretch>
+                      <a:fillRect/>
+                    </a:stretch>
+                  </pic:blipFill>
+                  <pic:spPr bwMode="auto">
+                    <a:xfrm>
+                      <a:off x="0" y="0"/>
+                      <a:ext cx="5273675" cy="3422015"/>
+                    </a:xfrm>
+                    <a:prstGeom prst="rect">
+                      <a:avLst/>
+                    </a:prstGeom>
+                    <a:noFill/>
+                    <a:ln>
+                      <a:noFill/>
+                    </a:ln>
+                  </pic:spPr>
+                </pic:pic>
+              </a:graphicData>
+            </a:graphic>
+          </wp:inline>
+        </w:drawing>
+      </w:r>
+      <w:r>
+        <w:rPr>
+          <w:rFonts w:ascii="Arial" w:hAnsi="Arial" w:cs="Arial"/>
+          <w:b/>
+          <w:bCs/>
+        </w:rPr>
+        <w:lastRenderedPageBreak/>
+        <w:drawing>
+          <wp:inline distT="0" distB="0" distL="0" distR="0" wp14:anchorId="0F9D9093" wp14:editId="2804225F">
+            <wp:extent cx="5273675" cy="3422015"/>
+            <wp:effectExtent l="0" t="0" r="3175" b="6985"/>
+            <wp:docPr id="2111081123" name="Picture 9"/>
+            <wp:cNvGraphicFramePr>
+              <a:graphicFrameLocks xmlns:a="http://schemas.openxmlformats.org/drawingml/2006/main" noChangeAspect="1"/>
+            </wp:cNvGraphicFramePr>
+            <a:graphic xmlns:a="http://schemas.openxmlformats.org/drawingml/2006/main">
+              <a:graphicData uri="http://schemas.openxmlformats.org/drawingml/2006/picture">
+                <pic:pic xmlns:pic="http://schemas.openxmlformats.org/drawingml/2006/picture">
+                  <pic:nvPicPr>
+                    <pic:cNvPr id="0" name="Picture 12"/>
+                    <pic:cNvPicPr>
+                      <a:picLocks noChangeAspect="1" noChangeArrowheads="1"/>
+                    </pic:cNvPicPr>
+                  </pic:nvPicPr>
+                  <pic:blipFill>
+                    <a:blip r:embed="rId28" cstate="print">
+                      <a:extLst>
+                        <a:ext uri="{28A0092B-C50C-407E-A947-70E740481C1C}">
+                          <a14:useLocalDpi xmlns:a14="http://schemas.microsoft.com/office/drawing/2010/main" val="0"/>
+                        </a:ext>
+                      </a:extLst>
+                    </a:blip>
+                    <a:srcRect/>
+                    <a:stretch>
+                      <a:fillRect/>
+                    </a:stretch>
+                  </pic:blipFill>
+                  <pic:spPr bwMode="auto">
+                    <a:xfrm>
+                      <a:off x="0" y="0"/>
+                      <a:ext cx="5273675" cy="3422015"/>
+                    </a:xfrm>
+                    <a:prstGeom prst="rect">
+                      <a:avLst/>
+                    </a:prstGeom>
+                    <a:noFill/>
+                    <a:ln>
+                      <a:noFill/>
+                    </a:ln>
+                  </pic:spPr>
+                </pic:pic>
+              </a:graphicData>
+            </a:graphic>
+          </wp:inline>
+        </w:drawing>
+      </w:r>
+      <w:r>
+        <w:rPr>
+          <w:rFonts w:ascii="Arial" w:hAnsi="Arial" w:cs="Arial"/>
+          <w:b/>
+          <w:bCs/>
+        </w:rPr>
+        <w:drawing>
+          <wp:inline distT="0" distB="0" distL="0" distR="0" wp14:anchorId="1579B6D2" wp14:editId="6F68F176">
+            <wp:extent cx="5273675" cy="3422015"/>
+            <wp:effectExtent l="0" t="0" r="3175" b="6985"/>
+            <wp:docPr id="960320353" name="Picture 10"/>
+            <wp:cNvGraphicFramePr>
+              <a:graphicFrameLocks xmlns:a="http://schemas.openxmlformats.org/drawingml/2006/main" noChangeAspect="1"/>
+            </wp:cNvGraphicFramePr>
+            <a:graphic xmlns:a="http://schemas.openxmlformats.org/drawingml/2006/main">
+              <a:graphicData uri="http://schemas.openxmlformats.org/drawingml/2006/picture">
+                <pic:pic xmlns:pic="http://schemas.openxmlformats.org/drawingml/2006/picture">
+                  <pic:nvPicPr>
+                    <pic:cNvPr id="0" name="Picture 13"/>
+                    <pic:cNvPicPr>
+                      <a:picLocks noChangeAspect="1" noChangeArrowheads="1"/>
+                    </pic:cNvPicPr>
+                  </pic:nvPicPr>
+                  <pic:blipFill>
+                    <a:blip r:embed="rId29" cstate="print">
+                      <a:extLst>
+                        <a:ext uri="{28A0092B-C50C-407E-A947-70E740481C1C}">
+                          <a14:useLocalDpi xmlns:a14="http://schemas.microsoft.com/office/drawing/2010/main" val="0"/>
+                        </a:ext>
+                      </a:extLst>
+                    </a:blip>
+                    <a:srcRect/>
+                    <a:stretch>
+                      <a:fillRect/>
+                    </a:stretch>
+                  </pic:blipFill>
+                  <pic:spPr bwMode="auto">
+                    <a:xfrm>
+                      <a:off x="0" y="0"/>
+                      <a:ext cx="5273675" cy="3422015"/>
+                    </a:xfrm>
+                    <a:prstGeom prst="rect">
+                      <a:avLst/>
+                    </a:prstGeom>
+                    <a:noFill/>
+                    <a:ln>
+                      <a:noFill/>
+                    </a:ln>
+                  </pic:spPr>
+                </pic:pic>
+              </a:graphicData>
+            </a:graphic>
+          </wp:inline>
+        </w:drawing>
+      </w:r>
+    </w:p>
+    <w:p>
+      <w:pPr>
+        <w:pStyle w:val="NoSpacing"/>
+        <w:rPr>
+          <w:rFonts w:ascii="Arial" w:hAnsi="Arial" w:cs="Arial"/>
+        </w:rPr>
+      </w:pPr>
+    </w:p>
+    <w:p>
+      <w:pPr>
+        <w:pStyle w:val="NoSpacing"/>
+        <w:rPr>
+          <w:rFonts w:ascii="Arial" w:hAnsi="Arial" w:cs="Arial"/>
+        </w:rPr>
+      </w:pPr>
+    </w:p>
+    <w:p>
+      <w:pPr>
+        <w:pStyle w:val="NoSpacing"/>
+        <w:rPr>
+          <w:rFonts w:ascii="Arial" w:hAnsi="Arial" w:cs="Arial"/>
+        </w:rPr>
+      </w:pPr>
+    </w:p>
+    <w:p>
+      <w:pPr>
+        <w:pStyle w:val="NoSpacing"/>
+        <w:rPr>
+          <w:rFonts w:ascii="Arial" w:hAnsi="Arial" w:cs="Arial"/>
+        </w:rPr>
+      </w:pPr>
+    </w:p>
+    <w:p>
+      <w:pPr>
+        <w:pStyle w:val="NoSpacing"/>
+        <w:rPr>
+          <w:rFonts w:ascii="Arial" w:hAnsi="Arial" w:cs="Arial"/>
+        </w:rPr>
+      </w:pPr>
+    </w:p>
+    <w:p>
+      <w:pPr>
+        <w:pStyle w:val="NoSpacing"/>
+        <w:rPr>
+          <w:rFonts w:ascii="Arial" w:hAnsi="Arial" w:cs="Arial"/>
+        </w:rPr>
+      </w:pPr>
+    </w:p>
+    <w:p>
+      <w:pPr>
+        <w:pStyle w:val="NoSpacing"/>
+        <w:rPr>
+          <w:rFonts w:ascii="Arial" w:hAnsi="Arial" w:cs="Arial"/>
+        </w:rPr>
+      </w:pPr>
+    </w:p>
+    <w:p>
+      <w:pPr>
+        <w:pStyle w:val="NoSpacing"/>
+        <w:rPr>
+          <w:rFonts w:ascii="Arial" w:hAnsi="Arial" w:cs="Arial"/>
+        </w:rPr>
+      </w:pPr>
+    </w:p>
+    <w:p>
+      <w:pPr>
+        <w:pStyle w:val="NoSpacing"/>
+        <w:rPr>
+          <w:rFonts w:ascii="Arial" w:hAnsi="Arial" w:cs="Arial"/>
+        </w:rPr>
+      </w:pPr>
+    </w:p>
+    <w:p>
+      <w:pPr>
+        <w:pStyle w:val="NoSpacing"/>
+        <w:rPr>
+          <w:rFonts w:ascii="Arial" w:hAnsi="Arial" w:cs="Arial"/>
+        </w:rPr>
+      </w:pPr>
+    </w:p>
+    <w:p>
+      <w:pPr>
+        <w:pStyle w:val="NoSpacing"/>
+        <w:rPr>
+          <w:rFonts w:ascii="Arial" w:hAnsi="Arial" w:cs="Arial"/>
+        </w:rPr>
+      </w:pPr>
+    </w:p>
+    <w:p>
+      <w:pPr>
+        <w:pStyle w:val="NoSpacing"/>
+        <w:rPr>
+          <w:rFonts w:ascii="Arial" w:hAnsi="Arial" w:cs="Arial"/>
+        </w:rPr>
+      </w:pPr>
+    </w:p>
+    <w:p>
+      <w:pPr>
+        <w:pStyle w:val="NoSpacing"/>
+        <w:rPr>
+          <w:rFonts w:ascii="Arial" w:hAnsi="Arial" w:cs="Arial"/>
+        </w:rPr>
+      </w:pPr>
+    </w:p>
+    <w:p>
+      <w:pPr>
+        <w:pStyle w:val="NoSpacing"/>
+        <w:jc w:val="center"/>
+        <w:rPr>
+          <w:rFonts w:ascii="Arial" w:hAnsi="Arial" w:cs="Arial"/>
+        </w:rPr>
+      </w:pPr>
+      <w:r>
+        <w:rPr>
+          <w:rFonts w:ascii="Arial" w:hAnsi="Arial" w:cs="Arial"/>
+        </w:rPr>
+        <w:t>Especificamente analizando para un tilt pequeño (3°)</w:t>
+      </w:r>
+    </w:p>
+    <w:p>
+      <w:pPr>
+        <w:pStyle w:val="NoSpacing"/>
+        <w:rPr>
+          <w:rFonts w:ascii="Arial" w:hAnsi="Arial" w:cs="Arial"/>
+        </w:rPr>
+      </w:pPr>
+    </w:p>
+    <w:p>
+      <w:pPr>
+        <w:pStyle w:val="NoSpacing"/>
+        <w:jc w:val="both"/>
+        <w:rPr>
+          <w:rFonts w:ascii="Arial" w:hAnsi="Arial" w:cs="Arial"/>
+        </w:rPr>
+      </w:pPr>
+    </w:p>
+    <w:p>
+      <w:pPr>
+        <w:pStyle w:val="NoSpacing"/>
+        <w:jc w:val="both"/>
+        <w:rPr>
+          <w:rFonts w:ascii="Arial" w:hAnsi="Arial" w:cs="Arial"/>
+        </w:rPr>
+      </w:pPr>
+      <w:r>
+        <w:rPr>
+          <w:rFonts w:ascii="Arial" w:hAnsi="Arial" w:cs="Arial"/>
+        </w:rPr>
+        <w:t xml:space="preserve">For a fully visible uniform cone of </w:t>
+      </w:r>
+      <m:oMath>
+        <m:r>
+          <w:rPr>
+            <w:rFonts w:ascii="Cambria Math" w:hAnsi="Cambria Math" w:cs="Arial"/>
+          </w:rPr>
+          <m:t>K≥3</m:t>
+        </m:r>
+      </m:oMath>
+      <w:r>
+        <w:rPr>
+          <w:rFonts w:ascii="Arial" w:eastAsiaTheme="minorEastAsia" w:hAnsi="Arial" w:cs="Arial"/>
+        </w:rPr>
+        <w:t xml:space="preserve"> </w:t>
+      </w:r>
+      <w:r>
+        <w:rPr>
+          <w:rFonts w:ascii="Arial" w:hAnsi="Arial" w:cs="Arial"/>
+        </w:rPr>
+        <w:t xml:space="preserve">PD orientations with a </w:t>
+      </w:r>
+      <w:r>
+        <w:rPr>
+          <w:rFonts w:ascii="Arial" w:hAnsi="Arial" w:cs="Arial"/>
+          <w:u w:val="single"/>
+        </w:rPr>
+        <w:t xml:space="preserve">small common tilt </w:t>
+      </w:r>
+      <m:oMath>
+        <m:r>
+          <w:rPr>
+            <w:rFonts w:ascii="Cambria Math" w:hAnsi="Cambria Math" w:cs="Arial"/>
+            <w:u w:val="single"/>
+          </w:rPr>
+          <m:t>θ</m:t>
+        </m:r>
+      </m:oMath>
+      <w:r>
+        <w:rPr>
+          <w:rFonts w:ascii="Arial" w:hAnsi="Arial" w:cs="Arial"/>
+        </w:rPr>
+        <w:t xml:space="preserve">, assuming homoscedastic Gaussian noise and </w:t>
+      </w:r>
+      <m:oMath>
+        <m:r>
+          <w:rPr>
+            <w:rFonts w:ascii="Cambria Math" w:hAnsi="Cambria Math" w:cs="Arial"/>
+          </w:rPr>
+          <m:t>N</m:t>
+        </m:r>
+      </m:oMath>
+      <w:r>
+        <w:rPr>
+          <w:rFonts w:ascii="Arial" w:eastAsiaTheme="minorEastAsia" w:hAnsi="Arial" w:cs="Arial"/>
+        </w:rPr>
+        <w:t xml:space="preserve"> </w:t>
+      </w:r>
+      <w:r>
+        <w:rPr>
+          <w:rFonts w:ascii="Arial" w:hAnsi="Arial" w:cs="Arial"/>
+        </w:rPr>
+        <w:t>independent samples per orientation, and fixing the receiver position and remaining optical parameters, the PEB scales asymptotically as</w:t>
+      </w:r>
+      <w:r>
+        <w:rPr>
+          <w:rFonts w:ascii="Arial" w:hAnsi="Arial" w:cs="Arial"/>
+        </w:rPr>
+        <w:t>:</w:t>
+      </w:r>
+    </w:p>
+    <w:p>
+      <w:pPr>
+        <w:pStyle w:val="NoSpacing"/>
+        <w:jc w:val="both"/>
+        <w:rPr>
+          <w:rFonts w:ascii="Arial" w:hAnsi="Arial" w:cs="Arial"/>
+        </w:rPr>
+      </w:pPr>
+    </w:p>
+    <w:p>
+      <w:pPr>
+        <w:pStyle w:val="NoSpacing"/>
+        <w:jc w:val="center"/>
+        <w:rPr>
+          <w:rFonts w:ascii="Arial" w:eastAsiaTheme="minorEastAsia" w:hAnsi="Arial" w:cs="Arial"/>
+          <w:sz w:val="28"/>
+          <w:szCs w:val="28"/>
+        </w:rPr>
+      </w:pPr>
+      <m:oMathPara>
+        <m:oMath>
+          <m:r>
+            <m:rPr>
+              <m:sty m:val="p"/>
+            </m:rPr>
+            <w:rPr>
+              <w:rFonts w:ascii="Cambria Math" w:hAnsi="Cambria Math" w:cs="Arial"/>
+              <w:sz w:val="28"/>
+              <w:szCs w:val="28"/>
+            </w:rPr>
+            <m:t>PEB</m:t>
+          </m:r>
+          <m:r>
+            <w:rPr>
+              <w:rFonts w:ascii="Cambria Math" w:hAnsi="Cambria Math" w:cs="Arial"/>
+              <w:sz w:val="28"/>
+              <w:szCs w:val="28"/>
+            </w:rPr>
+            <m:t xml:space="preserve"> ∝ </m:t>
+          </m:r>
+          <m:f>
+            <m:fPr>
+              <m:ctrlPr>
+                <w:rPr>
+                  <w:rFonts w:ascii="Cambria Math" w:hAnsi="Cambria Math" w:cs="Arial"/>
+                  <w:i/>
+                  <w:sz w:val="28"/>
+                  <w:szCs w:val="28"/>
+                </w:rPr>
+              </m:ctrlPr>
+            </m:fPr>
+            <m:num>
+              <m:r>
+                <w:rPr>
+                  <w:rFonts w:ascii="Cambria Math" w:hAnsi="Cambria Math" w:cs="Arial"/>
+                  <w:sz w:val="28"/>
+                  <w:szCs w:val="28"/>
+                </w:rPr>
+                <m:t>σ</m:t>
+              </m:r>
+            </m:num>
+            <m:den>
+              <m:sSub>
+                <m:sSubPr>
+                  <m:ctrlPr>
+                    <w:rPr>
+                      <w:rFonts w:ascii="Cambria Math" w:hAnsi="Cambria Math" w:cs="Arial"/>
+                      <w:i/>
+                      <w:sz w:val="28"/>
+                      <w:szCs w:val="28"/>
+                    </w:rPr>
+                  </m:ctrlPr>
+                </m:sSubPr>
+                <m:e>
+                  <m:r>
+                    <w:rPr>
+                      <w:rFonts w:ascii="Cambria Math" w:hAnsi="Cambria Math" w:cs="Arial"/>
+                      <w:sz w:val="28"/>
+                      <w:szCs w:val="28"/>
+                    </w:rPr>
+                    <m:t>P</m:t>
+                  </m:r>
+                </m:e>
+                <m:sub>
+                  <m:r>
+                    <w:rPr>
+                      <w:rFonts w:ascii="Cambria Math" w:hAnsi="Cambria Math" w:cs="Arial"/>
+                      <w:sz w:val="28"/>
+                      <w:szCs w:val="28"/>
+                    </w:rPr>
+                    <m:t>t</m:t>
+                  </m:r>
+                </m:sub>
+              </m:sSub>
+              <m:sSub>
+                <m:sSubPr>
+                  <m:ctrlPr>
+                    <w:rPr>
+                      <w:rFonts w:ascii="Cambria Math" w:hAnsi="Cambria Math" w:cs="Arial"/>
+                      <w:i/>
+                      <w:sz w:val="28"/>
+                      <w:szCs w:val="28"/>
+                    </w:rPr>
+                  </m:ctrlPr>
+                </m:sSubPr>
+                <m:e>
+                  <m:r>
+                    <w:rPr>
+                      <w:rFonts w:ascii="Cambria Math" w:hAnsi="Cambria Math" w:cs="Arial"/>
+                      <w:sz w:val="28"/>
+                      <w:szCs w:val="28"/>
+                    </w:rPr>
+                    <m:t>A</m:t>
+                  </m:r>
+                </m:e>
+                <m:sub>
+                  <m:r>
+                    <w:rPr>
+                      <w:rFonts w:ascii="Cambria Math" w:hAnsi="Cambria Math" w:cs="Arial"/>
+                      <w:sz w:val="28"/>
+                      <w:szCs w:val="28"/>
+                    </w:rPr>
+                    <m:t>PD</m:t>
+                  </m:r>
+                </m:sub>
+              </m:sSub>
+              <m:r>
+                <w:rPr>
+                  <w:rFonts w:ascii="Cambria Math" w:hAnsi="Cambria Math" w:cs="Arial"/>
+                  <w:sz w:val="28"/>
+                  <w:szCs w:val="28"/>
+                </w:rPr>
+                <m:t>θ</m:t>
+              </m:r>
+              <m:rad>
+                <m:radPr>
+                  <m:degHide m:val="1"/>
+                  <m:ctrlPr>
+                    <w:rPr>
+                      <w:rFonts w:ascii="Cambria Math" w:hAnsi="Cambria Math" w:cs="Arial"/>
+                      <w:i/>
+                      <w:sz w:val="28"/>
+                      <w:szCs w:val="28"/>
+                    </w:rPr>
+                  </m:ctrlPr>
+                </m:radPr>
+                <m:deg/>
+                <m:e>
+                  <m:r>
+                    <w:rPr>
+                      <w:rFonts w:ascii="Cambria Math" w:hAnsi="Cambria Math" w:cs="Arial"/>
+                      <w:sz w:val="28"/>
+                      <w:szCs w:val="28"/>
+                    </w:rPr>
+                    <m:t>NK</m:t>
+                  </m:r>
+                </m:e>
+              </m:rad>
+            </m:den>
+          </m:f>
+        </m:oMath>
+      </m:oMathPara>
+    </w:p>
+    <w:p>
+      <w:pPr>
+        <w:pStyle w:val="NoSpacing"/>
+        <w:rPr>
+          <w:rFonts w:ascii="Arial" w:eastAsiaTheme="minorEastAsia" w:hAnsi="Arial" w:cs="Arial"/>
+        </w:rPr>
+      </w:pPr>
+    </w:p>
+    <w:p>
+      <w:pPr>
+        <w:pStyle w:val="NoSpacing"/>
+        <w:rPr>
+          <w:rFonts w:ascii="Arial" w:eastAsiaTheme="minorEastAsia" w:hAnsi="Arial" w:cs="Arial"/>
+        </w:rPr>
+      </w:pPr>
+    </w:p>
+    <w:p>
+      <w:pPr>
+        <w:pStyle w:val="NoSpacing"/>
+        <w:rPr>
+          <w:rFonts w:ascii="Arial" w:hAnsi="Arial" w:cs="Arial"/>
+        </w:rPr>
+      </w:pPr>
+      <w:r>
+        <w:rPr>
+          <w:rFonts w:ascii="Arial" w:hAnsi="Arial" w:cs="Arial"/>
+        </w:rPr>
+        <w:t>Pero hay que tener cuidad porque angulos pequeños de teta son más sensibles al error de reorientación del dispositivo.</w:t>
+      </w:r>
+    </w:p>
+    <w:p>
+      <w:pPr>
+        <w:pStyle w:val="NoSpacing"/>
+        <w:rPr>
+          <w:rFonts w:ascii="Arial" w:hAnsi="Arial" w:cs="Arial"/>
+        </w:rPr>
+      </w:pPr>
+    </w:p>
+    <w:p>
+      <w:pPr>
+        <w:pStyle w:val="NoSpacing"/>
+        <w:rPr>
+          <w:rFonts w:ascii="Arial" w:hAnsi="Arial" w:cs="Arial"/>
+        </w:rPr>
+      </w:pPr>
+    </w:p>
+    <w:p>
+      <w:pPr>
+        <w:pStyle w:val="NoSpacing"/>
+        <w:rPr>
+          <w:rFonts w:ascii="Arial" w:hAnsi="Arial" w:cs="Arial"/>
+        </w:rPr>
+      </w:pPr>
+      <w:r>
+        <w:rPr>
+          <w:rFonts w:ascii="Arial" w:hAnsi="Arial" w:cs="Arial"/>
+        </w:rPr>
+        <w:t>Considernado un tilt pequeño (tilt 3°)</w:t>
+      </w:r>
+    </w:p>
+    <w:p>
+      <w:pPr>
+        <w:pStyle w:val="NoSpacing"/>
+        <w:rPr>
+          <w:rFonts w:ascii="Arial" w:hAnsi="Arial" w:cs="Arial"/>
+        </w:rPr>
+      </w:pPr>
+    </w:p>
+    <w:p>
+      <w:pPr>
+        <w:pStyle w:val="NoSpacing"/>
+        <w:rPr>
+          <w:rFonts w:ascii="Arial" w:hAnsi="Arial" w:cs="Arial"/>
+        </w:rPr>
+      </w:pPr>
+      <w:r>
+        <w:rPr>
+          <w:rFonts w:ascii="Arial" w:hAnsi="Arial" w:cs="Arial"/>
+        </w:rPr>
+        <w:drawing>
+          <wp:inline distT="0" distB="0" distL="0" distR="0" wp14:anchorId="0392604C" wp14:editId="013BEDA1">
+            <wp:extent cx="5278120" cy="1078230"/>
+            <wp:effectExtent l="0" t="0" r="0" b="7620"/>
+            <wp:docPr id="301410878" name="Picture 1"/>
+            <wp:cNvGraphicFramePr>
+              <a:graphicFrameLocks xmlns:a="http://schemas.openxmlformats.org/drawingml/2006/main" noChangeAspect="1"/>
+            </wp:cNvGraphicFramePr>
+            <a:graphic xmlns:a="http://schemas.openxmlformats.org/drawingml/2006/main">
+              <a:graphicData uri="http://schemas.openxmlformats.org/drawingml/2006/picture">
+                <pic:pic xmlns:pic="http://schemas.openxmlformats.org/drawingml/2006/picture">
+                  <pic:nvPicPr>
+                    <pic:cNvPr id="301410878" name=""/>
+                    <pic:cNvPicPr/>
+                  </pic:nvPicPr>
+                  <pic:blipFill>
+                    <a:blip r:embed="rId30"/>
+                    <a:stretch>
+                      <a:fillRect/>
+                    </a:stretch>
+                  </pic:blipFill>
+                  <pic:spPr>
+                    <a:xfrm>
+                      <a:off x="0" y="0"/>
+                      <a:ext cx="5278120" cy="1078230"/>
+                    </a:xfrm>
+                    <a:prstGeom prst="rect">
+                      <a:avLst/>
+                    </a:prstGeom>
+                  </pic:spPr>
+                </pic:pic>
+              </a:graphicData>
+            </a:graphic>
+          </wp:inline>
+        </w:drawing>
+      </w:r>
+    </w:p>
+    <w:p>
+      <w:pPr>
+        <w:pStyle w:val="NoSpacing"/>
+        <w:rPr>
+          <w:rFonts w:ascii="Arial" w:hAnsi="Arial" w:cs="Arial"/>
+        </w:rPr>
+      </w:pPr>
+    </w:p>
+    <w:p>
+      <w:pPr>
+        <w:pStyle w:val="NoSpacing"/>
+        <w:rPr>
+          <w:rFonts w:ascii="Arial" w:hAnsi="Arial" w:cs="Arial"/>
+        </w:rPr>
+      </w:pPr>
+    </w:p>
+    <w:p>
+      <w:pPr>
+        <w:pStyle w:val="NoSpacing"/>
+        <w:rPr>
+          <w:rFonts w:ascii="Arial" w:hAnsi="Arial" w:cs="Arial"/>
+        </w:rPr>
+      </w:pPr>
+      <w:r>
+        <w:rPr>
+          <w:rFonts w:ascii="Arial" w:hAnsi="Arial" w:cs="Arial"/>
+        </w:rPr>
+        <w:t>Búsqueda</w:t>
+      </w:r>
+      <w:r>
+        <w:rPr>
+          <w:rFonts w:ascii="Arial" w:hAnsi="Arial" w:cs="Arial"/>
+        </w:rPr>
+        <w:t xml:space="preserve"> </w:t>
+      </w:r>
+      <w:r>
+        <w:rPr>
+          <w:rFonts w:ascii="Arial" w:hAnsi="Arial" w:cs="Arial"/>
+        </w:rPr>
+        <w:t>conjunta</w:t>
+      </w:r>
+      <w:r>
+        <w:rPr>
+          <w:rFonts w:ascii="Arial" w:hAnsi="Arial" w:cs="Arial"/>
+        </w:rPr>
+        <w:t xml:space="preserve"> </w:t>
+      </w:r>
+      <w:r>
+        <w:rPr>
+          <w:rFonts w:ascii="Arial" w:hAnsi="Arial" w:cs="Arial"/>
+        </w:rPr>
+        <w:t>con</w:t>
+      </w:r>
+      <w:r>
+        <w:rPr>
+          <w:rFonts w:ascii="Arial" w:hAnsi="Arial" w:cs="Arial"/>
+        </w:rPr>
+        <w:t xml:space="preserve"> </w:t>
+      </w:r>
+      <w:r>
+        <w:rPr>
+          <w:rFonts w:ascii="Arial" w:hAnsi="Arial" w:cs="Arial"/>
+        </w:rPr>
+        <w:t>tilt</w:t>
+      </w:r>
+      <w:r>
+        <w:rPr>
+          <w:rFonts w:ascii="Arial" w:hAnsi="Arial" w:cs="Arial"/>
+        </w:rPr>
+        <w:t xml:space="preserve"> </w:t>
+      </w:r>
+      <w:r>
+        <w:rPr>
+          <w:rFonts w:ascii="Arial" w:hAnsi="Arial" w:cs="Arial"/>
+        </w:rPr>
+        <w:t>máximo</w:t>
+      </w:r>
+      <w:r>
+        <w:rPr>
+          <w:rFonts w:ascii="Arial" w:hAnsi="Arial" w:cs="Arial"/>
+        </w:rPr>
+        <w:t xml:space="preserve"> </w:t>
+      </w:r>
+      <w:r>
+        <w:rPr>
+          <w:rFonts w:ascii="Arial" w:hAnsi="Arial" w:cs="Arial"/>
+        </w:rPr>
+        <w:t>3: área requerida</w:t>
+      </w:r>
+      <w:r>
+        <w:rPr>
+          <w:rFonts w:ascii="Arial" w:hAnsi="Arial" w:cs="Arial"/>
+        </w:rPr>
+        <w:t xml:space="preserve"> </w:t>
+      </w:r>
+      <w:r>
+        <w:rPr>
+          <w:rFonts w:ascii="Arial" w:hAnsi="Arial" w:cs="Arial"/>
+        </w:rPr>
+        <w:t>mínima</w:t>
+      </w:r>
+      <w:r>
+        <w:rPr>
+          <w:rFonts w:ascii="Arial" w:hAnsi="Arial" w:cs="Arial"/>
+        </w:rPr>
+        <w:t xml:space="preserve"> </w:t>
+      </w:r>
+      <w:r>
+        <w:rPr>
+          <w:rFonts w:ascii="Arial" w:hAnsi="Arial" w:cs="Arial"/>
+        </w:rPr>
+        <w:t>entre los semiángulos y</w:t>
+      </w:r>
+      <w:r>
+        <w:rPr>
+          <w:rFonts w:ascii="Arial" w:hAnsi="Arial" w:cs="Arial"/>
+        </w:rPr>
+        <w:t xml:space="preserve"> </w:t>
+      </w:r>
+      <w:r>
+        <w:rPr>
+          <w:rFonts w:ascii="Arial" w:hAnsi="Arial" w:cs="Arial"/>
+        </w:rPr>
+        <w:t>patrones</w:t>
+      </w:r>
+      <w:r>
+        <w:rPr>
+          <w:rFonts w:ascii="Arial" w:hAnsi="Arial" w:cs="Arial"/>
+        </w:rPr>
+        <w:t xml:space="preserve"> </w:t>
+      </w:r>
+      <w:r>
+        <w:rPr>
+          <w:rFonts w:ascii="Arial" w:hAnsi="Arial" w:cs="Arial"/>
+        </w:rPr>
+        <w:t>ensayados.</w:t>
+      </w:r>
+      <w:r>
+        <w:rPr>
+          <w:rFonts w:ascii="Arial" w:hAnsi="Arial" w:cs="Arial"/>
+        </w:rPr>
+        <w:t xml:space="preserve"> </w:t>
+      </w:r>
+      <w:r>
+        <w:rPr>
+          <w:rFonts w:ascii="Arial" w:hAnsi="Arial" w:cs="Arial"/>
+        </w:rPr>
+        <w:t>Gris</w:t>
+      </w:r>
+      <w:r>
+        <w:rPr>
+          <w:rFonts w:ascii="Arial" w:hAnsi="Arial" w:cs="Arial"/>
+        </w:rPr>
+        <w:t xml:space="preserve"> </w:t>
+      </w:r>
+      <w:r>
+        <w:rPr>
+          <w:rFonts w:ascii="Arial" w:hAnsi="Arial" w:cs="Arial"/>
+        </w:rPr>
+        <w:t>:</w:t>
+      </w:r>
+      <w:r>
+        <w:rPr>
+          <w:rFonts w:ascii="Arial" w:hAnsi="Arial" w:cs="Arial"/>
+        </w:rPr>
+        <w:t xml:space="preserve"> </w:t>
+      </w:r>
+      <w:r>
+        <w:rPr>
+          <w:rFonts w:ascii="Arial" w:hAnsi="Arial" w:cs="Arial"/>
+        </w:rPr>
+        <w:t>ningún</w:t>
+      </w:r>
+      <w:r>
+        <w:rPr>
+          <w:rFonts w:ascii="Arial" w:hAnsi="Arial" w:cs="Arial"/>
+        </w:rPr>
+        <w:t xml:space="preserve"> </w:t>
+      </w:r>
+      <w:r>
+        <w:rPr>
+          <w:rFonts w:ascii="Arial" w:hAnsi="Arial" w:cs="Arial"/>
+        </w:rPr>
+        <w:t>perfil tiene</w:t>
+      </w:r>
+      <w:r>
+        <w:rPr>
+          <w:rFonts w:ascii="Arial" w:hAnsi="Arial" w:cs="Arial"/>
+        </w:rPr>
+        <w:t xml:space="preserve"> </w:t>
+      </w:r>
+      <w:r>
+        <w:rPr>
+          <w:rFonts w:ascii="Arial" w:hAnsi="Arial" w:cs="Arial"/>
+        </w:rPr>
+        <w:t>cobertura</w:t>
+      </w:r>
+      <w:r>
+        <w:rPr>
+          <w:rFonts w:ascii="Arial" w:hAnsi="Arial" w:cs="Arial"/>
+        </w:rPr>
+        <w:t xml:space="preserve"> </w:t>
+      </w:r>
+      <w:r>
+        <w:rPr>
+          <w:rFonts w:ascii="Arial" w:hAnsi="Arial" w:cs="Arial"/>
+        </w:rPr>
+        <w:t>3D</w:t>
+      </w:r>
+      <w:r>
+        <w:rPr>
+          <w:rFonts w:ascii="Arial" w:hAnsi="Arial" w:cs="Arial"/>
+        </w:rPr>
+        <w:t xml:space="preserve"> </w:t>
+      </w:r>
+      <w:r>
+        <w:rPr>
+          <w:rFonts w:ascii="Arial" w:hAnsi="Arial" w:cs="Arial"/>
+        </w:rPr>
+        <w:t>completa.</w:t>
+      </w:r>
+      <w:r>
+        <w:rPr>
+          <w:rFonts w:ascii="Arial" w:hAnsi="Arial" w:cs="Arial"/>
+        </w:rPr>
+        <w:t xml:space="preserve"> </w:t>
+      </w:r>
+      <w:r>
+        <w:rPr>
+          <w:rFonts w:ascii="Arial" w:hAnsi="Arial" w:cs="Arial"/>
+        </w:rPr>
+        <w:t>Cruces:</w:t>
+      </w:r>
+      <w:r>
+        <w:rPr>
+          <w:rFonts w:ascii="Arial" w:hAnsi="Arial" w:cs="Arial"/>
+        </w:rPr>
+        <w:t xml:space="preserve"> </w:t>
+      </w:r>
+      <w:r>
+        <w:rPr>
+          <w:rFonts w:ascii="Arial" w:hAnsi="Arial" w:cs="Arial"/>
+        </w:rPr>
+        <w:t>el</w:t>
+      </w:r>
+      <w:r>
+        <w:rPr>
+          <w:rFonts w:ascii="Arial" w:hAnsi="Arial" w:cs="Arial"/>
+        </w:rPr>
+        <w:t xml:space="preserve"> </w:t>
+      </w:r>
+      <w:r>
+        <w:rPr>
+          <w:rFonts w:ascii="Arial" w:hAnsi="Arial" w:cs="Arial"/>
+        </w:rPr>
+        <w:t>área</w:t>
+      </w:r>
+      <w:r>
+        <w:rPr>
+          <w:rFonts w:ascii="Arial" w:hAnsi="Arial" w:cs="Arial"/>
+        </w:rPr>
+        <w:t xml:space="preserve"> </w:t>
+      </w:r>
+      <w:r>
+        <w:rPr>
+          <w:rFonts w:ascii="Arial" w:hAnsi="Arial" w:cs="Arial"/>
+        </w:rPr>
+        <w:t>requerida excede</w:t>
+      </w:r>
+      <w:r>
+        <w:rPr>
+          <w:rFonts w:ascii="Arial" w:hAnsi="Arial" w:cs="Arial"/>
+        </w:rPr>
+        <w:t xml:space="preserve"> </w:t>
+      </w:r>
+      <w:r>
+        <w:rPr>
+          <w:rFonts w:ascii="Arial" w:hAnsi="Arial" w:cs="Arial"/>
+        </w:rPr>
+        <w:t>150mm2.</w:t>
+      </w:r>
+      <w:r>
+        <w:rPr>
+          <w:rFonts w:ascii="Arial" w:hAnsi="Arial" w:cs="Arial"/>
+        </w:rPr>
+        <w:t xml:space="preserve"> </w:t>
+      </w:r>
+      <w:r>
+        <w:rPr>
+          <w:rFonts w:ascii="Arial" w:hAnsi="Arial" w:cs="Arial"/>
+        </w:rPr>
+        <w:t>Los</w:t>
+      </w:r>
+      <w:r>
+        <w:rPr>
+          <w:rFonts w:ascii="Arial" w:hAnsi="Arial" w:cs="Arial"/>
+        </w:rPr>
+        <w:t xml:space="preserve"> </w:t>
+      </w:r>
+      <w:r>
+        <w:rPr>
+          <w:rFonts w:ascii="Arial" w:hAnsi="Arial" w:cs="Arial"/>
+        </w:rPr>
+        <w:t>ejes</w:t>
+      </w:r>
+      <w:r>
+        <w:rPr>
+          <w:rFonts w:ascii="Arial" w:hAnsi="Arial" w:cs="Arial"/>
+        </w:rPr>
+        <w:t xml:space="preserve"> </w:t>
+      </w:r>
+      <w:r>
+        <w:rPr>
+          <w:rFonts w:ascii="Arial" w:hAnsi="Arial" w:cs="Arial"/>
+        </w:rPr>
+        <w:t>representan</w:t>
+      </w:r>
+      <w:r>
+        <w:rPr>
+          <w:rFonts w:ascii="Arial" w:hAnsi="Arial" w:cs="Arial"/>
+        </w:rPr>
+        <w:t xml:space="preserve"> </w:t>
+      </w:r>
+      <w:r>
+        <w:rPr>
+          <w:rFonts w:ascii="Arial" w:hAnsi="Arial" w:cs="Arial"/>
+        </w:rPr>
+        <w:t>candidatos</w:t>
+      </w:r>
+      <w:r>
+        <w:rPr>
+          <w:rFonts w:ascii="Arial" w:hAnsi="Arial" w:cs="Arial"/>
+        </w:rPr>
+        <w:t xml:space="preserve"> </w:t>
+      </w:r>
+      <w:r>
+        <w:rPr>
+          <w:rFonts w:ascii="Arial" w:hAnsi="Arial" w:cs="Arial"/>
+        </w:rPr>
+        <w:t>discretos,</w:t>
+      </w:r>
+      <w:r>
+        <w:rPr>
+          <w:rFonts w:ascii="Arial" w:hAnsi="Arial" w:cs="Arial"/>
+        </w:rPr>
+        <w:t xml:space="preserve"> </w:t>
+      </w:r>
+      <w:r>
+        <w:rPr>
+          <w:rFonts w:ascii="Arial" w:hAnsi="Arial" w:cs="Arial"/>
+        </w:rPr>
+        <w:t>no</w:t>
+      </w:r>
+      <w:r>
+        <w:rPr>
+          <w:rFonts w:ascii="Arial" w:hAnsi="Arial" w:cs="Arial"/>
+        </w:rPr>
+        <w:t xml:space="preserve"> </w:t>
+      </w:r>
+      <w:r>
+        <w:rPr>
+          <w:rFonts w:ascii="Arial" w:hAnsi="Arial" w:cs="Arial"/>
+        </w:rPr>
+        <w:t>una</w:t>
+      </w:r>
+      <w:r>
+        <w:rPr>
+          <w:rFonts w:ascii="Arial" w:hAnsi="Arial" w:cs="Arial"/>
+        </w:rPr>
+        <w:t xml:space="preserve"> </w:t>
+      </w:r>
+      <w:r>
+        <w:rPr>
+          <w:rFonts w:ascii="Arial" w:hAnsi="Arial" w:cs="Arial"/>
+        </w:rPr>
+        <w:t>interpolación</w:t>
+      </w:r>
+      <w:r>
+        <w:rPr>
+          <w:rFonts w:ascii="Arial" w:hAnsi="Arial" w:cs="Arial"/>
+        </w:rPr>
+        <w:t xml:space="preserve"> </w:t>
+      </w:r>
+      <w:r>
+        <w:rPr>
+          <w:rFonts w:ascii="Arial" w:hAnsi="Arial" w:cs="Arial"/>
+        </w:rPr>
+        <w:t>continuade</w:t>
+      </w:r>
+      <w:r>
+        <w:rPr>
+          <w:rFonts w:ascii="Arial" w:hAnsi="Arial" w:cs="Arial"/>
+        </w:rPr>
+        <w:t xml:space="preserve"> </w:t>
+      </w:r>
+      <w:r>
+        <w:rPr>
+          <w:rFonts w:ascii="Arial" w:hAnsi="Arial" w:cs="Arial"/>
+        </w:rPr>
+        <w:t>FOV o</w:t>
+      </w:r>
+      <w:r>
+        <w:rPr>
+          <w:rFonts w:ascii="Arial" w:hAnsi="Arial" w:cs="Arial"/>
+        </w:rPr>
+        <w:t xml:space="preserve"> </w:t>
+      </w:r>
+      <w:r>
+        <w:rPr>
+          <w:rFonts w:ascii="Arial" w:hAnsi="Arial" w:cs="Arial"/>
+        </w:rPr>
+        <w:t>K.</w:t>
+      </w:r>
+    </w:p>
+    <w:p>
+      <w:pPr>
+        <w:pStyle w:val="NoSpacing"/>
+        <w:rPr>
+          <w:rFonts w:ascii="Arial" w:hAnsi="Arial" w:cs="Arial"/>
+        </w:rPr>
+      </w:pPr>
+      <w:r>
+        <w:rPr>
+          <w:rFonts w:ascii="Arial" w:hAnsi="Arial" w:cs="Arial"/>
+        </w:rPr>
+        <w:drawing>
+          <wp:inline distT="0" distB="0" distL="0" distR="0" wp14:anchorId="3657C0EE" wp14:editId="790F1FC8">
+            <wp:extent cx="5273040" cy="2861310"/>
+            <wp:effectExtent l="0" t="0" r="3810" b="0"/>
+            <wp:docPr id="940814567" name="Picture 1"/>
+            <wp:cNvGraphicFramePr>
+              <a:graphicFrameLocks xmlns:a="http://schemas.openxmlformats.org/drawingml/2006/main" noChangeAspect="1"/>
+            </wp:cNvGraphicFramePr>
+            <a:graphic xmlns:a="http://schemas.openxmlformats.org/drawingml/2006/main">
+              <a:graphicData uri="http://schemas.openxmlformats.org/drawingml/2006/picture">
+                <pic:pic xmlns:pic="http://schemas.openxmlformats.org/drawingml/2006/picture">
+                  <pic:nvPicPr>
+                    <pic:cNvPr id="0" name="Picture 1"/>
+                    <pic:cNvPicPr>
+                      <a:picLocks noChangeAspect="1" noChangeArrowheads="1"/>
+                    </pic:cNvPicPr>
+                  </pic:nvPicPr>
+                  <pic:blipFill>
+                    <a:blip r:embed="rId31" cstate="print">
+                      <a:extLst>
+                        <a:ext uri="{28A0092B-C50C-407E-A947-70E740481C1C}">
+                          <a14:useLocalDpi xmlns:a14="http://schemas.microsoft.com/office/drawing/2010/main" val="0"/>
+                        </a:ext>
+                      </a:extLst>
+                    </a:blip>
+                    <a:srcRect/>
+                    <a:stretch>
+                      <a:fillRect/>
+                    </a:stretch>
+                  </pic:blipFill>
+                  <pic:spPr bwMode="auto">
+                    <a:xfrm>
+                      <a:off x="0" y="0"/>
+                      <a:ext cx="5273040" cy="2861310"/>
+                    </a:xfrm>
+                    <a:prstGeom prst="rect">
+                      <a:avLst/>
+                    </a:prstGeom>
+                    <a:noFill/>
+                    <a:ln>
+                      <a:noFill/>
+                    </a:ln>
+                  </pic:spPr>
+                </pic:pic>
+              </a:graphicData>
+            </a:graphic>
+          </wp:inline>
+        </w:drawing>
+      </w:r>
+    </w:p>
+    <w:p>
+      <w:pPr>
+        <w:pStyle w:val="NoSpacing"/>
+        <w:rPr>
+          <w:rFonts w:ascii="Arial" w:hAnsi="Arial" w:cs="Arial"/>
+        </w:rPr>
+      </w:pPr>
+      <w:r>
+        <w:rPr>
+          <w:rFonts w:ascii="Arial" w:hAnsi="Arial" w:cs="Arial"/>
+        </w:rPr>
+        <w:lastRenderedPageBreak/>
+        <w:drawing>
+          <wp:inline distT="0" distB="0" distL="0" distR="0" wp14:anchorId="0D75476C" wp14:editId="4BE70748">
+            <wp:extent cx="5273040" cy="1907540"/>
+            <wp:effectExtent l="0" t="0" r="3810" b="0"/>
+            <wp:docPr id="2059114242" name="Picture 2"/>
+            <wp:cNvGraphicFramePr>
+              <a:graphicFrameLocks xmlns:a="http://schemas.openxmlformats.org/drawingml/2006/main" noChangeAspect="1"/>
+            </wp:cNvGraphicFramePr>
+            <a:graphic xmlns:a="http://schemas.openxmlformats.org/drawingml/2006/main">
+              <a:graphicData uri="http://schemas.openxmlformats.org/drawingml/2006/picture">
+                <pic:pic xmlns:pic="http://schemas.openxmlformats.org/drawingml/2006/picture">
+                  <pic:nvPicPr>
+                    <pic:cNvPr id="0" name="Picture 2"/>
+                    <pic:cNvPicPr>
+                      <a:picLocks noChangeAspect="1" noChangeArrowheads="1"/>
+                    </pic:cNvPicPr>
+                  </pic:nvPicPr>
+                  <pic:blipFill>
+                    <a:blip r:embed="rId32" cstate="print">
+                      <a:extLst>
+                        <a:ext uri="{28A0092B-C50C-407E-A947-70E740481C1C}">
+                          <a14:useLocalDpi xmlns:a14="http://schemas.microsoft.com/office/drawing/2010/main" val="0"/>
+                        </a:ext>
+                      </a:extLst>
+                    </a:blip>
+                    <a:srcRect/>
+                    <a:stretch>
+                      <a:fillRect/>
+                    </a:stretch>
+                  </pic:blipFill>
+                  <pic:spPr bwMode="auto">
+                    <a:xfrm>
+                      <a:off x="0" y="0"/>
+                      <a:ext cx="5273040" cy="1907540"/>
+                    </a:xfrm>
+                    <a:prstGeom prst="rect">
+                      <a:avLst/>
+                    </a:prstGeom>
+                    <a:noFill/>
+                    <a:ln>
+                      <a:noFill/>
+                    </a:ln>
+                  </pic:spPr>
+                </pic:pic>
+              </a:graphicData>
+            </a:graphic>
+          </wp:inline>
+        </w:drawing>
+      </w:r>
+    </w:p>
+    <w:p>
+      <w:pPr>
+        <w:pStyle w:val="NoSpacing"/>
+        <w:rPr>
+          <w:rFonts w:ascii="Arial" w:hAnsi="Arial" w:cs="Arial"/>
+        </w:rPr>
+      </w:pPr>
+    </w:p>
+    <w:p>
+      <w:pPr>
+        <w:pStyle w:val="NoSpacing"/>
+        <w:rPr>
+          <w:rFonts w:ascii="Arial" w:hAnsi="Arial" w:cs="Arial"/>
+        </w:rPr>
+      </w:pPr>
+      <w:r>
+        <w:rPr>
+          <w:rFonts w:ascii="Arial" w:hAnsi="Arial" w:cs="Arial"/>
+        </w:rPr>
+        <w:t>Mapas</w:t>
+      </w:r>
+      <w:r>
+        <w:rPr>
+          <w:rFonts w:ascii="Arial" w:hAnsi="Arial" w:cs="Arial"/>
+        </w:rPr>
+        <w:t xml:space="preserve"> </w:t>
+      </w:r>
+      <w:r>
+        <w:rPr>
+          <w:rFonts w:ascii="Arial" w:hAnsi="Arial" w:cs="Arial"/>
+        </w:rPr>
+        <w:t>de</w:t>
+      </w:r>
+      <w:r>
+        <w:rPr>
+          <w:rFonts w:ascii="Arial" w:hAnsi="Arial" w:cs="Arial"/>
+        </w:rPr>
+        <w:t xml:space="preserve"> </w:t>
+      </w:r>
+      <w:r>
+        <w:rPr>
+          <w:rFonts w:ascii="Arial" w:hAnsi="Arial" w:cs="Arial"/>
+        </w:rPr>
+        <w:t>la</w:t>
+      </w:r>
+      <w:r>
+        <w:rPr>
+          <w:rFonts w:ascii="Arial" w:hAnsi="Arial" w:cs="Arial"/>
+        </w:rPr>
+        <w:t xml:space="preserve"> </w:t>
+      </w:r>
+      <w:r>
+        <w:rPr>
+          <w:rFonts w:ascii="Arial" w:hAnsi="Arial" w:cs="Arial"/>
+        </w:rPr>
+        <w:t>configuración</w:t>
+      </w:r>
+      <w:r>
+        <w:rPr>
+          <w:rFonts w:ascii="Arial" w:hAnsi="Arial" w:cs="Arial"/>
+        </w:rPr>
+        <w:t xml:space="preserve"> </w:t>
+      </w:r>
+      <w:r>
+        <w:rPr>
+          <w:rFonts w:ascii="Arial" w:hAnsi="Arial" w:cs="Arial"/>
+        </w:rPr>
+        <w:t>seleccionada,</w:t>
+      </w:r>
+      <w:r>
+        <w:rPr>
+          <w:rFonts w:ascii="Arial" w:hAnsi="Arial" w:cs="Arial"/>
+        </w:rPr>
+        <w:t xml:space="preserve"> </w:t>
+      </w:r>
+      <w:r>
+        <w:rPr>
+          <w:rFonts w:ascii="Arial" w:hAnsi="Arial" w:cs="Arial"/>
+        </w:rPr>
+        <w:t>con</w:t>
+      </w:r>
+      <w:r>
+        <w:rPr>
+          <w:rFonts w:ascii="Arial" w:hAnsi="Arial" w:cs="Arial"/>
+        </w:rPr>
+        <w:t xml:space="preserve"> </w:t>
+      </w:r>
+      <w:r>
+        <w:rPr>
+          <w:rFonts w:ascii="Arial" w:hAnsi="Arial" w:cs="Arial"/>
+        </w:rPr>
+        <w:t>K=49,</w:t>
+      </w:r>
+      <w:r>
+        <w:rPr>
+          <w:rFonts w:ascii="Arial" w:hAnsi="Arial" w:cs="Arial"/>
+        </w:rPr>
+        <w:t xml:space="preserve"> </w:t>
+      </w:r>
+      <w:r>
+        <w:rPr>
+          <w:rFonts w:ascii="Arial" w:hAnsi="Arial" w:cs="Arial"/>
+        </w:rPr>
+        <w:t>A=125mm</w:t>
+      </w:r>
+      <w:r>
+        <w:rPr>
+          <w:rFonts w:ascii="Arial" w:hAnsi="Arial" w:cs="Arial"/>
+          <w:vertAlign w:val="superscript"/>
+        </w:rPr>
+        <w:t>2</w:t>
+      </w:r>
+      <w:r>
+        <w:rPr>
+          <w:rFonts w:ascii="Arial" w:hAnsi="Arial" w:cs="Arial"/>
+        </w:rPr>
+        <w:t>,</w:t>
+      </w:r>
+      <w:r>
+        <w:rPr>
+          <w:rFonts w:ascii="Arial" w:hAnsi="Arial" w:cs="Arial"/>
+        </w:rPr>
+        <w:t xml:space="preserve"> </w:t>
+      </w:r>
+      <w:r>
+        <w:rPr>
+          <w:rFonts w:ascii="Arial" w:hAnsi="Arial" w:cs="Arial"/>
+        </w:rPr>
+        <w:t>Φ</w:t>
+      </w:r>
+      <w:r>
+        <w:rPr>
+          <w:rFonts w:ascii="Arial" w:hAnsi="Arial" w:cs="Arial"/>
+          <w:vertAlign w:val="subscript"/>
+        </w:rPr>
+        <w:t>1/2</w:t>
+      </w:r>
+      <w:r>
+        <w:rPr>
+          <w:rFonts w:ascii="Arial" w:hAnsi="Arial" w:cs="Arial"/>
+        </w:rPr>
+        <w:t>=60</w:t>
+      </w:r>
+      <w:r>
+        <w:rPr>
+          <w:rFonts w:ascii="Arial" w:hAnsi="Arial" w:cs="Arial"/>
+        </w:rPr>
+        <w:t xml:space="preserve">° </w:t>
+      </w:r>
+      <w:r>
+        <w:rPr>
+          <w:rFonts w:ascii="Arial" w:hAnsi="Arial" w:cs="Arial"/>
+        </w:rPr>
+        <w:t>y</w:t>
+      </w:r>
+      <w:r>
+        <w:rPr>
+          <w:rFonts w:ascii="Arial" w:hAnsi="Arial" w:cs="Arial"/>
+        </w:rPr>
+        <w:t xml:space="preserve"> </w:t>
+      </w:r>
+      <w:r>
+        <w:rPr>
+          <w:rFonts w:ascii="Arial" w:hAnsi="Arial" w:cs="Arial"/>
+        </w:rPr>
+        <w:t>todas las</w:t>
+      </w:r>
+      <w:r>
+        <w:rPr>
+          <w:rFonts w:ascii="Arial" w:hAnsi="Arial" w:cs="Arial"/>
+        </w:rPr>
+        <w:t xml:space="preserve"> </w:t>
+      </w:r>
+      <w:r>
+        <w:rPr>
+          <w:rFonts w:ascii="Arial" w:hAnsi="Arial" w:cs="Arial"/>
+        </w:rPr>
+        <w:t>normales limitadas</w:t>
+      </w:r>
+      <w:r>
+        <w:rPr>
+          <w:rFonts w:ascii="Arial" w:hAnsi="Arial" w:cs="Arial"/>
+        </w:rPr>
+        <w:t xml:space="preserve"> </w:t>
+      </w:r>
+      <w:r>
+        <w:rPr>
+          <w:rFonts w:ascii="Arial" w:hAnsi="Arial" w:cs="Arial"/>
+        </w:rPr>
+        <w:t>a</w:t>
+      </w:r>
+      <w:r>
+        <w:rPr>
+          <w:rFonts w:ascii="Arial" w:hAnsi="Arial" w:cs="Arial"/>
+        </w:rPr>
+        <w:t xml:space="preserve"> </w:t>
+      </w:r>
+      <w:r>
+        <w:rPr>
+          <w:rFonts w:ascii="Arial" w:hAnsi="Arial" w:cs="Arial"/>
+        </w:rPr>
+        <w:t>3</w:t>
+      </w:r>
+      <w:r>
+        <w:rPr>
+          <w:rFonts w:ascii="Arial" w:hAnsi="Arial" w:cs="Arial"/>
+        </w:rPr>
+        <w:t>°</w:t>
+      </w:r>
+      <w:r>
+        <w:rPr>
+          <w:rFonts w:ascii="Arial" w:hAnsi="Arial" w:cs="Arial"/>
+        </w:rPr>
+        <w:t>.</w:t>
+      </w:r>
+      <w:r>
+        <w:rPr>
+          <w:rFonts w:ascii="Arial" w:hAnsi="Arial" w:cs="Arial"/>
+        </w:rPr>
+        <w:t xml:space="preserve"> </w:t>
+      </w:r>
+      <w:r>
+        <w:rPr>
+          <w:rFonts w:ascii="Arial" w:hAnsi="Arial" w:cs="Arial"/>
+        </w:rPr>
+        <w:t>Los</w:t>
+      </w:r>
+      <w:r>
+        <w:rPr>
+          <w:rFonts w:ascii="Arial" w:hAnsi="Arial" w:cs="Arial"/>
+        </w:rPr>
+        <w:t xml:space="preserve"> </w:t>
+      </w:r>
+      <w:r>
+        <w:rPr>
+          <w:rFonts w:ascii="Arial" w:hAnsi="Arial" w:cs="Arial"/>
+        </w:rPr>
+        <w:t>mapas evalúan</w:t>
+      </w:r>
+      <w:r>
+        <w:rPr>
+          <w:rFonts w:ascii="Arial" w:hAnsi="Arial" w:cs="Arial"/>
+        </w:rPr>
+        <w:t xml:space="preserve"> </w:t>
+      </w:r>
+      <w:r>
+        <w:rPr>
+          <w:rFonts w:ascii="Arial" w:hAnsi="Arial" w:cs="Arial"/>
+        </w:rPr>
+        <w:t>PEB</w:t>
+      </w:r>
+      <w:r>
+        <w:rPr>
+          <w:rFonts w:ascii="Arial" w:hAnsi="Arial" w:cs="Arial"/>
+        </w:rPr>
+        <w:t xml:space="preserve"> </w:t>
+      </w:r>
+      <w:r>
+        <w:rPr>
+          <w:rFonts w:ascii="Arial" w:hAnsi="Arial" w:cs="Arial"/>
+        </w:rPr>
+        <w:t>de tres coordenadas,</w:t>
+      </w:r>
+      <w:r>
+        <w:rPr>
+          <w:rFonts w:ascii="Arial" w:hAnsi="Arial" w:cs="Arial"/>
+        </w:rPr>
+        <w:t xml:space="preserve"> </w:t>
+      </w:r>
+      <w:r>
+        <w:rPr>
+          <w:rFonts w:ascii="Arial" w:hAnsi="Arial" w:cs="Arial"/>
+        </w:rPr>
+        <w:t>no</w:t>
+      </w:r>
+      <w:r>
+        <w:rPr>
+          <w:rFonts w:ascii="Arial" w:hAnsi="Arial" w:cs="Arial"/>
+        </w:rPr>
+        <w:t xml:space="preserve"> </w:t>
+      </w:r>
+      <w:r>
+        <w:rPr>
+          <w:rFonts w:ascii="Arial" w:hAnsi="Arial" w:cs="Arial"/>
+        </w:rPr>
+        <w:t>una</w:t>
+      </w:r>
+      <w:r>
+        <w:rPr>
+          <w:rFonts w:ascii="Arial" w:hAnsi="Arial" w:cs="Arial"/>
+        </w:rPr>
+        <w:t xml:space="preserve"> </w:t>
+      </w:r>
+      <w:r>
+        <w:rPr>
+          <w:rFonts w:ascii="Arial" w:hAnsi="Arial" w:cs="Arial"/>
+        </w:rPr>
+        <w:t>cota</w:t>
+      </w:r>
+      <w:r>
+        <w:rPr>
+          <w:rFonts w:ascii="Arial" w:hAnsi="Arial" w:cs="Arial"/>
+        </w:rPr>
+        <w:t xml:space="preserve"> </w:t>
+      </w:r>
+      <w:r>
+        <w:rPr>
+          <w:rFonts w:ascii="Arial" w:hAnsi="Arial" w:cs="Arial"/>
+        </w:rPr>
+        <w:t>2D</w:t>
+      </w:r>
+      <w:r>
+        <w:rPr>
+          <w:rFonts w:ascii="Arial" w:hAnsi="Arial" w:cs="Arial"/>
+        </w:rPr>
+        <w:t xml:space="preserve"> </w:t>
+      </w:r>
+      <w:r>
+        <w:rPr>
+          <w:rFonts w:ascii="Arial" w:hAnsi="Arial" w:cs="Arial"/>
+        </w:rPr>
+        <w:t>con altura</w:t>
+      </w:r>
+      <w:r>
+        <w:rPr>
+          <w:rFonts w:ascii="Arial" w:hAnsi="Arial" w:cs="Arial"/>
+        </w:rPr>
+        <w:t xml:space="preserve"> </w:t>
+      </w:r>
+      <w:r>
+        <w:rPr>
+          <w:rFonts w:ascii="Arial" w:hAnsi="Arial" w:cs="Arial"/>
+        </w:rPr>
+        <w:t>conocida.</w:t>
+      </w:r>
+    </w:p>
+    <w:p>
+      <w:pPr>
+        <w:pStyle w:val="NoSpacing"/>
+        <w:rPr>
+          <w:rFonts w:ascii="Arial" w:hAnsi="Arial" w:cs="Arial"/>
+        </w:rPr>
+      </w:pPr>
+    </w:p>
+    <w:p>
+      <w:pPr>
+        <w:pStyle w:val="NoSpacing"/>
+        <w:rPr>
+          <w:rFonts w:ascii="Arial" w:hAnsi="Arial" w:cs="Arial"/>
+        </w:rPr>
+      </w:pPr>
+    </w:p>
+    <w:p>
+      <w:pPr>
+        <w:pStyle w:val="NoSpacing"/>
+        <w:rPr>
+          <w:rFonts w:ascii="Arial" w:hAnsi="Arial" w:cs="Arial"/>
+        </w:rPr>
+      </w:pPr>
+    </w:p>
+    <w:p>
+      <w:pPr>
+        <w:pStyle w:val="NoSpacing"/>
+        <w:rPr>
+          <w:rFonts w:ascii="Arial" w:hAnsi="Arial" w:cs="Arial"/>
+        </w:rPr>
+      </w:pPr>
+      <w:r>
+        <w:rPr>
+          <w:rFonts w:ascii="Arial" w:hAnsi="Arial" w:cs="Arial"/>
+        </w:rPr>
+        <w:t>Necesito:</w:t>
+      </w:r>
+    </w:p>
+    <w:p>
+      <w:pPr>
+        <w:pStyle w:val="NoSpacing"/>
+        <w:numPr>
+          <w:ilvl w:val="0"/>
+          <w:numId w:val="1"/>
+        </w:numPr>
+        <w:rPr>
+          <w:rFonts w:ascii="Arial" w:hAnsi="Arial" w:cs="Arial"/>
+        </w:rPr>
+      </w:pPr>
+      <w:r>
+        <w:rPr>
+          <w:rFonts w:ascii="Arial" w:hAnsi="Arial" w:cs="Arial"/>
+        </w:rPr>
+        <w:t>Caracterización del PD</w:t>
+      </w:r>
+    </w:p>
+    <w:p>
+      <w:pPr>
+        <w:pStyle w:val="NoSpacing"/>
+        <w:numPr>
+          <w:ilvl w:val="0"/>
+          <w:numId w:val="1"/>
+        </w:numPr>
+        <w:rPr>
+          <w:rFonts w:ascii="Arial" w:hAnsi="Arial" w:cs="Arial"/>
+        </w:rPr>
+      </w:pPr>
+      <w:r>
+        <w:rPr>
+          <w:rFonts w:ascii="Arial" w:hAnsi="Arial" w:cs="Arial"/>
+        </w:rPr>
+        <w:t>Caracterización del LED</w:t>
+      </w:r>
+    </w:p>
+    <w:p>
+      <w:pPr>
+        <w:pStyle w:val="NoSpacing"/>
+        <w:rPr>
+          <w:rFonts w:ascii="Arial" w:hAnsi="Arial" w:cs="Arial"/>
+        </w:rPr>
+      </w:pPr>
+    </w:p>
+    <w:p>
+      <w:pPr>
+        <w:pStyle w:val="NoSpacing"/>
+        <w:rPr>
+          <w:rFonts w:ascii="Arial" w:hAnsi="Arial" w:cs="Arial"/>
+        </w:rPr>
+      </w:pPr>
+    </w:p>
+    <w:p>
+      <w:pPr>
+        <w:pStyle w:val="NoSpacing"/>
+        <w:rPr>
+          <w:rFonts w:ascii="Arial" w:hAnsi="Arial" w:cs="Arial"/>
+        </w:rPr>
+      </w:pPr>
+    </w:p>
+    <w:p>
+      <w:pPr>
+        <w:pStyle w:val="NoSpacing"/>
+        <w:jc w:val="right"/>
+        <w:rPr>
+          <w:rFonts w:ascii="Arial" w:hAnsi="Arial" w:cs="Arial"/>
+        </w:rPr>
+      </w:pPr>
+      <w:r>
+        <w:rPr>
+          <w:rFonts w:ascii="Arial" w:hAnsi="Arial" w:cs="Arial"/>
+        </w:rPr>
+        <w:t>15/09/2026</w:t>
+      </w:r>
+    </w:p>
+    <w:p>
+      <w:pPr>
+        <w:pStyle w:val="NoSpacing"/>
+        <w:jc w:val="right"/>
+        <w:rPr>
+          <w:rFonts w:ascii="Arial" w:hAnsi="Arial" w:cs="Arial"/>
+        </w:rPr>
+      </w:pPr>
+      <w:r>
+        <w:rPr>
+          <w:rFonts w:ascii="Arial" w:hAnsi="Arial" w:cs="Arial"/>
+        </w:rPr>
+        <w:t>Estructura de la presentación</w:t>
+      </w:r>
+    </w:p>
+    <w:p>
+      <w:pPr>
+        <w:pStyle w:val="NoSpacing"/>
+        <w:rPr>
+          <w:rFonts w:ascii="Arial" w:hAnsi="Arial" w:cs="Arial"/>
         </w:rPr>
       </w:pPr>
     </w:p>
@@ -4457,7 +7743,6 @@
   <w:style w:type="character" w:default="1" w:styleId="DefaultParagraphFont">
     <w:name w:val="Default Paragraph Font"/>
     <w:uiPriority w:val="1"/>
-    <w:semiHidden/>
     <w:unhideWhenUsed/>
   </w:style>
   <w:style w:type="table" w:default="1" w:styleId="TableNormal">
@@ -4796,6 +8081,39 @@
       <w:noProof/>
     </w:rPr>
   </w:style>
+  <w:style w:type="character" w:styleId="Hyperlink">
+    <w:name w:val="Hyperlink"/>
+    <w:basedOn w:val="DefaultParagraphFont"/>
+    <w:uiPriority w:val="99"/>
+    <w:unhideWhenUsed/>
+    <w:rsid w:val="005248D5"/>
+    <w:rPr>
+      <w:color w:val="467886" w:themeColor="hyperlink"/>
+      <w:u w:val="single"/>
+    </w:rPr>
+  </w:style>
+  <w:style w:type="character" w:styleId="UnresolvedMention">
+    <w:name w:val="Unresolved Mention"/>
+    <w:basedOn w:val="DefaultParagraphFont"/>
+    <w:uiPriority w:val="99"/>
+    <w:semiHidden/>
+    <w:unhideWhenUsed/>
+    <w:rsid w:val="005248D5"/>
+    <w:rPr>
+      <w:color w:val="605E5C"/>
+      <w:shd w:val="clear" w:color="auto" w:fill="E1DFDD"/>
+    </w:rPr>
+  </w:style>
+  <w:style w:type="character" w:styleId="PlaceholderText">
+    <w:name w:val="Placeholder Text"/>
+    <w:basedOn w:val="DefaultParagraphFont"/>
+    <w:uiPriority w:val="99"/>
+    <w:semiHidden/>
+    <w:rsid w:val="00893221"/>
+    <w:rPr>
+      <w:color w:val="666666"/>
+    </w:rPr>
+  </w:style>
 </w:styles>
 </file>
 

--- a/CAMBRIDGE/bitacora/B_Bitacora_Completa.docx
+++ b/CAMBRIDGE/bitacora/B_Bitacora_Completa.docx
@@ -3864,7 +3864,21 @@
             <w:rStyle w:val="Hyperlink"/>
             <w:rFonts w:ascii="Arial" w:hAnsi="Arial" w:cs="Arial"/>
           </w:rPr>
-          <w:t>https://www.thorlabs.com/motorized-tilt-and-rotation-stage-with-integrated-controller?tabName=Overview</w:t>
+          <w:t>https://www.thorlabs.com/motorized-tilt-and-rotation-stag</w:t>
+        </w:r>
+        <w:r>
+          <w:rPr>
+            <w:rStyle w:val="Hyperlink"/>
+            <w:rFonts w:ascii="Arial" w:hAnsi="Arial" w:cs="Arial"/>
+          </w:rPr>
+          <w:t>e</w:t>
+        </w:r>
+        <w:r>
+          <w:rPr>
+            <w:rStyle w:val="Hyperlink"/>
+            <w:rFonts w:ascii="Arial" w:hAnsi="Arial" w:cs="Arial"/>
+          </w:rPr>
+          <w:t>-with-integrated-controller?tabName=Overview</w:t>
         </w:r>
       </w:hyperlink>
       <w:r>
@@ -4337,501 +4351,6 @@
           <w:rFonts w:ascii="Arial" w:hAnsi="Arial" w:cs="Arial"/>
         </w:rPr>
       </w:pPr>
-      <w:r>
-        <w:rPr>
-          <w:rFonts w:ascii="Arial" w:hAnsi="Arial" w:cs="Arial"/>
-        </w:rPr>
-        <w:drawing>
-          <wp:inline distT="0" distB="0" distL="0" distR="0" wp14:anchorId="56A36048" wp14:editId="54B19441">
-            <wp:extent cx="5278120" cy="2785745"/>
-            <wp:effectExtent l="0" t="0" r="0" b="0"/>
-            <wp:docPr id="1790464400" name="Picture 1"/>
-            <wp:cNvGraphicFramePr>
-              <a:graphicFrameLocks xmlns:a="http://schemas.openxmlformats.org/drawingml/2006/main" noChangeAspect="1"/>
-            </wp:cNvGraphicFramePr>
-            <a:graphic xmlns:a="http://schemas.openxmlformats.org/drawingml/2006/main">
-              <a:graphicData uri="http://schemas.openxmlformats.org/drawingml/2006/picture">
-                <pic:pic xmlns:pic="http://schemas.openxmlformats.org/drawingml/2006/picture">
-                  <pic:nvPicPr>
-                    <pic:cNvPr id="1790464400" name=""/>
-                    <pic:cNvPicPr/>
-                  </pic:nvPicPr>
-                  <pic:blipFill>
-                    <a:blip r:embed="rId23"/>
-                    <a:stretch>
-                      <a:fillRect/>
-                    </a:stretch>
-                  </pic:blipFill>
-                  <pic:spPr>
-                    <a:xfrm>
-                      <a:off x="0" y="0"/>
-                      <a:ext cx="5278120" cy="2785745"/>
-                    </a:xfrm>
-                    <a:prstGeom prst="rect">
-                      <a:avLst/>
-                    </a:prstGeom>
-                  </pic:spPr>
-                </pic:pic>
-              </a:graphicData>
-            </a:graphic>
-          </wp:inline>
-        </w:drawing>
-      </w:r>
-    </w:p>
-    <w:p>
-      <w:pPr>
-        <w:pStyle w:val="NoSpacing"/>
-        <w:jc w:val="both"/>
-        <w:rPr>
-          <w:rFonts w:ascii="Arial" w:hAnsi="Arial" w:cs="Arial"/>
-        </w:rPr>
-      </w:pPr>
-      <w:r>
-        <w:rPr>
-          <w:rFonts w:ascii="Arial" w:hAnsi="Arial" w:cs="Arial"/>
-        </w:rPr>
-        <w:t>Cobertura</w:t>
-      </w:r>
-      <w:r>
-        <w:rPr>
-          <w:rFonts w:ascii="Arial" w:hAnsi="Arial" w:cs="Arial"/>
-        </w:rPr>
-        <w:t xml:space="preserve"> </w:t>
-      </w:r>
-      <w:r>
-        <w:rPr>
-          <w:rFonts w:ascii="Arial" w:hAnsi="Arial" w:cs="Arial"/>
-        </w:rPr>
-        <w:t>3D</w:t>
-      </w:r>
-      <w:r>
-        <w:rPr>
-          <w:rFonts w:ascii="Arial" w:hAnsi="Arial" w:cs="Arial"/>
-        </w:rPr>
-        <w:t xml:space="preserve"> </w:t>
-      </w:r>
-      <w:r>
-        <w:rPr>
-          <w:rFonts w:ascii="Arial" w:hAnsi="Arial" w:cs="Arial"/>
-        </w:rPr>
-        <w:t>del conjunto</w:t>
-      </w:r>
-      <w:r>
-        <w:rPr>
-          <w:rFonts w:ascii="Arial" w:hAnsi="Arial" w:cs="Arial"/>
-        </w:rPr>
-        <w:t xml:space="preserve"> </w:t>
-      </w:r>
-      <w:r>
-        <w:rPr>
-          <w:rFonts w:ascii="Arial" w:hAnsi="Arial" w:cs="Arial"/>
-        </w:rPr>
-        <w:t>de</w:t>
-      </w:r>
-      <w:r>
-        <w:rPr>
-          <w:rFonts w:ascii="Arial" w:hAnsi="Arial" w:cs="Arial"/>
-        </w:rPr>
-        <w:t xml:space="preserve"> </w:t>
-      </w:r>
-      <w:r>
-        <w:rPr>
-          <w:rFonts w:ascii="Arial" w:hAnsi="Arial" w:cs="Arial"/>
-        </w:rPr>
-        <w:t>K=9</w:t>
-      </w:r>
-      <w:r>
-        <w:rPr>
-          <w:rFonts w:ascii="Arial" w:hAnsi="Arial" w:cs="Arial"/>
-        </w:rPr>
-        <w:t xml:space="preserve"> </w:t>
-      </w:r>
-      <w:r>
-        <w:rPr>
-          <w:rFonts w:ascii="Arial" w:hAnsi="Arial" w:cs="Arial"/>
-        </w:rPr>
-        <w:t>normales</w:t>
-      </w:r>
-      <w:r>
-        <w:rPr>
-          <w:rFonts w:ascii="Arial" w:hAnsi="Arial" w:cs="Arial"/>
-        </w:rPr>
-        <w:t xml:space="preserve"> </w:t>
-      </w:r>
-      <w:r>
-        <w:rPr>
-          <w:rFonts w:ascii="Arial" w:hAnsi="Arial" w:cs="Arial"/>
-        </w:rPr>
-        <w:t>y</w:t>
-      </w:r>
-      <w:r>
-        <w:rPr>
-          <w:rFonts w:ascii="Arial" w:hAnsi="Arial" w:cs="Arial"/>
-        </w:rPr>
-        <w:t xml:space="preserve"> l</w:t>
-      </w:r>
-      <w:r>
-        <w:rPr>
-          <w:rFonts w:ascii="Arial" w:hAnsi="Arial" w:cs="Arial"/>
-        </w:rPr>
-        <w:t>ímite</w:t>
-      </w:r>
-      <w:r>
-        <w:rPr>
-          <w:rFonts w:ascii="Arial" w:hAnsi="Arial" w:cs="Arial"/>
-        </w:rPr>
-        <w:t xml:space="preserve"> </w:t>
-      </w:r>
-      <w:r>
-        <w:rPr>
-          <w:rFonts w:ascii="Arial" w:hAnsi="Arial" w:cs="Arial"/>
-        </w:rPr>
-        <w:t>geométrico</w:t>
-      </w:r>
-      <w:r>
-        <w:rPr>
-          <w:rFonts w:ascii="Arial" w:hAnsi="Arial" w:cs="Arial"/>
-        </w:rPr>
-        <w:t xml:space="preserve"> </w:t>
-      </w:r>
-      <w:r>
-        <w:rPr>
-          <w:rFonts w:ascii="Arial" w:hAnsi="Arial" w:cs="Arial"/>
-        </w:rPr>
-        <w:t>optimista</w:t>
-      </w:r>
-      <w:r>
-        <w:rPr>
-          <w:rFonts w:ascii="Arial" w:hAnsi="Arial" w:cs="Arial"/>
-        </w:rPr>
-        <w:t xml:space="preserve"> </w:t>
-      </w:r>
-      <w:r>
-        <w:rPr>
-          <w:rFonts w:ascii="Arial" w:hAnsi="Arial" w:cs="Arial"/>
-        </w:rPr>
-        <w:t>con</w:t>
-      </w:r>
-      <w:r>
-        <w:rPr>
-          <w:rFonts w:ascii="Arial" w:hAnsi="Arial" w:cs="Arial"/>
-        </w:rPr>
-        <w:t xml:space="preserve"> </w:t>
-      </w:r>
-      <w:r>
-        <w:rPr>
-          <w:rFonts w:ascii="Arial" w:hAnsi="Arial" w:cs="Arial"/>
-        </w:rPr>
-        <w:t xml:space="preserve">los mismos </w:t>
-      </w:r>
-      <w:r>
-        <w:rPr>
-          <w:rFonts w:ascii="Arial" w:hAnsi="Arial" w:cs="Arial"/>
-        </w:rPr>
-        <w:t>l</w:t>
-      </w:r>
-      <w:r>
-        <w:rPr>
-          <w:rFonts w:ascii="Arial" w:hAnsi="Arial" w:cs="Arial"/>
-        </w:rPr>
-        <w:t>ímites</w:t>
-      </w:r>
-      <w:r>
-        <w:rPr>
-          <w:rFonts w:ascii="Arial" w:hAnsi="Arial" w:cs="Arial"/>
-        </w:rPr>
-        <w:t xml:space="preserve"> </w:t>
-      </w:r>
-      <w:r>
-        <w:rPr>
-          <w:rFonts w:ascii="Arial" w:hAnsi="Arial" w:cs="Arial"/>
-        </w:rPr>
-        <w:t>angulares.</w:t>
-      </w:r>
-      <w:r>
-        <w:rPr>
-          <w:rFonts w:ascii="Arial" w:hAnsi="Arial" w:cs="Arial"/>
-        </w:rPr>
-        <w:t xml:space="preserve"> </w:t>
-      </w:r>
-      <w:r>
-        <w:rPr>
-          <w:rFonts w:ascii="Arial" w:hAnsi="Arial" w:cs="Arial"/>
-        </w:rPr>
-        <w:t>La</w:t>
-      </w:r>
-      <w:r>
-        <w:rPr>
-          <w:rFonts w:ascii="Arial" w:hAnsi="Arial" w:cs="Arial"/>
-        </w:rPr>
-        <w:t xml:space="preserve"> </w:t>
-      </w:r>
-      <w:r>
-        <w:rPr>
-          <w:rFonts w:ascii="Arial" w:hAnsi="Arial" w:cs="Arial"/>
-        </w:rPr>
-        <w:t>diferencia</w:t>
-      </w:r>
-      <w:r>
-        <w:rPr>
-          <w:rFonts w:ascii="Arial" w:hAnsi="Arial" w:cs="Arial"/>
-        </w:rPr>
-        <w:t xml:space="preserve"> </w:t>
-      </w:r>
-      <w:r>
-        <w:rPr>
-          <w:rFonts w:ascii="Arial" w:hAnsi="Arial" w:cs="Arial"/>
-        </w:rPr>
-        <w:t>muestra</w:t>
-      </w:r>
-      <w:r>
-        <w:rPr>
-          <w:rFonts w:ascii="Arial" w:hAnsi="Arial" w:cs="Arial"/>
-        </w:rPr>
-        <w:t xml:space="preserve"> </w:t>
-      </w:r>
-      <w:r>
-        <w:rPr>
-          <w:rFonts w:ascii="Arial" w:hAnsi="Arial" w:cs="Arial"/>
-        </w:rPr>
-        <w:t>cuánto</w:t>
-      </w:r>
-      <w:r>
-        <w:rPr>
-          <w:rFonts w:ascii="Arial" w:hAnsi="Arial" w:cs="Arial"/>
-        </w:rPr>
-        <w:t xml:space="preserve"> </w:t>
-      </w:r>
-      <w:r>
-        <w:rPr>
-          <w:rFonts w:ascii="Arial" w:hAnsi="Arial" w:cs="Arial"/>
-        </w:rPr>
-        <w:t>queda</w:t>
-      </w:r>
-      <w:r>
-        <w:rPr>
-          <w:rFonts w:ascii="Arial" w:hAnsi="Arial" w:cs="Arial"/>
-        </w:rPr>
-        <w:t xml:space="preserve"> </w:t>
-      </w:r>
-      <w:r>
-        <w:rPr>
-          <w:rFonts w:ascii="Arial" w:hAnsi="Arial" w:cs="Arial"/>
-        </w:rPr>
-        <w:t>por</w:t>
-      </w:r>
-      <w:r>
-        <w:rPr>
-          <w:rFonts w:ascii="Arial" w:hAnsi="Arial" w:cs="Arial"/>
-        </w:rPr>
-        <w:t xml:space="preserve"> </w:t>
-      </w:r>
-      <w:r>
-        <w:rPr>
-          <w:rFonts w:ascii="Arial" w:hAnsi="Arial" w:cs="Arial"/>
-        </w:rPr>
-        <w:t>perder</w:t>
-      </w:r>
-      <w:r>
-        <w:rPr>
-          <w:rFonts w:ascii="Arial" w:hAnsi="Arial" w:cs="Arial"/>
-        </w:rPr>
-        <w:t xml:space="preserve"> </w:t>
-      </w:r>
-      <w:r>
-        <w:rPr>
-          <w:rFonts w:ascii="Arial" w:hAnsi="Arial" w:cs="Arial"/>
-        </w:rPr>
-        <w:t>debido</w:t>
-      </w:r>
-      <w:r>
-        <w:rPr>
-          <w:rFonts w:ascii="Arial" w:hAnsi="Arial" w:cs="Arial"/>
-        </w:rPr>
-        <w:t xml:space="preserve"> </w:t>
-      </w:r>
-      <w:r>
-        <w:rPr>
-          <w:rFonts w:ascii="Arial" w:hAnsi="Arial" w:cs="Arial"/>
-        </w:rPr>
-        <w:t>a</w:t>
-      </w:r>
-      <w:r>
-        <w:rPr>
-          <w:rFonts w:ascii="Arial" w:hAnsi="Arial" w:cs="Arial"/>
-        </w:rPr>
-        <w:t xml:space="preserve"> </w:t>
-      </w:r>
-      <w:r>
-        <w:rPr>
-          <w:rFonts w:ascii="Arial" w:hAnsi="Arial" w:cs="Arial"/>
-        </w:rPr>
-        <w:t>un</w:t>
-      </w:r>
-      <w:r>
-        <w:rPr>
-          <w:rFonts w:ascii="Arial" w:hAnsi="Arial" w:cs="Arial"/>
-        </w:rPr>
-        <w:t xml:space="preserve"> </w:t>
-      </w:r>
-      <w:r>
-        <w:rPr>
-          <w:rFonts w:ascii="Arial" w:hAnsi="Arial" w:cs="Arial"/>
-        </w:rPr>
-        <w:t>conjunto finito</w:t>
-      </w:r>
-      <w:r>
-        <w:rPr>
-          <w:rFonts w:ascii="Arial" w:hAnsi="Arial" w:cs="Arial"/>
-        </w:rPr>
-        <w:t xml:space="preserve"> </w:t>
-      </w:r>
-      <w:r>
-        <w:rPr>
-          <w:rFonts w:ascii="Arial" w:hAnsi="Arial" w:cs="Arial"/>
-        </w:rPr>
-        <w:t>de</w:t>
-      </w:r>
-      <w:r>
-        <w:rPr>
-          <w:rFonts w:ascii="Arial" w:hAnsi="Arial" w:cs="Arial"/>
-        </w:rPr>
-        <w:t xml:space="preserve"> </w:t>
-      </w:r>
-      <w:r>
-        <w:rPr>
-          <w:rFonts w:ascii="Arial" w:hAnsi="Arial" w:cs="Arial"/>
-        </w:rPr>
-        <w:t>orientaciones.</w:t>
-      </w:r>
-      <w:r>
-        <w:rPr>
-          <w:rFonts w:ascii="Arial" w:hAnsi="Arial" w:cs="Arial"/>
-        </w:rPr>
-        <w:t xml:space="preserve"> </w:t>
-      </w:r>
-      <w:r>
-        <w:rPr>
-          <w:rFonts w:ascii="Arial" w:hAnsi="Arial" w:cs="Arial"/>
-        </w:rPr>
-        <w:t>Con</w:t>
-      </w:r>
-      <w:r>
-        <w:rPr>
-          <w:rFonts w:ascii="Arial" w:hAnsi="Arial" w:cs="Arial"/>
-        </w:rPr>
-        <w:t xml:space="preserve"> </w:t>
-      </w:r>
-      <w:r>
-        <w:rPr>
-          <w:rFonts w:ascii="Arial" w:hAnsi="Arial" w:cs="Arial"/>
-        </w:rPr>
-        <w:t>tilt</w:t>
-      </w:r>
-      <w:r>
-        <w:rPr>
-          <w:rFonts w:ascii="Arial" w:hAnsi="Arial" w:cs="Arial"/>
-        </w:rPr>
-        <w:t xml:space="preserve"> </w:t>
-      </w:r>
-      <w:r>
-        <w:rPr>
-          <w:rFonts w:ascii="Arial" w:hAnsi="Arial" w:cs="Arial"/>
-        </w:rPr>
-        <w:t>cero</w:t>
-      </w:r>
-      <w:r>
-        <w:rPr>
-          <w:rFonts w:ascii="Arial" w:hAnsi="Arial" w:cs="Arial"/>
-        </w:rPr>
-        <w:t xml:space="preserve"> </w:t>
-      </w:r>
-      <w:r>
-        <w:rPr>
-          <w:rFonts w:ascii="Arial" w:hAnsi="Arial" w:cs="Arial"/>
-        </w:rPr>
-        <w:t>ninguna</w:t>
-      </w:r>
-      <w:r>
-        <w:rPr>
-          <w:rFonts w:ascii="Arial" w:hAnsi="Arial" w:cs="Arial"/>
-        </w:rPr>
-        <w:t xml:space="preserve"> </w:t>
-      </w:r>
-      <w:r>
-        <w:rPr>
-          <w:rFonts w:ascii="Arial" w:hAnsi="Arial" w:cs="Arial"/>
-        </w:rPr>
-        <w:t>cantidad</w:t>
-      </w:r>
-      <w:r>
-        <w:rPr>
-          <w:rFonts w:ascii="Arial" w:hAnsi="Arial" w:cs="Arial"/>
-        </w:rPr>
-        <w:t xml:space="preserve"> </w:t>
-      </w:r>
-      <w:r>
-        <w:rPr>
-          <w:rFonts w:ascii="Arial" w:hAnsi="Arial" w:cs="Arial"/>
-        </w:rPr>
-        <w:t>de</w:t>
-      </w:r>
-      <w:r>
-        <w:rPr>
-          <w:rFonts w:ascii="Arial" w:hAnsi="Arial" w:cs="Arial"/>
-        </w:rPr>
-        <w:t xml:space="preserve"> </w:t>
-      </w:r>
-      <w:r>
-        <w:rPr>
-          <w:rFonts w:ascii="Arial" w:hAnsi="Arial" w:cs="Arial"/>
-        </w:rPr>
-        <w:t>muestras</w:t>
-      </w:r>
-      <w:r>
-        <w:rPr>
-          <w:rFonts w:ascii="Arial" w:hAnsi="Arial" w:cs="Arial"/>
-        </w:rPr>
-        <w:t xml:space="preserve"> </w:t>
-      </w:r>
-      <w:r>
-        <w:rPr>
-          <w:rFonts w:ascii="Arial" w:hAnsi="Arial" w:cs="Arial"/>
-        </w:rPr>
-        <w:t>identifica</w:t>
-      </w:r>
-      <w:r>
-        <w:rPr>
-          <w:rFonts w:ascii="Arial" w:hAnsi="Arial" w:cs="Arial"/>
-        </w:rPr>
-        <w:t xml:space="preserve"> </w:t>
-      </w:r>
-      <w:r>
-        <w:rPr>
-          <w:rFonts w:ascii="Arial" w:hAnsi="Arial" w:cs="Arial"/>
-        </w:rPr>
-        <w:t>tres</w:t>
-      </w:r>
-      <w:r>
-        <w:rPr>
-          <w:rFonts w:ascii="Arial" w:hAnsi="Arial" w:cs="Arial"/>
-        </w:rPr>
-        <w:t xml:space="preserve"> </w:t>
-      </w:r>
-      <w:r>
-        <w:rPr>
-          <w:rFonts w:ascii="Arial" w:hAnsi="Arial" w:cs="Arial"/>
-        </w:rPr>
-        <w:t>coordenadas.</w:t>
-      </w:r>
-    </w:p>
-    <w:p>
-      <w:pPr>
-        <w:pStyle w:val="NoSpacing"/>
-        <w:rPr>
-          <w:rFonts w:ascii="Arial" w:hAnsi="Arial" w:cs="Arial"/>
-        </w:rPr>
-      </w:pPr>
     </w:p>
     <w:p>
       <w:pPr>
@@ -4917,6 +4436,7 @@
         <w:rPr>
           <w:rFonts w:ascii="Arial" w:hAnsi="Arial" w:cs="Arial"/>
         </w:rPr>
+        <w:lastRenderedPageBreak/>
         <w:drawing>
           <wp:inline distT="0" distB="0" distL="0" distR="0" wp14:anchorId="7648C135" wp14:editId="5094DE04">
             <wp:extent cx="5276850" cy="3435350"/>
@@ -4930,6 +4450,76 @@
                 <pic:pic xmlns:pic="http://schemas.openxmlformats.org/drawingml/2006/picture">
                   <pic:nvPicPr>
                     <pic:cNvPr id="0" name="Picture 7"/>
+                    <pic:cNvPicPr>
+                      <a:picLocks noChangeAspect="1" noChangeArrowheads="1"/>
+                    </pic:cNvPicPr>
+                  </pic:nvPicPr>
+                  <pic:blipFill>
+                    <a:blip r:embed="rId23" cstate="print">
+                      <a:extLst>
+                        <a:ext uri="{28A0092B-C50C-407E-A947-70E740481C1C}">
+                          <a14:useLocalDpi xmlns:a14="http://schemas.microsoft.com/office/drawing/2010/main" val="0"/>
+                        </a:ext>
+                      </a:extLst>
+                    </a:blip>
+                    <a:srcRect/>
+                    <a:stretch>
+                      <a:fillRect/>
+                    </a:stretch>
+                  </pic:blipFill>
+                  <pic:spPr bwMode="auto">
+                    <a:xfrm>
+                      <a:off x="0" y="0"/>
+                      <a:ext cx="5276850" cy="3435350"/>
+                    </a:xfrm>
+                    <a:prstGeom prst="rect">
+                      <a:avLst/>
+                    </a:prstGeom>
+                    <a:noFill/>
+                    <a:ln>
+                      <a:noFill/>
+                    </a:ln>
+                  </pic:spPr>
+                </pic:pic>
+              </a:graphicData>
+            </a:graphic>
+          </wp:inline>
+        </w:drawing>
+      </w:r>
+    </w:p>
+    <w:p>
+      <w:pPr>
+        <w:pStyle w:val="NoSpacing"/>
+        <w:rPr>
+          <w:rFonts w:ascii="Arial" w:hAnsi="Arial" w:cs="Arial"/>
+        </w:rPr>
+      </w:pPr>
+    </w:p>
+    <w:p>
+      <w:pPr>
+        <w:pStyle w:val="NoSpacing"/>
+        <w:rPr>
+          <w:rFonts w:ascii="Arial" w:hAnsi="Arial" w:cs="Arial"/>
+        </w:rPr>
+      </w:pPr>
+      <w:r>
+        <w:rPr>
+          <w:rFonts w:ascii="Arial" w:hAnsi="Arial" w:cs="Arial"/>
+        </w:rPr>
+        <w:lastRenderedPageBreak/>
+        <w:drawing>
+          <wp:inline distT="0" distB="0" distL="0" distR="0" wp14:anchorId="21479A99" wp14:editId="65142323">
+            <wp:extent cx="5276850" cy="3435350"/>
+            <wp:effectExtent l="0" t="0" r="0" b="0"/>
+            <wp:docPr id="259885698" name="Picture 5"/>
+            <wp:cNvGraphicFramePr>
+              <a:graphicFrameLocks xmlns:a="http://schemas.openxmlformats.org/drawingml/2006/main" noChangeAspect="1"/>
+            </wp:cNvGraphicFramePr>
+            <a:graphic xmlns:a="http://schemas.openxmlformats.org/drawingml/2006/main">
+              <a:graphicData uri="http://schemas.openxmlformats.org/drawingml/2006/picture">
+                <pic:pic xmlns:pic="http://schemas.openxmlformats.org/drawingml/2006/picture">
+                  <pic:nvPicPr>
+                    <pic:cNvPr id="0" name="Picture 8"/>
                     <pic:cNvPicPr>
                       <a:picLocks noChangeAspect="1" noChangeArrowheads="1"/>
                     </pic:cNvPicPr>
@@ -4966,32 +4556,15 @@
           </wp:inline>
         </w:drawing>
       </w:r>
-    </w:p>
-    <w:p>
-      <w:pPr>
-        <w:pStyle w:val="NoSpacing"/>
-        <w:rPr>
-          <w:rFonts w:ascii="Arial" w:hAnsi="Arial" w:cs="Arial"/>
-        </w:rPr>
-      </w:pPr>
-    </w:p>
-    <w:p>
-      <w:pPr>
-        <w:pStyle w:val="NoSpacing"/>
-        <w:rPr>
-          <w:rFonts w:ascii="Arial" w:hAnsi="Arial" w:cs="Arial"/>
-        </w:rPr>
-      </w:pPr>
-      <w:r>
-        <w:rPr>
-          <w:rFonts w:ascii="Arial" w:hAnsi="Arial" w:cs="Arial"/>
-        </w:rPr>
-        <w:lastRenderedPageBreak/>
+      <w:r>
+        <w:rPr>
+          <w:rFonts w:ascii="Arial" w:hAnsi="Arial" w:cs="Arial"/>
+        </w:rPr>
         <w:drawing>
-          <wp:inline distT="0" distB="0" distL="0" distR="0" wp14:anchorId="21479A99" wp14:editId="65142323">
+          <wp:inline distT="0" distB="0" distL="0" distR="0" wp14:anchorId="32D39659" wp14:editId="2E85FBA8">
             <wp:extent cx="5276850" cy="3435350"/>
             <wp:effectExtent l="0" t="0" r="0" b="0"/>
-            <wp:docPr id="259885698" name="Picture 5"/>
+            <wp:docPr id="2005903876" name="Picture 6"/>
             <wp:cNvGraphicFramePr>
               <a:graphicFrameLocks xmlns:a="http://schemas.openxmlformats.org/drawingml/2006/main" noChangeAspect="1"/>
             </wp:cNvGraphicFramePr>
@@ -4999,7 +4572,7 @@
               <a:graphicData uri="http://schemas.openxmlformats.org/drawingml/2006/picture">
                 <pic:pic xmlns:pic="http://schemas.openxmlformats.org/drawingml/2006/picture">
                   <pic:nvPicPr>
-                    <pic:cNvPr id="0" name="Picture 8"/>
+                    <pic:cNvPr id="0" name="Picture 9"/>
                     <pic:cNvPicPr>
                       <a:picLocks noChangeAspect="1" noChangeArrowheads="1"/>
                     </pic:cNvPicPr>
@@ -5036,15 +4609,161 @@
           </wp:inline>
         </w:drawing>
       </w:r>
-      <w:r>
-        <w:rPr>
-          <w:rFonts w:ascii="Arial" w:hAnsi="Arial" w:cs="Arial"/>
+    </w:p>
+    <w:p>
+      <w:pPr>
+        <w:pStyle w:val="NoSpacing"/>
+        <w:rPr>
+          <w:rFonts w:ascii="Arial" w:hAnsi="Arial" w:cs="Arial"/>
+        </w:rPr>
+      </w:pPr>
+    </w:p>
+    <w:p>
+      <w:pPr>
+        <w:pStyle w:val="NoSpacing"/>
+        <w:rPr>
+          <w:rFonts w:ascii="Arial" w:hAnsi="Arial" w:cs="Arial"/>
+        </w:rPr>
+      </w:pPr>
+      <w:r>
+        <w:rPr>
+          <w:rFonts w:ascii="Arial" w:hAnsi="Arial" w:cs="Arial"/>
+        </w:rPr>
+        <w:t>Para nuestro caso, seria recomendable un Half_power_angle de LED de 60°.</w:t>
+      </w:r>
+    </w:p>
+    <w:p>
+      <w:pPr>
+        <w:pStyle w:val="NoSpacing"/>
+        <w:rPr>
+          <w:rFonts w:ascii="Arial" w:hAnsi="Arial" w:cs="Arial"/>
+        </w:rPr>
+      </w:pPr>
+      <w:r>
+        <w:rPr>
+          <w:rFonts w:ascii="Arial" w:hAnsi="Arial" w:cs="Arial"/>
+        </w:rPr>
+        <w:t>El FOV del PD deberia ser alto, se observa que un FOV mayor disminuye el error.</w:t>
+      </w:r>
+    </w:p>
+    <w:p>
+      <w:pPr>
+        <w:pStyle w:val="NoSpacing"/>
+        <w:rPr>
+          <w:rFonts w:ascii="Arial" w:hAnsi="Arial" w:cs="Arial"/>
+        </w:rPr>
+      </w:pPr>
+      <w:r>
+        <w:rPr>
+          <w:rFonts w:ascii="Arial" w:hAnsi="Arial" w:cs="Arial"/>
+        </w:rPr>
+        <w:t>Para el Half_power_angle de 60° y FOV de 60° el error minimo es de 1cm</w:t>
+      </w:r>
+      <w:r>
+        <w:rPr>
+          <w:rFonts w:ascii="Arial" w:hAnsi="Arial" w:cs="Arial"/>
+        </w:rPr>
+        <w:t xml:space="preserve"> y se encuentra entre 25° y 40°.</w:t>
+      </w:r>
+    </w:p>
+    <w:p>
+      <w:pPr>
+        <w:pStyle w:val="NoSpacing"/>
+        <w:rPr>
+          <w:rFonts w:ascii="Arial" w:hAnsi="Arial" w:cs="Arial"/>
+        </w:rPr>
+      </w:pPr>
+      <w:r>
+        <w:rPr>
+          <w:rFonts w:ascii="Arial" w:hAnsi="Arial" w:cs="Arial"/>
+        </w:rPr>
+        <w:t>La cobertura es importante, esta depende principalmente del FOV.</w:t>
+      </w:r>
+    </w:p>
+    <w:p>
+      <w:pPr>
+        <w:pStyle w:val="NoSpacing"/>
+        <w:rPr>
+          <w:rFonts w:ascii="Arial" w:hAnsi="Arial" w:cs="Arial"/>
+        </w:rPr>
+      </w:pPr>
+      <w:r>
+        <w:rPr>
+          <w:rFonts w:ascii="Arial" w:hAnsi="Arial" w:cs="Arial"/>
+        </w:rPr>
+        <w:t>Otro escenario: Considerando Half_power_angle de 60° y FOV de 85°, con solo 3° de tilt se llega a 4cm de error.</w:t>
+      </w:r>
+    </w:p>
+    <w:p>
+      <w:pPr>
+        <w:pStyle w:val="NoSpacing"/>
+        <w:rPr>
+          <w:rFonts w:ascii="Arial" w:hAnsi="Arial" w:cs="Arial"/>
+        </w:rPr>
+      </w:pPr>
+    </w:p>
+    <w:p>
+      <w:pPr>
+        <w:pStyle w:val="NoSpacing"/>
+        <w:rPr>
+          <w:rFonts w:ascii="Arial" w:hAnsi="Arial" w:cs="Arial"/>
+        </w:rPr>
+      </w:pPr>
+    </w:p>
+    <w:p>
+      <w:pPr>
+        <w:pStyle w:val="NoSpacing"/>
+        <w:rPr>
+          <w:rFonts w:ascii="Arial" w:hAnsi="Arial" w:cs="Arial"/>
+        </w:rPr>
+      </w:pPr>
+    </w:p>
+    <w:p>
+      <w:pPr>
+        <w:pStyle w:val="NoSpacing"/>
+        <w:rPr>
+          <w:rFonts w:ascii="Arial" w:hAnsi="Arial" w:cs="Arial"/>
+        </w:rPr>
+      </w:pPr>
+    </w:p>
+    <w:p>
+      <w:pPr>
+        <w:pStyle w:val="NoSpacing"/>
+        <w:jc w:val="center"/>
+        <w:rPr>
+          <w:rFonts w:ascii="Arial" w:hAnsi="Arial" w:cs="Arial"/>
+          <w:b/>
+          <w:bCs/>
+        </w:rPr>
+      </w:pPr>
+      <w:r>
+        <w:rPr>
+          <w:rFonts w:ascii="Arial" w:hAnsi="Arial" w:cs="Arial"/>
+          <w:b/>
+          <w:bCs/>
+        </w:rPr>
+        <w:lastRenderedPageBreak/>
+        <w:t xml:space="preserve">Numero de reorientaciones K : </w:t>
+      </w:r>
+      <w:r>
+        <w:rPr>
+          <w:rFonts w:ascii="Arial" w:hAnsi="Arial" w:cs="Arial"/>
+          <w:b/>
+          <w:bCs/>
+        </w:rPr>
+        <w:t>3</w:t>
+      </w:r>
+      <w:r>
+        <w:rPr>
+          <w:rFonts w:ascii="Arial" w:hAnsi="Arial" w:cs="Arial"/>
+          <w:b/>
+          <w:bCs/>
         </w:rPr>
         <w:drawing>
-          <wp:inline distT="0" distB="0" distL="0" distR="0" wp14:anchorId="32D39659" wp14:editId="2E85FBA8">
-            <wp:extent cx="5276850" cy="3435350"/>
-            <wp:effectExtent l="0" t="0" r="0" b="0"/>
-            <wp:docPr id="2005903876" name="Picture 6"/>
+          <wp:inline distT="0" distB="0" distL="0" distR="0" wp14:anchorId="441FC624" wp14:editId="41A75C92">
+            <wp:extent cx="5273675" cy="3422015"/>
+            <wp:effectExtent l="0" t="0" r="3175" b="6985"/>
+            <wp:docPr id="122928486" name="Picture 8"/>
             <wp:cNvGraphicFramePr>
               <a:graphicFrameLocks xmlns:a="http://schemas.openxmlformats.org/drawingml/2006/main" noChangeAspect="1"/>
             </wp:cNvGraphicFramePr>
@@ -5052,7 +4771,7 @@
               <a:graphicData uri="http://schemas.openxmlformats.org/drawingml/2006/picture">
                 <pic:pic xmlns:pic="http://schemas.openxmlformats.org/drawingml/2006/picture">
                   <pic:nvPicPr>
-                    <pic:cNvPr id="0" name="Picture 9"/>
+                    <pic:cNvPr id="0" name="Picture 11"/>
                     <pic:cNvPicPr>
                       <a:picLocks noChangeAspect="1" noChangeArrowheads="1"/>
                     </pic:cNvPicPr>
@@ -5073,7 +4792,7 @@
                   <pic:spPr bwMode="auto">
                     <a:xfrm>
                       <a:off x="0" y="0"/>
-                      <a:ext cx="5276850" cy="3435350"/>
+                      <a:ext cx="5273675" cy="3422015"/>
                     </a:xfrm>
                     <a:prstGeom prst="rect">
                       <a:avLst/>
@@ -5089,161 +4808,18 @@
           </wp:inline>
         </w:drawing>
       </w:r>
-    </w:p>
-    <w:p>
-      <w:pPr>
-        <w:pStyle w:val="NoSpacing"/>
-        <w:rPr>
-          <w:rFonts w:ascii="Arial" w:hAnsi="Arial" w:cs="Arial"/>
-        </w:rPr>
-      </w:pPr>
-    </w:p>
-    <w:p>
-      <w:pPr>
-        <w:pStyle w:val="NoSpacing"/>
-        <w:rPr>
-          <w:rFonts w:ascii="Arial" w:hAnsi="Arial" w:cs="Arial"/>
-        </w:rPr>
-      </w:pPr>
-      <w:r>
-        <w:rPr>
-          <w:rFonts w:ascii="Arial" w:hAnsi="Arial" w:cs="Arial"/>
-        </w:rPr>
-        <w:t>Para nuestro caso, seria recomendable un Half_power_angle de LED de 60°.</w:t>
-      </w:r>
-    </w:p>
-    <w:p>
-      <w:pPr>
-        <w:pStyle w:val="NoSpacing"/>
-        <w:rPr>
-          <w:rFonts w:ascii="Arial" w:hAnsi="Arial" w:cs="Arial"/>
-        </w:rPr>
-      </w:pPr>
-      <w:r>
-        <w:rPr>
-          <w:rFonts w:ascii="Arial" w:hAnsi="Arial" w:cs="Arial"/>
-        </w:rPr>
-        <w:t>El FOV del PD deberia ser alto, se observa que un FOV mayor disminuye el error.</w:t>
-      </w:r>
-    </w:p>
-    <w:p>
-      <w:pPr>
-        <w:pStyle w:val="NoSpacing"/>
-        <w:rPr>
-          <w:rFonts w:ascii="Arial" w:hAnsi="Arial" w:cs="Arial"/>
-        </w:rPr>
-      </w:pPr>
-      <w:r>
-        <w:rPr>
-          <w:rFonts w:ascii="Arial" w:hAnsi="Arial" w:cs="Arial"/>
-        </w:rPr>
-        <w:t>Para el Half_power_angle de 60° y FOV de 60° el error minimo es de 1cm</w:t>
-      </w:r>
-      <w:r>
-        <w:rPr>
-          <w:rFonts w:ascii="Arial" w:hAnsi="Arial" w:cs="Arial"/>
-        </w:rPr>
-        <w:t xml:space="preserve"> y se encuentra entre 25° y 40°.</w:t>
-      </w:r>
-    </w:p>
-    <w:p>
-      <w:pPr>
-        <w:pStyle w:val="NoSpacing"/>
-        <w:rPr>
-          <w:rFonts w:ascii="Arial" w:hAnsi="Arial" w:cs="Arial"/>
-        </w:rPr>
-      </w:pPr>
-      <w:r>
-        <w:rPr>
-          <w:rFonts w:ascii="Arial" w:hAnsi="Arial" w:cs="Arial"/>
-        </w:rPr>
-        <w:t>La cobertura es importante, esta depende principalmente del FOV.</w:t>
-      </w:r>
-    </w:p>
-    <w:p>
-      <w:pPr>
-        <w:pStyle w:val="NoSpacing"/>
-        <w:rPr>
-          <w:rFonts w:ascii="Arial" w:hAnsi="Arial" w:cs="Arial"/>
-        </w:rPr>
-      </w:pPr>
-      <w:r>
-        <w:rPr>
-          <w:rFonts w:ascii="Arial" w:hAnsi="Arial" w:cs="Arial"/>
-        </w:rPr>
-        <w:t>Otro escenario: Considerando Half_power_angle de 60° y FOV de 85°, con solo 3° de tilt se llega a 4cm de error.</w:t>
-      </w:r>
-    </w:p>
-    <w:p>
-      <w:pPr>
-        <w:pStyle w:val="NoSpacing"/>
-        <w:rPr>
-          <w:rFonts w:ascii="Arial" w:hAnsi="Arial" w:cs="Arial"/>
-        </w:rPr>
-      </w:pPr>
-    </w:p>
-    <w:p>
-      <w:pPr>
-        <w:pStyle w:val="NoSpacing"/>
-        <w:rPr>
-          <w:rFonts w:ascii="Arial" w:hAnsi="Arial" w:cs="Arial"/>
-        </w:rPr>
-      </w:pPr>
-    </w:p>
-    <w:p>
-      <w:pPr>
-        <w:pStyle w:val="NoSpacing"/>
-        <w:rPr>
-          <w:rFonts w:ascii="Arial" w:hAnsi="Arial" w:cs="Arial"/>
-        </w:rPr>
-      </w:pPr>
-    </w:p>
-    <w:p>
-      <w:pPr>
-        <w:pStyle w:val="NoSpacing"/>
-        <w:rPr>
-          <w:rFonts w:ascii="Arial" w:hAnsi="Arial" w:cs="Arial"/>
-        </w:rPr>
-      </w:pPr>
-    </w:p>
-    <w:p>
-      <w:pPr>
-        <w:pStyle w:val="NoSpacing"/>
-        <w:jc w:val="center"/>
+      <w:r>
         <w:rPr>
           <w:rFonts w:ascii="Arial" w:hAnsi="Arial" w:cs="Arial"/>
           <w:b/>
           <w:bCs/>
         </w:rPr>
-      </w:pPr>
-      <w:r>
-        <w:rPr>
-          <w:rFonts w:ascii="Arial" w:hAnsi="Arial" w:cs="Arial"/>
-          <w:b/>
-          <w:bCs/>
-        </w:rPr>
         <w:lastRenderedPageBreak/>
-        <w:t xml:space="preserve">Numero de reorientaciones K : </w:t>
-      </w:r>
-      <w:r>
-        <w:rPr>
-          <w:rFonts w:ascii="Arial" w:hAnsi="Arial" w:cs="Arial"/>
-          <w:b/>
-          <w:bCs/>
-        </w:rPr>
-        <w:t>3</w:t>
-      </w:r>
-      <w:r>
-        <w:rPr>
-          <w:rFonts w:ascii="Arial" w:hAnsi="Arial" w:cs="Arial"/>
-          <w:b/>
-          <w:bCs/>
-        </w:rPr>
         <w:drawing>
-          <wp:inline distT="0" distB="0" distL="0" distR="0" wp14:anchorId="441FC624" wp14:editId="41A75C92">
+          <wp:inline distT="0" distB="0" distL="0" distR="0" wp14:anchorId="0F9D9093" wp14:editId="2804225F">
             <wp:extent cx="5273675" cy="3422015"/>
             <wp:effectExtent l="0" t="0" r="3175" b="6985"/>
-            <wp:docPr id="122928486" name="Picture 8"/>
+            <wp:docPr id="2111081123" name="Picture 9"/>
             <wp:cNvGraphicFramePr>
               <a:graphicFrameLocks xmlns:a="http://schemas.openxmlformats.org/drawingml/2006/main" noChangeAspect="1"/>
             </wp:cNvGraphicFramePr>
@@ -5251,7 +4827,7 @@
               <a:graphicData uri="http://schemas.openxmlformats.org/drawingml/2006/picture">
                 <pic:pic xmlns:pic="http://schemas.openxmlformats.org/drawingml/2006/picture">
                   <pic:nvPicPr>
-                    <pic:cNvPr id="0" name="Picture 11"/>
+                    <pic:cNvPr id="0" name="Picture 12"/>
                     <pic:cNvPicPr>
                       <a:picLocks noChangeAspect="1" noChangeArrowheads="1"/>
                     </pic:cNvPicPr>
@@ -5294,12 +4870,11 @@
           <w:b/>
           <w:bCs/>
         </w:rPr>
-        <w:lastRenderedPageBreak/>
         <w:drawing>
-          <wp:inline distT="0" distB="0" distL="0" distR="0" wp14:anchorId="0F9D9093" wp14:editId="2804225F">
+          <wp:inline distT="0" distB="0" distL="0" distR="0" wp14:anchorId="1579B6D2" wp14:editId="6F68F176">
             <wp:extent cx="5273675" cy="3422015"/>
             <wp:effectExtent l="0" t="0" r="3175" b="6985"/>
-            <wp:docPr id="2111081123" name="Picture 9"/>
+            <wp:docPr id="960320353" name="Picture 10"/>
             <wp:cNvGraphicFramePr>
               <a:graphicFrameLocks xmlns:a="http://schemas.openxmlformats.org/drawingml/2006/main" noChangeAspect="1"/>
             </wp:cNvGraphicFramePr>
@@ -5307,7 +4882,7 @@
               <a:graphicData uri="http://schemas.openxmlformats.org/drawingml/2006/picture">
                 <pic:pic xmlns:pic="http://schemas.openxmlformats.org/drawingml/2006/picture">
                   <pic:nvPicPr>
-                    <pic:cNvPr id="0" name="Picture 12"/>
+                    <pic:cNvPr id="0" name="Picture 13"/>
                     <pic:cNvPicPr>
                       <a:picLocks noChangeAspect="1" noChangeArrowheads="1"/>
                     </pic:cNvPicPr>
@@ -5344,17 +4919,159 @@
           </wp:inline>
         </w:drawing>
       </w:r>
-      <w:r>
-        <w:rPr>
-          <w:rFonts w:ascii="Arial" w:hAnsi="Arial" w:cs="Arial"/>
-          <w:b/>
-          <w:bCs/>
+    </w:p>
+    <w:p>
+      <w:pPr>
+        <w:pStyle w:val="NoSpacing"/>
+        <w:rPr>
+          <w:rFonts w:ascii="Arial" w:hAnsi="Arial" w:cs="Arial"/>
+        </w:rPr>
+      </w:pPr>
+    </w:p>
+    <w:p>
+      <w:pPr>
+        <w:pStyle w:val="NoSpacing"/>
+        <w:rPr>
+          <w:rFonts w:ascii="Arial" w:hAnsi="Arial" w:cs="Arial"/>
+        </w:rPr>
+      </w:pPr>
+    </w:p>
+    <w:p>
+      <w:pPr>
+        <w:pStyle w:val="NoSpacing"/>
+        <w:rPr>
+          <w:rFonts w:ascii="Arial" w:hAnsi="Arial" w:cs="Arial"/>
+        </w:rPr>
+      </w:pPr>
+    </w:p>
+    <w:p>
+      <w:pPr>
+        <w:pStyle w:val="NoSpacing"/>
+        <w:rPr>
+          <w:rFonts w:ascii="Arial" w:hAnsi="Arial" w:cs="Arial"/>
+        </w:rPr>
+      </w:pPr>
+    </w:p>
+    <w:p>
+      <w:pPr>
+        <w:pStyle w:val="NoSpacing"/>
+        <w:rPr>
+          <w:rFonts w:ascii="Arial" w:hAnsi="Arial" w:cs="Arial"/>
+        </w:rPr>
+      </w:pPr>
+    </w:p>
+    <w:p>
+      <w:pPr>
+        <w:pStyle w:val="NoSpacing"/>
+        <w:rPr>
+          <w:rFonts w:ascii="Arial" w:hAnsi="Arial" w:cs="Arial"/>
+        </w:rPr>
+      </w:pPr>
+    </w:p>
+    <w:p>
+      <w:pPr>
+        <w:pStyle w:val="NoSpacing"/>
+        <w:rPr>
+          <w:rFonts w:ascii="Arial" w:hAnsi="Arial" w:cs="Arial"/>
+        </w:rPr>
+      </w:pPr>
+    </w:p>
+    <w:p>
+      <w:pPr>
+        <w:pStyle w:val="NoSpacing"/>
+        <w:rPr>
+          <w:rFonts w:ascii="Arial" w:hAnsi="Arial" w:cs="Arial"/>
+        </w:rPr>
+      </w:pPr>
+    </w:p>
+    <w:p>
+      <w:pPr>
+        <w:pStyle w:val="NoSpacing"/>
+        <w:rPr>
+          <w:rFonts w:ascii="Arial" w:hAnsi="Arial" w:cs="Arial"/>
+        </w:rPr>
+      </w:pPr>
+    </w:p>
+    <w:p>
+      <w:pPr>
+        <w:pStyle w:val="NoSpacing"/>
+        <w:rPr>
+          <w:rFonts w:ascii="Arial" w:hAnsi="Arial" w:cs="Arial"/>
+        </w:rPr>
+      </w:pPr>
+    </w:p>
+    <w:p>
+      <w:pPr>
+        <w:pStyle w:val="NoSpacing"/>
+        <w:rPr>
+          <w:rFonts w:ascii="Arial" w:hAnsi="Arial" w:cs="Arial"/>
+        </w:rPr>
+      </w:pPr>
+    </w:p>
+    <w:p>
+      <w:pPr>
+        <w:pStyle w:val="NoSpacing"/>
+        <w:rPr>
+          <w:rFonts w:ascii="Arial" w:hAnsi="Arial" w:cs="Arial"/>
+        </w:rPr>
+      </w:pPr>
+    </w:p>
+    <w:p>
+      <w:pPr>
+        <w:pStyle w:val="NoSpacing"/>
+        <w:rPr>
+          <w:rFonts w:ascii="Arial" w:hAnsi="Arial" w:cs="Arial"/>
+        </w:rPr>
+      </w:pPr>
+    </w:p>
+    <w:p>
+      <w:pPr>
+        <w:pStyle w:val="NoSpacing"/>
+        <w:jc w:val="center"/>
+        <w:rPr>
+          <w:rFonts w:ascii="Arial" w:hAnsi="Arial" w:cs="Arial"/>
+        </w:rPr>
+      </w:pPr>
+      <w:r>
+        <w:rPr>
+          <w:rFonts w:ascii="Arial" w:hAnsi="Arial" w:cs="Arial"/>
+        </w:rPr>
+        <w:t>Especificamente analizando para un tilt pequeño (3°)</w:t>
+      </w:r>
+    </w:p>
+    <w:p>
+      <w:pPr>
+        <w:pStyle w:val="NoSpacing"/>
+        <w:rPr>
+          <w:rFonts w:ascii="Arial" w:hAnsi="Arial" w:cs="Arial"/>
+        </w:rPr>
+      </w:pPr>
+    </w:p>
+    <w:p>
+      <w:pPr>
+        <w:pStyle w:val="NoSpacing"/>
+        <w:jc w:val="both"/>
+        <w:rPr>
+          <w:rFonts w:ascii="Arial" w:hAnsi="Arial" w:cs="Arial"/>
+        </w:rPr>
+      </w:pPr>
+    </w:p>
+    <w:p>
+      <w:pPr>
+        <w:pStyle w:val="NoSpacing"/>
+        <w:rPr>
+          <w:rFonts w:ascii="Arial" w:hAnsi="Arial" w:cs="Arial"/>
+        </w:rPr>
+      </w:pPr>
+      <w:r>
+        <w:rPr>
+          <w:rFonts w:ascii="Arial" w:hAnsi="Arial" w:cs="Arial"/>
         </w:rPr>
         <w:drawing>
-          <wp:inline distT="0" distB="0" distL="0" distR="0" wp14:anchorId="1579B6D2" wp14:editId="6F68F176">
-            <wp:extent cx="5273675" cy="3422015"/>
-            <wp:effectExtent l="0" t="0" r="3175" b="6985"/>
-            <wp:docPr id="960320353" name="Picture 10"/>
+          <wp:inline distT="0" distB="0" distL="0" distR="0" wp14:anchorId="670EDE12" wp14:editId="406A530C">
+            <wp:extent cx="5278120" cy="2785745"/>
+            <wp:effectExtent l="0" t="0" r="0" b="0"/>
+            <wp:docPr id="1790464400" name="Picture 1"/>
             <wp:cNvGraphicFramePr>
               <a:graphicFrameLocks xmlns:a="http://schemas.openxmlformats.org/drawingml/2006/main" noChangeAspect="1"/>
             </wp:cNvGraphicFramePr>
@@ -5362,36 +5079,23 @@
               <a:graphicData uri="http://schemas.openxmlformats.org/drawingml/2006/picture">
                 <pic:pic xmlns:pic="http://schemas.openxmlformats.org/drawingml/2006/picture">
                   <pic:nvPicPr>
-                    <pic:cNvPr id="0" name="Picture 13"/>
-                    <pic:cNvPicPr>
-                      <a:picLocks noChangeAspect="1" noChangeArrowheads="1"/>
-                    </pic:cNvPicPr>
+                    <pic:cNvPr id="1790464400" name=""/>
+                    <pic:cNvPicPr/>
                   </pic:nvPicPr>
                   <pic:blipFill>
-                    <a:blip r:embed="rId29" cstate="print">
-                      <a:extLst>
-                        <a:ext uri="{28A0092B-C50C-407E-A947-70E740481C1C}">
-                          <a14:useLocalDpi xmlns:a14="http://schemas.microsoft.com/office/drawing/2010/main" val="0"/>
-                        </a:ext>
-                      </a:extLst>
-                    </a:blip>
-                    <a:srcRect/>
+                    <a:blip r:embed="rId29"/>
                     <a:stretch>
                       <a:fillRect/>
                     </a:stretch>
                   </pic:blipFill>
-                  <pic:spPr bwMode="auto">
+                  <pic:spPr>
                     <a:xfrm>
                       <a:off x="0" y="0"/>
-                      <a:ext cx="5273675" cy="3422015"/>
+                      <a:ext cx="5278120" cy="2785745"/>
                     </a:xfrm>
                     <a:prstGeom prst="rect">
                       <a:avLst/>
                     </a:prstGeom>
-                    <a:noFill/>
-                    <a:ln>
-                      <a:noFill/>
-                    </a:ln>
                   </pic:spPr>
                 </pic:pic>
               </a:graphicData>
@@ -5403,125 +5107,463 @@
     <w:p>
       <w:pPr>
         <w:pStyle w:val="NoSpacing"/>
-        <w:rPr>
-          <w:rFonts w:ascii="Arial" w:hAnsi="Arial" w:cs="Arial"/>
-        </w:rPr>
-      </w:pPr>
-    </w:p>
-    <w:p>
-      <w:pPr>
-        <w:pStyle w:val="NoSpacing"/>
-        <w:rPr>
-          <w:rFonts w:ascii="Arial" w:hAnsi="Arial" w:cs="Arial"/>
-        </w:rPr>
-      </w:pPr>
-    </w:p>
-    <w:p>
-      <w:pPr>
-        <w:pStyle w:val="NoSpacing"/>
-        <w:rPr>
-          <w:rFonts w:ascii="Arial" w:hAnsi="Arial" w:cs="Arial"/>
-        </w:rPr>
-      </w:pPr>
-    </w:p>
-    <w:p>
-      <w:pPr>
-        <w:pStyle w:val="NoSpacing"/>
-        <w:rPr>
-          <w:rFonts w:ascii="Arial" w:hAnsi="Arial" w:cs="Arial"/>
-        </w:rPr>
-      </w:pPr>
-    </w:p>
-    <w:p>
-      <w:pPr>
-        <w:pStyle w:val="NoSpacing"/>
-        <w:rPr>
-          <w:rFonts w:ascii="Arial" w:hAnsi="Arial" w:cs="Arial"/>
-        </w:rPr>
-      </w:pPr>
-    </w:p>
-    <w:p>
-      <w:pPr>
-        <w:pStyle w:val="NoSpacing"/>
-        <w:rPr>
-          <w:rFonts w:ascii="Arial" w:hAnsi="Arial" w:cs="Arial"/>
-        </w:rPr>
-      </w:pPr>
-    </w:p>
-    <w:p>
-      <w:pPr>
-        <w:pStyle w:val="NoSpacing"/>
-        <w:rPr>
-          <w:rFonts w:ascii="Arial" w:hAnsi="Arial" w:cs="Arial"/>
-        </w:rPr>
-      </w:pPr>
-    </w:p>
-    <w:p>
-      <w:pPr>
-        <w:pStyle w:val="NoSpacing"/>
-        <w:rPr>
-          <w:rFonts w:ascii="Arial" w:hAnsi="Arial" w:cs="Arial"/>
-        </w:rPr>
-      </w:pPr>
-    </w:p>
-    <w:p>
-      <w:pPr>
-        <w:pStyle w:val="NoSpacing"/>
-        <w:rPr>
-          <w:rFonts w:ascii="Arial" w:hAnsi="Arial" w:cs="Arial"/>
-        </w:rPr>
-      </w:pPr>
-    </w:p>
-    <w:p>
-      <w:pPr>
-        <w:pStyle w:val="NoSpacing"/>
-        <w:rPr>
-          <w:rFonts w:ascii="Arial" w:hAnsi="Arial" w:cs="Arial"/>
-        </w:rPr>
-      </w:pPr>
-    </w:p>
-    <w:p>
-      <w:pPr>
-        <w:pStyle w:val="NoSpacing"/>
-        <w:rPr>
-          <w:rFonts w:ascii="Arial" w:hAnsi="Arial" w:cs="Arial"/>
-        </w:rPr>
-      </w:pPr>
-    </w:p>
-    <w:p>
-      <w:pPr>
-        <w:pStyle w:val="NoSpacing"/>
-        <w:rPr>
-          <w:rFonts w:ascii="Arial" w:hAnsi="Arial" w:cs="Arial"/>
-        </w:rPr>
-      </w:pPr>
-    </w:p>
-    <w:p>
-      <w:pPr>
-        <w:pStyle w:val="NoSpacing"/>
-        <w:rPr>
-          <w:rFonts w:ascii="Arial" w:hAnsi="Arial" w:cs="Arial"/>
-        </w:rPr>
-      </w:pPr>
-    </w:p>
-    <w:p>
-      <w:pPr>
-        <w:pStyle w:val="NoSpacing"/>
-        <w:jc w:val="center"/>
-        <w:rPr>
-          <w:rFonts w:ascii="Arial" w:hAnsi="Arial" w:cs="Arial"/>
-        </w:rPr>
-      </w:pPr>
-      <w:r>
-        <w:rPr>
-          <w:rFonts w:ascii="Arial" w:hAnsi="Arial" w:cs="Arial"/>
-        </w:rPr>
-        <w:t>Especificamente analizando para un tilt pequeño (3°)</w:t>
-      </w:r>
-    </w:p>
-    <w:p>
-      <w:pPr>
-        <w:pStyle w:val="NoSpacing"/>
+        <w:jc w:val="both"/>
+        <w:rPr>
+          <w:rFonts w:ascii="Arial" w:hAnsi="Arial" w:cs="Arial"/>
+        </w:rPr>
+      </w:pPr>
+      <w:r>
+        <w:rPr>
+          <w:rFonts w:ascii="Arial" w:hAnsi="Arial" w:cs="Arial"/>
+        </w:rPr>
+        <w:t>Cobertura</w:t>
+      </w:r>
+      <w:r>
+        <w:rPr>
+          <w:rFonts w:ascii="Arial" w:hAnsi="Arial" w:cs="Arial"/>
+        </w:rPr>
+        <w:t xml:space="preserve"> </w:t>
+      </w:r>
+      <w:r>
+        <w:rPr>
+          <w:rFonts w:ascii="Arial" w:hAnsi="Arial" w:cs="Arial"/>
+        </w:rPr>
+        <w:t>3D</w:t>
+      </w:r>
+      <w:r>
+        <w:rPr>
+          <w:rFonts w:ascii="Arial" w:hAnsi="Arial" w:cs="Arial"/>
+        </w:rPr>
+        <w:t xml:space="preserve"> </w:t>
+      </w:r>
+      <w:r>
+        <w:rPr>
+          <w:rFonts w:ascii="Arial" w:hAnsi="Arial" w:cs="Arial"/>
+        </w:rPr>
+        <w:t>del conjunto</w:t>
+      </w:r>
+      <w:r>
+        <w:rPr>
+          <w:rFonts w:ascii="Arial" w:hAnsi="Arial" w:cs="Arial"/>
+        </w:rPr>
+        <w:t xml:space="preserve"> </w:t>
+      </w:r>
+      <w:r>
+        <w:rPr>
+          <w:rFonts w:ascii="Arial" w:hAnsi="Arial" w:cs="Arial"/>
+        </w:rPr>
+        <w:t>de</w:t>
+      </w:r>
+      <w:r>
+        <w:rPr>
+          <w:rFonts w:ascii="Arial" w:hAnsi="Arial" w:cs="Arial"/>
+        </w:rPr>
+        <w:t xml:space="preserve"> </w:t>
+      </w:r>
+      <w:r>
+        <w:rPr>
+          <w:rFonts w:ascii="Arial" w:hAnsi="Arial" w:cs="Arial"/>
+        </w:rPr>
+        <w:t>K=9</w:t>
+      </w:r>
+      <w:r>
+        <w:rPr>
+          <w:rFonts w:ascii="Arial" w:hAnsi="Arial" w:cs="Arial"/>
+        </w:rPr>
+        <w:t xml:space="preserve"> </w:t>
+      </w:r>
+      <w:r>
+        <w:rPr>
+          <w:rFonts w:ascii="Arial" w:hAnsi="Arial" w:cs="Arial"/>
+        </w:rPr>
+        <w:t>normales</w:t>
+      </w:r>
+      <w:r>
+        <w:rPr>
+          <w:rFonts w:ascii="Arial" w:hAnsi="Arial" w:cs="Arial"/>
+        </w:rPr>
+        <w:t xml:space="preserve"> </w:t>
+      </w:r>
+      <w:r>
+        <w:rPr>
+          <w:rFonts w:ascii="Arial" w:hAnsi="Arial" w:cs="Arial"/>
+        </w:rPr>
+        <w:t>y</w:t>
+      </w:r>
+      <w:r>
+        <w:rPr>
+          <w:rFonts w:ascii="Arial" w:hAnsi="Arial" w:cs="Arial"/>
+        </w:rPr>
+        <w:t xml:space="preserve"> l</w:t>
+      </w:r>
+      <w:r>
+        <w:rPr>
+          <w:rFonts w:ascii="Arial" w:hAnsi="Arial" w:cs="Arial"/>
+        </w:rPr>
+        <w:t>ímite</w:t>
+      </w:r>
+      <w:r>
+        <w:rPr>
+          <w:rFonts w:ascii="Arial" w:hAnsi="Arial" w:cs="Arial"/>
+        </w:rPr>
+        <w:t xml:space="preserve"> </w:t>
+      </w:r>
+      <w:r>
+        <w:rPr>
+          <w:rFonts w:ascii="Arial" w:hAnsi="Arial" w:cs="Arial"/>
+        </w:rPr>
+        <w:t>geométrico</w:t>
+      </w:r>
+      <w:r>
+        <w:rPr>
+          <w:rFonts w:ascii="Arial" w:hAnsi="Arial" w:cs="Arial"/>
+        </w:rPr>
+        <w:t xml:space="preserve"> </w:t>
+      </w:r>
+      <w:r>
+        <w:rPr>
+          <w:rFonts w:ascii="Arial" w:hAnsi="Arial" w:cs="Arial"/>
+        </w:rPr>
+        <w:t>optimista</w:t>
+      </w:r>
+      <w:r>
+        <w:rPr>
+          <w:rFonts w:ascii="Arial" w:hAnsi="Arial" w:cs="Arial"/>
+        </w:rPr>
+        <w:t xml:space="preserve"> </w:t>
+      </w:r>
+      <w:r>
+        <w:rPr>
+          <w:rFonts w:ascii="Arial" w:hAnsi="Arial" w:cs="Arial"/>
+        </w:rPr>
+        <w:t>con</w:t>
+      </w:r>
+      <w:r>
+        <w:rPr>
+          <w:rFonts w:ascii="Arial" w:hAnsi="Arial" w:cs="Arial"/>
+        </w:rPr>
+        <w:t xml:space="preserve"> </w:t>
+      </w:r>
+      <w:r>
+        <w:rPr>
+          <w:rFonts w:ascii="Arial" w:hAnsi="Arial" w:cs="Arial"/>
+        </w:rPr>
+        <w:t xml:space="preserve">los mismos </w:t>
+      </w:r>
+      <w:r>
+        <w:rPr>
+          <w:rFonts w:ascii="Arial" w:hAnsi="Arial" w:cs="Arial"/>
+        </w:rPr>
+        <w:t>l</w:t>
+      </w:r>
+      <w:r>
+        <w:rPr>
+          <w:rFonts w:ascii="Arial" w:hAnsi="Arial" w:cs="Arial"/>
+        </w:rPr>
+        <w:t>ímites</w:t>
+      </w:r>
+      <w:r>
+        <w:rPr>
+          <w:rFonts w:ascii="Arial" w:hAnsi="Arial" w:cs="Arial"/>
+        </w:rPr>
+        <w:t xml:space="preserve"> </w:t>
+      </w:r>
+      <w:r>
+        <w:rPr>
+          <w:rFonts w:ascii="Arial" w:hAnsi="Arial" w:cs="Arial"/>
+        </w:rPr>
+        <w:t>angulares.</w:t>
+      </w:r>
+      <w:r>
+        <w:rPr>
+          <w:rFonts w:ascii="Arial" w:hAnsi="Arial" w:cs="Arial"/>
+        </w:rPr>
+        <w:t xml:space="preserve"> </w:t>
+      </w:r>
+      <w:r>
+        <w:rPr>
+          <w:rFonts w:ascii="Arial" w:hAnsi="Arial" w:cs="Arial"/>
+        </w:rPr>
+        <w:t>La</w:t>
+      </w:r>
+      <w:r>
+        <w:rPr>
+          <w:rFonts w:ascii="Arial" w:hAnsi="Arial" w:cs="Arial"/>
+        </w:rPr>
+        <w:t xml:space="preserve"> </w:t>
+      </w:r>
+      <w:r>
+        <w:rPr>
+          <w:rFonts w:ascii="Arial" w:hAnsi="Arial" w:cs="Arial"/>
+        </w:rPr>
+        <w:t>diferencia</w:t>
+      </w:r>
+      <w:r>
+        <w:rPr>
+          <w:rFonts w:ascii="Arial" w:hAnsi="Arial" w:cs="Arial"/>
+        </w:rPr>
+        <w:t xml:space="preserve"> </w:t>
+      </w:r>
+      <w:r>
+        <w:rPr>
+          <w:rFonts w:ascii="Arial" w:hAnsi="Arial" w:cs="Arial"/>
+        </w:rPr>
+        <w:t>muestra</w:t>
+      </w:r>
+      <w:r>
+        <w:rPr>
+          <w:rFonts w:ascii="Arial" w:hAnsi="Arial" w:cs="Arial"/>
+        </w:rPr>
+        <w:t xml:space="preserve"> </w:t>
+      </w:r>
+      <w:r>
+        <w:rPr>
+          <w:rFonts w:ascii="Arial" w:hAnsi="Arial" w:cs="Arial"/>
+        </w:rPr>
+        <w:t>cuánto</w:t>
+      </w:r>
+      <w:r>
+        <w:rPr>
+          <w:rFonts w:ascii="Arial" w:hAnsi="Arial" w:cs="Arial"/>
+        </w:rPr>
+        <w:t xml:space="preserve"> </w:t>
+      </w:r>
+      <w:r>
+        <w:rPr>
+          <w:rFonts w:ascii="Arial" w:hAnsi="Arial" w:cs="Arial"/>
+        </w:rPr>
+        <w:t>queda</w:t>
+      </w:r>
+      <w:r>
+        <w:rPr>
+          <w:rFonts w:ascii="Arial" w:hAnsi="Arial" w:cs="Arial"/>
+        </w:rPr>
+        <w:t xml:space="preserve"> </w:t>
+      </w:r>
+      <w:r>
+        <w:rPr>
+          <w:rFonts w:ascii="Arial" w:hAnsi="Arial" w:cs="Arial"/>
+        </w:rPr>
+        <w:t>por</w:t>
+      </w:r>
+      <w:r>
+        <w:rPr>
+          <w:rFonts w:ascii="Arial" w:hAnsi="Arial" w:cs="Arial"/>
+        </w:rPr>
+        <w:t xml:space="preserve"> </w:t>
+      </w:r>
+      <w:r>
+        <w:rPr>
+          <w:rFonts w:ascii="Arial" w:hAnsi="Arial" w:cs="Arial"/>
+        </w:rPr>
+        <w:t>perder</w:t>
+      </w:r>
+      <w:r>
+        <w:rPr>
+          <w:rFonts w:ascii="Arial" w:hAnsi="Arial" w:cs="Arial"/>
+        </w:rPr>
+        <w:t xml:space="preserve"> </w:t>
+      </w:r>
+      <w:r>
+        <w:rPr>
+          <w:rFonts w:ascii="Arial" w:hAnsi="Arial" w:cs="Arial"/>
+        </w:rPr>
+        <w:t>debido</w:t>
+      </w:r>
+      <w:r>
+        <w:rPr>
+          <w:rFonts w:ascii="Arial" w:hAnsi="Arial" w:cs="Arial"/>
+        </w:rPr>
+        <w:t xml:space="preserve"> </w:t>
+      </w:r>
+      <w:r>
+        <w:rPr>
+          <w:rFonts w:ascii="Arial" w:hAnsi="Arial" w:cs="Arial"/>
+        </w:rPr>
+        <w:t>a</w:t>
+      </w:r>
+      <w:r>
+        <w:rPr>
+          <w:rFonts w:ascii="Arial" w:hAnsi="Arial" w:cs="Arial"/>
+        </w:rPr>
+        <w:t xml:space="preserve"> </w:t>
+      </w:r>
+      <w:r>
+        <w:rPr>
+          <w:rFonts w:ascii="Arial" w:hAnsi="Arial" w:cs="Arial"/>
+        </w:rPr>
+        <w:t>un</w:t>
+      </w:r>
+      <w:r>
+        <w:rPr>
+          <w:rFonts w:ascii="Arial" w:hAnsi="Arial" w:cs="Arial"/>
+        </w:rPr>
+        <w:t xml:space="preserve"> </w:t>
+      </w:r>
+      <w:r>
+        <w:rPr>
+          <w:rFonts w:ascii="Arial" w:hAnsi="Arial" w:cs="Arial"/>
+        </w:rPr>
+        <w:t>conjunto finito</w:t>
+      </w:r>
+      <w:r>
+        <w:rPr>
+          <w:rFonts w:ascii="Arial" w:hAnsi="Arial" w:cs="Arial"/>
+        </w:rPr>
+        <w:t xml:space="preserve"> </w:t>
+      </w:r>
+      <w:r>
+        <w:rPr>
+          <w:rFonts w:ascii="Arial" w:hAnsi="Arial" w:cs="Arial"/>
+        </w:rPr>
+        <w:t>de</w:t>
+      </w:r>
+      <w:r>
+        <w:rPr>
+          <w:rFonts w:ascii="Arial" w:hAnsi="Arial" w:cs="Arial"/>
+        </w:rPr>
+        <w:t xml:space="preserve"> </w:t>
+      </w:r>
+      <w:r>
+        <w:rPr>
+          <w:rFonts w:ascii="Arial" w:hAnsi="Arial" w:cs="Arial"/>
+        </w:rPr>
+        <w:t>orientaciones.</w:t>
+      </w:r>
+      <w:r>
+        <w:rPr>
+          <w:rFonts w:ascii="Arial" w:hAnsi="Arial" w:cs="Arial"/>
+        </w:rPr>
+        <w:t xml:space="preserve"> </w:t>
+      </w:r>
+      <w:r>
+        <w:rPr>
+          <w:rFonts w:ascii="Arial" w:hAnsi="Arial" w:cs="Arial"/>
+        </w:rPr>
+        <w:t>Con</w:t>
+      </w:r>
+      <w:r>
+        <w:rPr>
+          <w:rFonts w:ascii="Arial" w:hAnsi="Arial" w:cs="Arial"/>
+        </w:rPr>
+        <w:t xml:space="preserve"> </w:t>
+      </w:r>
+      <w:r>
+        <w:rPr>
+          <w:rFonts w:ascii="Arial" w:hAnsi="Arial" w:cs="Arial"/>
+        </w:rPr>
+        <w:t>tilt</w:t>
+      </w:r>
+      <w:r>
+        <w:rPr>
+          <w:rFonts w:ascii="Arial" w:hAnsi="Arial" w:cs="Arial"/>
+        </w:rPr>
+        <w:t xml:space="preserve"> </w:t>
+      </w:r>
+      <w:r>
+        <w:rPr>
+          <w:rFonts w:ascii="Arial" w:hAnsi="Arial" w:cs="Arial"/>
+        </w:rPr>
+        <w:t>cero</w:t>
+      </w:r>
+      <w:r>
+        <w:rPr>
+          <w:rFonts w:ascii="Arial" w:hAnsi="Arial" w:cs="Arial"/>
+        </w:rPr>
+        <w:t xml:space="preserve"> </w:t>
+      </w:r>
+      <w:r>
+        <w:rPr>
+          <w:rFonts w:ascii="Arial" w:hAnsi="Arial" w:cs="Arial"/>
+        </w:rPr>
+        <w:t>ninguna</w:t>
+      </w:r>
+      <w:r>
+        <w:rPr>
+          <w:rFonts w:ascii="Arial" w:hAnsi="Arial" w:cs="Arial"/>
+        </w:rPr>
+        <w:t xml:space="preserve"> </w:t>
+      </w:r>
+      <w:r>
+        <w:rPr>
+          <w:rFonts w:ascii="Arial" w:hAnsi="Arial" w:cs="Arial"/>
+        </w:rPr>
+        <w:t>cantidad</w:t>
+      </w:r>
+      <w:r>
+        <w:rPr>
+          <w:rFonts w:ascii="Arial" w:hAnsi="Arial" w:cs="Arial"/>
+        </w:rPr>
+        <w:t xml:space="preserve"> </w:t>
+      </w:r>
+      <w:r>
+        <w:rPr>
+          <w:rFonts w:ascii="Arial" w:hAnsi="Arial" w:cs="Arial"/>
+        </w:rPr>
+        <w:t>de</w:t>
+      </w:r>
+      <w:r>
+        <w:rPr>
+          <w:rFonts w:ascii="Arial" w:hAnsi="Arial" w:cs="Arial"/>
+        </w:rPr>
+        <w:t xml:space="preserve"> </w:t>
+      </w:r>
+      <w:r>
+        <w:rPr>
+          <w:rFonts w:ascii="Arial" w:hAnsi="Arial" w:cs="Arial"/>
+        </w:rPr>
+        <w:t>muestras</w:t>
+      </w:r>
+      <w:r>
+        <w:rPr>
+          <w:rFonts w:ascii="Arial" w:hAnsi="Arial" w:cs="Arial"/>
+        </w:rPr>
+        <w:t xml:space="preserve"> </w:t>
+      </w:r>
+      <w:r>
+        <w:rPr>
+          <w:rFonts w:ascii="Arial" w:hAnsi="Arial" w:cs="Arial"/>
+        </w:rPr>
+        <w:t>identifica</w:t>
+      </w:r>
+      <w:r>
+        <w:rPr>
+          <w:rFonts w:ascii="Arial" w:hAnsi="Arial" w:cs="Arial"/>
+        </w:rPr>
+        <w:t xml:space="preserve"> </w:t>
+      </w:r>
+      <w:r>
+        <w:rPr>
+          <w:rFonts w:ascii="Arial" w:hAnsi="Arial" w:cs="Arial"/>
+        </w:rPr>
+        <w:t>tres</w:t>
+      </w:r>
+      <w:r>
+        <w:rPr>
+          <w:rFonts w:ascii="Arial" w:hAnsi="Arial" w:cs="Arial"/>
+        </w:rPr>
+        <w:t xml:space="preserve"> </w:t>
+      </w:r>
+      <w:r>
+        <w:rPr>
+          <w:rFonts w:ascii="Arial" w:hAnsi="Arial" w:cs="Arial"/>
+        </w:rPr>
+        <w:t>coordenadas.</w:t>
+      </w:r>
+    </w:p>
+    <w:p>
+      <w:pPr>
+        <w:pStyle w:val="NoSpacing"/>
+        <w:jc w:val="both"/>
+        <w:rPr>
+          <w:rFonts w:ascii="Arial" w:hAnsi="Arial" w:cs="Arial"/>
+        </w:rPr>
+      </w:pPr>
+    </w:p>
+    <w:p>
+      <w:pPr>
+        <w:pStyle w:val="NoSpacing"/>
+        <w:jc w:val="both"/>
         <w:rPr>
           <w:rFonts w:ascii="Arial" w:hAnsi="Arial" w:cs="Arial"/>
         </w:rPr>
@@ -6153,6 +6195,7 @@
         <w:rPr>
           <w:rFonts w:ascii="Arial" w:hAnsi="Arial" w:cs="Arial"/>
         </w:rPr>
+        <w:lastRenderedPageBreak/>
         <w:t>área</w:t>
       </w:r>
       <w:r>
@@ -6384,7 +6427,6 @@
         <w:rPr>
           <w:rFonts w:ascii="Arial" w:hAnsi="Arial" w:cs="Arial"/>
         </w:rPr>
-        <w:lastRenderedPageBreak/>
         <w:drawing>
           <wp:inline distT="0" distB="0" distL="0" distR="0" wp14:anchorId="0D75476C" wp14:editId="4BE70748">
             <wp:extent cx="5273040" cy="1907540"/>
@@ -6914,6 +6956,144 @@
           <w:rFonts w:ascii="Arial" w:hAnsi="Arial" w:cs="Arial"/>
         </w:rPr>
       </w:pPr>
+      <w:r>
+        <w:rPr>
+          <w:rFonts w:ascii="Arial" w:hAnsi="Arial" w:cs="Arial"/>
+        </w:rPr>
+        <w:t>Metodología:</w:t>
+      </w:r>
+    </w:p>
+    <w:p>
+      <w:pPr>
+        <w:pStyle w:val="NoSpacing"/>
+        <w:rPr>
+          <w:rFonts w:ascii="Arial" w:hAnsi="Arial" w:cs="Arial"/>
+        </w:rPr>
+      </w:pPr>
+    </w:p>
+    <w:p>
+      <w:pPr>
+        <w:pStyle w:val="NoSpacing"/>
+        <w:rPr>
+          <w:rFonts w:ascii="Arial" w:hAnsi="Arial" w:cs="Arial"/>
+        </w:rPr>
+      </w:pPr>
+      <w:r>
+        <w:rPr>
+          <w:rFonts w:ascii="Arial" w:hAnsi="Arial" w:cs="Arial"/>
+        </w:rPr>
+        <w:t>Esquema - - -&gt; Derivación del FIM 3D</w:t>
+      </w:r>
+    </w:p>
+    <w:p>
+      <w:pPr>
+        <w:pStyle w:val="NoSpacing"/>
+        <w:rPr>
+          <w:rFonts w:ascii="Arial" w:hAnsi="Arial" w:cs="Arial"/>
+        </w:rPr>
+      </w:pPr>
+    </w:p>
+    <w:p>
+      <w:pPr>
+        <w:pStyle w:val="NoSpacing"/>
+        <w:rPr>
+          <w:rFonts w:ascii="Arial" w:hAnsi="Arial" w:cs="Arial"/>
+        </w:rPr>
+      </w:pPr>
+      <w:r>
+        <w:rPr>
+          <w:rFonts w:ascii="Arial" w:hAnsi="Arial" w:cs="Arial"/>
+        </w:rPr>
+        <w:t>Parametros empleados en la simulación</w:t>
+      </w:r>
+    </w:p>
+    <w:p>
+      <w:pPr>
+        <w:pStyle w:val="NoSpacing"/>
+        <w:rPr>
+          <w:rFonts w:ascii="Arial" w:hAnsi="Arial" w:cs="Arial"/>
+        </w:rPr>
+      </w:pPr>
+    </w:p>
+    <w:p>
+      <w:pPr>
+        <w:pStyle w:val="NoSpacing"/>
+        <w:rPr>
+          <w:rFonts w:ascii="Arial" w:hAnsi="Arial" w:cs="Arial"/>
+        </w:rPr>
+      </w:pPr>
+      <w:r>
+        <w:rPr>
+          <w:rFonts w:ascii="Arial" w:hAnsi="Arial" w:cs="Arial"/>
+        </w:rPr>
+        <w:t>Resultados:</w:t>
+      </w:r>
+    </w:p>
+    <w:p>
+      <w:pPr>
+        <w:pStyle w:val="NoSpacing"/>
+        <w:rPr>
+          <w:rFonts w:ascii="Arial" w:hAnsi="Arial" w:cs="Arial"/>
+        </w:rPr>
+      </w:pPr>
+    </w:p>
+    <w:p>
+      <w:pPr>
+        <w:pStyle w:val="NoSpacing"/>
+        <w:rPr>
+          <w:rFonts w:ascii="Arial" w:hAnsi="Arial" w:cs="Arial"/>
+        </w:rPr>
+      </w:pPr>
+      <w:r>
+        <w:rPr>
+          <w:rFonts w:ascii="Arial" w:hAnsi="Arial" w:cs="Arial"/>
+        </w:rPr>
+        <w:t>Analisis en general</w:t>
+      </w:r>
+    </w:p>
+    <w:p>
+      <w:pPr>
+        <w:pStyle w:val="NoSpacing"/>
+        <w:rPr>
+          <w:rFonts w:ascii="Arial" w:hAnsi="Arial" w:cs="Arial"/>
+        </w:rPr>
+      </w:pPr>
+    </w:p>
+    <w:p>
+      <w:pPr>
+        <w:pStyle w:val="NoSpacing"/>
+        <w:rPr>
+          <w:rFonts w:ascii="Arial" w:hAnsi="Arial" w:cs="Arial"/>
+        </w:rPr>
+      </w:pPr>
+      <w:r>
+        <w:rPr>
+          <w:rFonts w:ascii="Arial" w:hAnsi="Arial" w:cs="Arial"/>
+        </w:rPr>
+        <w:t>Analisis para tilt = 3°</w:t>
+      </w:r>
+    </w:p>
+    <w:p>
+      <w:pPr>
+        <w:pStyle w:val="NoSpacing"/>
+        <w:rPr>
+          <w:rFonts w:ascii="Arial" w:hAnsi="Arial" w:cs="Arial"/>
+        </w:rPr>
+      </w:pPr>
+    </w:p>
+    <w:p>
+      <w:pPr>
+        <w:pStyle w:val="NoSpacing"/>
+        <w:rPr>
+          <w:rFonts w:ascii="Arial" w:hAnsi="Arial" w:cs="Arial"/>
+        </w:rPr>
+      </w:pPr>
+      <w:r>
+        <w:rPr>
+          <w:rFonts w:ascii="Arial" w:hAnsi="Arial" w:cs="Arial"/>
+        </w:rPr>
+        <w:t>Analisis para tilt = 20°</w:t>
+      </w:r>
     </w:p>
     <w:sectPr>
       <w:pgSz w:w="11906" w:h="16838" w:code="9"/>
@@ -8114,6 +8294,18 @@
       <w:color w:val="666666"/>
     </w:rPr>
   </w:style>
+  <w:style w:type="character" w:styleId="FollowedHyperlink">
+    <w:name w:val="FollowedHyperlink"/>
+    <w:basedOn w:val="DefaultParagraphFont"/>
+    <w:uiPriority w:val="99"/>
+    <w:semiHidden/>
+    <w:unhideWhenUsed/>
+    <w:rsid w:val="00C77474"/>
+    <w:rPr>
+      <w:color w:val="96607D" w:themeColor="followedHyperlink"/>
+      <w:u w:val="single"/>
+    </w:rPr>
+  </w:style>
 </w:styles>
 </file>
 
